--- a/iOS网页零日漏洞分析报告.docx
+++ b/iOS网页零日漏洞分析报告.docx
@@ -480,7 +480,7 @@
         <w:rPr>
           <w:noProof/>
         </w:rPr>
-        <w:instrText xml:space="preserve"> PAGEREF _Toc242112176 \h </w:instrText>
+        <w:instrText xml:space="preserve"> PAGEREF _Toc242180328 \h </w:instrText>
       </w:r>
       <w:r>
         <w:rPr>
@@ -547,7 +547,7 @@
         <w:rPr>
           <w:noProof/>
         </w:rPr>
-        <w:instrText xml:space="preserve"> PAGEREF _Toc242112177 \h </w:instrText>
+        <w:instrText xml:space="preserve"> PAGEREF _Toc242180329 \h </w:instrText>
       </w:r>
       <w:r>
         <w:rPr>
@@ -632,7 +632,7 @@
         <w:rPr>
           <w:noProof/>
         </w:rPr>
-        <w:instrText xml:space="preserve"> PAGEREF _Toc242112178 \h </w:instrText>
+        <w:instrText xml:space="preserve"> PAGEREF _Toc242180330 \h </w:instrText>
       </w:r>
       <w:r>
         <w:rPr>
@@ -699,7 +699,7 @@
         <w:rPr>
           <w:noProof/>
         </w:rPr>
-        <w:instrText xml:space="preserve"> PAGEREF _Toc242112179 \h </w:instrText>
+        <w:instrText xml:space="preserve"> PAGEREF _Toc242180331 \h </w:instrText>
       </w:r>
       <w:r>
         <w:rPr>
@@ -766,7 +766,7 @@
         <w:rPr>
           <w:noProof/>
         </w:rPr>
-        <w:instrText xml:space="preserve"> PAGEREF _Toc242112180 \h </w:instrText>
+        <w:instrText xml:space="preserve"> PAGEREF _Toc242180332 \h </w:instrText>
       </w:r>
       <w:r>
         <w:rPr>
@@ -845,7 +845,7 @@
         <w:rPr>
           <w:noProof/>
         </w:rPr>
-        <w:instrText xml:space="preserve"> PAGEREF _Toc242112181 \h </w:instrText>
+        <w:instrText xml:space="preserve"> PAGEREF _Toc242180333 \h </w:instrText>
       </w:r>
       <w:r>
         <w:rPr>
@@ -930,7 +930,7 @@
         <w:rPr>
           <w:noProof/>
         </w:rPr>
-        <w:instrText xml:space="preserve"> PAGEREF _Toc242112182 \h </w:instrText>
+        <w:instrText xml:space="preserve"> PAGEREF _Toc242180334 \h </w:instrText>
       </w:r>
       <w:r>
         <w:rPr>
@@ -979,13 +979,19 @@
         <w:rPr>
           <w:noProof/>
         </w:rPr>
-        <w:t>：维吾尔语网站水坑中的</w:t>
-      </w:r>
-      <w:r>
-        <w:rPr>
-          <w:noProof/>
-        </w:rPr>
-        <w:t xml:space="preserve"> WebKit UAF</w:t>
+        <w:t>：水坑投递中的</w:t>
+      </w:r>
+      <w:r>
+        <w:rPr>
+          <w:noProof/>
+        </w:rPr>
+        <w:t xml:space="preserve"> WebKit </w:t>
+      </w:r>
+      <w:r>
+        <w:rPr>
+          <w:noProof/>
+        </w:rPr>
+        <w:t>内存破坏（紧急修复）</w:t>
       </w:r>
       <w:r>
         <w:rPr>
@@ -1003,7 +1009,7 @@
         <w:rPr>
           <w:noProof/>
         </w:rPr>
-        <w:instrText xml:space="preserve"> PAGEREF _Toc242112183 \h </w:instrText>
+        <w:instrText xml:space="preserve"> PAGEREF _Toc242180335 \h </w:instrText>
       </w:r>
       <w:r>
         <w:rPr>
@@ -1094,7 +1100,7 @@
         <w:rPr>
           <w:noProof/>
         </w:rPr>
-        <w:instrText xml:space="preserve"> PAGEREF _Toc242112184 \h </w:instrText>
+        <w:instrText xml:space="preserve"> PAGEREF _Toc242180336 \h </w:instrText>
       </w:r>
       <w:r>
         <w:rPr>
@@ -1179,7 +1185,7 @@
         <w:rPr>
           <w:noProof/>
         </w:rPr>
-        <w:instrText xml:space="preserve"> PAGEREF _Toc242112185 \h </w:instrText>
+        <w:instrText xml:space="preserve"> PAGEREF _Toc242180337 \h </w:instrText>
       </w:r>
       <w:r>
         <w:rPr>
@@ -1270,7 +1276,7 @@
         <w:rPr>
           <w:noProof/>
         </w:rPr>
-        <w:instrText xml:space="preserve"> PAGEREF _Toc242112186 \h </w:instrText>
+        <w:instrText xml:space="preserve"> PAGEREF _Toc242180338 \h </w:instrText>
       </w:r>
       <w:r>
         <w:rPr>
@@ -1349,7 +1355,7 @@
         <w:rPr>
           <w:noProof/>
         </w:rPr>
-        <w:instrText xml:space="preserve"> PAGEREF _Toc242112187 \h </w:instrText>
+        <w:instrText xml:space="preserve"> PAGEREF _Toc242180339 \h </w:instrText>
       </w:r>
       <w:r>
         <w:rPr>
@@ -1434,7 +1440,7 @@
         <w:rPr>
           <w:noProof/>
         </w:rPr>
-        <w:instrText xml:space="preserve"> PAGEREF _Toc242112188 \h </w:instrText>
+        <w:instrText xml:space="preserve"> PAGEREF _Toc242180340 \h </w:instrText>
       </w:r>
       <w:r>
         <w:rPr>
@@ -1513,7 +1519,7 @@
         <w:rPr>
           <w:noProof/>
         </w:rPr>
-        <w:instrText xml:space="preserve"> PAGEREF _Toc242112189 \h </w:instrText>
+        <w:instrText xml:space="preserve"> PAGEREF _Toc242180341 \h </w:instrText>
       </w:r>
       <w:r>
         <w:rPr>
@@ -1604,7 +1610,7 @@
         <w:rPr>
           <w:noProof/>
         </w:rPr>
-        <w:instrText xml:space="preserve"> PAGEREF _Toc242112190 \h </w:instrText>
+        <w:instrText xml:space="preserve"> PAGEREF _Toc242180342 \h </w:instrText>
       </w:r>
       <w:r>
         <w:rPr>
@@ -1683,7 +1689,7 @@
         <w:rPr>
           <w:noProof/>
         </w:rPr>
-        <w:instrText xml:space="preserve"> PAGEREF _Toc242112191 \h </w:instrText>
+        <w:instrText xml:space="preserve"> PAGEREF _Toc242180343 \h </w:instrText>
       </w:r>
       <w:r>
         <w:rPr>
@@ -1762,7 +1768,7 @@
         <w:rPr>
           <w:noProof/>
         </w:rPr>
-        <w:instrText xml:space="preserve"> PAGEREF _Toc242112192 \h </w:instrText>
+        <w:instrText xml:space="preserve"> PAGEREF _Toc242180344 \h </w:instrText>
       </w:r>
       <w:r>
         <w:rPr>
@@ -1865,7 +1871,7 @@
         <w:rPr>
           <w:noProof/>
         </w:rPr>
-        <w:instrText xml:space="preserve"> PAGEREF _Toc242112193 \h </w:instrText>
+        <w:instrText xml:space="preserve"> PAGEREF _Toc242180345 \h </w:instrText>
       </w:r>
       <w:r>
         <w:rPr>
@@ -1944,7 +1950,7 @@
         <w:rPr>
           <w:noProof/>
         </w:rPr>
-        <w:instrText xml:space="preserve"> PAGEREF _Toc242112194 \h </w:instrText>
+        <w:instrText xml:space="preserve"> PAGEREF _Toc242180346 \h </w:instrText>
       </w:r>
       <w:r>
         <w:rPr>
@@ -2005,7 +2011,7 @@
         <w:rPr>
           <w:noProof/>
         </w:rPr>
-        <w:instrText xml:space="preserve"> PAGEREF _Toc242112195 \h </w:instrText>
+        <w:instrText xml:space="preserve"> PAGEREF _Toc242180347 \h </w:instrText>
       </w:r>
       <w:r>
         <w:rPr>
@@ -2078,7 +2084,7 @@
         <w:rPr>
           <w:noProof/>
         </w:rPr>
-        <w:instrText xml:space="preserve"> PAGEREF _Toc242112196 \h </w:instrText>
+        <w:instrText xml:space="preserve"> PAGEREF _Toc242180348 \h </w:instrText>
       </w:r>
       <w:r>
         <w:rPr>
@@ -2145,7 +2151,7 @@
         <w:rPr>
           <w:noProof/>
         </w:rPr>
-        <w:instrText xml:space="preserve"> PAGEREF _Toc242112197 \h </w:instrText>
+        <w:instrText xml:space="preserve"> PAGEREF _Toc242180349 \h </w:instrText>
       </w:r>
       <w:r>
         <w:rPr>
@@ -2212,7 +2218,7 @@
         <w:rPr>
           <w:noProof/>
         </w:rPr>
-        <w:instrText xml:space="preserve"> PAGEREF _Toc242112198 \h </w:instrText>
+        <w:instrText xml:space="preserve"> PAGEREF _Toc242180350 \h </w:instrText>
       </w:r>
       <w:r>
         <w:rPr>
@@ -2279,7 +2285,7 @@
         <w:rPr>
           <w:noProof/>
         </w:rPr>
-        <w:instrText xml:space="preserve"> PAGEREF _Toc242112199 \h </w:instrText>
+        <w:instrText xml:space="preserve"> PAGEREF _Toc242180351 \h </w:instrText>
       </w:r>
       <w:r>
         <w:rPr>
@@ -2340,7 +2346,7 @@
         <w:rPr>
           <w:noProof/>
         </w:rPr>
-        <w:instrText xml:space="preserve"> PAGEREF _Toc242112200 \h </w:instrText>
+        <w:instrText xml:space="preserve"> PAGEREF _Toc242180352 \h </w:instrText>
       </w:r>
       <w:r>
         <w:rPr>
@@ -2407,7 +2413,7 @@
         <w:rPr>
           <w:noProof/>
         </w:rPr>
-        <w:instrText xml:space="preserve"> PAGEREF _Toc242112201 \h </w:instrText>
+        <w:instrText xml:space="preserve"> PAGEREF _Toc242180353 \h </w:instrText>
       </w:r>
       <w:r>
         <w:rPr>
@@ -2474,7 +2480,7 @@
         <w:rPr>
           <w:noProof/>
         </w:rPr>
-        <w:instrText xml:space="preserve"> PAGEREF _Toc242112202 \h </w:instrText>
+        <w:instrText xml:space="preserve"> PAGEREF _Toc242180354 \h </w:instrText>
       </w:r>
       <w:r>
         <w:rPr>
@@ -2553,7 +2559,7 @@
         <w:rPr>
           <w:noProof/>
         </w:rPr>
-        <w:instrText xml:space="preserve"> PAGEREF _Toc242112203 \h </w:instrText>
+        <w:instrText xml:space="preserve"> PAGEREF _Toc242180355 \h </w:instrText>
       </w:r>
       <w:r>
         <w:rPr>
@@ -2620,7 +2626,7 @@
         <w:rPr>
           <w:noProof/>
         </w:rPr>
-        <w:instrText xml:space="preserve"> PAGEREF _Toc242112204 \h </w:instrText>
+        <w:instrText xml:space="preserve"> PAGEREF _Toc242180356 \h </w:instrText>
       </w:r>
       <w:r>
         <w:rPr>
@@ -2682,7 +2688,7 @@
         <w:rPr>
           <w:noProof/>
         </w:rPr>
-        <w:instrText xml:space="preserve"> PAGEREF _Toc242112205 \h </w:instrText>
+        <w:instrText xml:space="preserve"> PAGEREF _Toc242180357 \h </w:instrText>
       </w:r>
       <w:r>
         <w:rPr>
@@ -2743,7 +2749,7 @@
         <w:rPr>
           <w:noProof/>
         </w:rPr>
-        <w:instrText xml:space="preserve"> PAGEREF _Toc242112206 \h </w:instrText>
+        <w:instrText xml:space="preserve"> PAGEREF _Toc242180358 \h </w:instrText>
       </w:r>
       <w:r>
         <w:rPr>
@@ -2810,7 +2816,7 @@
         <w:rPr>
           <w:noProof/>
         </w:rPr>
-        <w:instrText xml:space="preserve"> PAGEREF _Toc242112207 \h </w:instrText>
+        <w:instrText xml:space="preserve"> PAGEREF _Toc242180359 \h </w:instrText>
       </w:r>
       <w:r>
         <w:rPr>
@@ -2877,7 +2883,7 @@
         <w:rPr>
           <w:noProof/>
         </w:rPr>
-        <w:instrText xml:space="preserve"> PAGEREF _Toc242112208 \h </w:instrText>
+        <w:instrText xml:space="preserve"> PAGEREF _Toc242180360 \h </w:instrText>
       </w:r>
       <w:r>
         <w:rPr>
@@ -2914,7 +2920,7 @@
         <w:lastRenderedPageBreak/>
         <w:fldChar w:fldCharType="end"/>
       </w:r>
-      <w:bookmarkStart w:id="0" w:name="_Toc242112176"/>
+      <w:bookmarkStart w:id="0" w:name="_Toc242180328"/>
       <w:r>
         <w:rPr>
           <w:rFonts w:hint="eastAsia"/>
@@ -3493,7 +3499,7 @@
           <w:rFonts w:hint="eastAsia"/>
         </w:rPr>
       </w:pPr>
-      <w:bookmarkStart w:id="1" w:name="_Toc242112177"/>
+      <w:bookmarkStart w:id="1" w:name="_Toc242180329"/>
       <w:r>
         <w:rPr>
           <w:rFonts w:hint="eastAsia"/>
@@ -3924,7 +3930,7 @@
           <w:rFonts w:hint="eastAsia"/>
         </w:rPr>
       </w:pPr>
-      <w:bookmarkStart w:id="2" w:name="_Toc242112178"/>
+      <w:bookmarkStart w:id="2" w:name="_Toc242180330"/>
       <w:r>
         <w:rPr>
           <w:rFonts w:hint="eastAsia"/>
@@ -3965,7 +3971,7 @@
           <w:rFonts w:hint="eastAsia"/>
         </w:rPr>
       </w:pPr>
-      <w:bookmarkStart w:id="3" w:name="_Toc242112179"/>
+      <w:bookmarkStart w:id="3" w:name="_Toc242180331"/>
       <w:r>
         <w:rPr>
           <w:rFonts w:hint="eastAsia"/>
@@ -4315,7 +4321,7 @@
           <w:rFonts w:hint="eastAsia"/>
         </w:rPr>
       </w:pPr>
-      <w:bookmarkStart w:id="4" w:name="_Toc242112180"/>
+      <w:bookmarkStart w:id="4" w:name="_Toc242180332"/>
       <w:r>
         <w:rPr>
           <w:rFonts w:hint="eastAsia"/>
@@ -5106,7 +5112,7 @@
           <w:rFonts w:hint="eastAsia"/>
         </w:rPr>
       </w:pPr>
-      <w:bookmarkStart w:id="5" w:name="_Toc242112181"/>
+      <w:bookmarkStart w:id="5" w:name="_Toc242180333"/>
       <w:r>
         <w:rPr>
           <w:rFonts w:hint="eastAsia"/>
@@ -5388,7 +5394,7 @@
           <w:rFonts w:hint="eastAsia"/>
         </w:rPr>
       </w:pPr>
-      <w:bookmarkStart w:id="6" w:name="_Toc242112182"/>
+      <w:bookmarkStart w:id="6" w:name="_Toc242180334"/>
       <w:r>
         <w:rPr>
           <w:rFonts w:hint="eastAsia"/>
@@ -5523,7 +5529,7 @@
           <w:rFonts w:hint="eastAsia"/>
         </w:rPr>
       </w:pPr>
-      <w:bookmarkStart w:id="7" w:name="_Toc242112183"/>
+      <w:bookmarkStart w:id="7" w:name="_Toc242180335"/>
       <w:r>
         <w:rPr>
           <w:rFonts w:hint="eastAsia"/>
@@ -5534,13 +5540,19 @@
         <w:rPr>
           <w:rFonts w:hint="eastAsia"/>
         </w:rPr>
-        <w:t>：维吾尔语网站水坑中的</w:t>
-      </w:r>
-      <w:r>
-        <w:rPr>
-          <w:rFonts w:hint="eastAsia"/>
-        </w:rPr>
-        <w:t xml:space="preserve"> WebKit UAF</w:t>
+        <w:t>：水坑投递中的</w:t>
+      </w:r>
+      <w:r>
+        <w:rPr>
+          <w:rFonts w:hint="eastAsia"/>
+        </w:rPr>
+        <w:t xml:space="preserve"> WebKit </w:t>
+      </w:r>
+      <w:r>
+        <w:rPr>
+          <w:rFonts w:hint="eastAsia"/>
+        </w:rPr>
+        <w:t>内存破坏（紧急修复）</w:t>
       </w:r>
       <w:bookmarkEnd w:id="7"/>
     </w:p>
@@ -5575,19 +5587,7 @@
         <w:rPr>
           <w:rFonts w:hint="eastAsia"/>
         </w:rPr>
-        <w:t>释放后重用（</w:t>
-      </w:r>
-      <w:r>
-        <w:rPr>
-          <w:rFonts w:hint="eastAsia"/>
-        </w:rPr>
-        <w:t>UAF</w:t>
-      </w:r>
-      <w:r>
-        <w:rPr>
-          <w:rFonts w:hint="eastAsia"/>
-        </w:rPr>
-        <w:t>），可致任意代码执行</w:t>
+        <w:t>内存破坏，可致任意代码执行</w:t>
       </w:r>
     </w:p>
     <w:p>
@@ -5615,7 +5615,7 @@
         <w:rPr>
           <w:rFonts w:hint="eastAsia"/>
         </w:rPr>
-        <w:t>iOS 12.3</w:t>
+        <w:t>iOS 12.4.1</w:t>
       </w:r>
       <w:r>
         <w:rPr>
@@ -5639,13 +5639,37 @@
         <w:rPr>
           <w:rFonts w:hint="eastAsia"/>
         </w:rPr>
-        <w:t xml:space="preserve"> 5 </w:t>
-      </w:r>
-      <w:r>
-        <w:rPr>
-          <w:rFonts w:hint="eastAsia"/>
-        </w:rPr>
-        <w:t>月）</w:t>
+        <w:t xml:space="preserve"> 8 </w:t>
+      </w:r>
+      <w:r>
+        <w:rPr>
+          <w:rFonts w:hint="eastAsia"/>
+        </w:rPr>
+        <w:t>月紧急更新，同批修复另一枚</w:t>
+      </w:r>
+      <w:r>
+        <w:rPr>
+          <w:rFonts w:hint="eastAsia"/>
+        </w:rPr>
+        <w:t xml:space="preserve"> WebKit </w:t>
+      </w:r>
+      <w:r>
+        <w:rPr>
+          <w:rFonts w:hint="eastAsia"/>
+        </w:rPr>
+        <w:t>缺陷</w:t>
+      </w:r>
+      <w:r>
+        <w:rPr>
+          <w:rFonts w:hint="eastAsia"/>
+        </w:rPr>
+        <w:t xml:space="preserve"> CVE-2019-8675</w:t>
+      </w:r>
+      <w:r>
+        <w:rPr>
+          <w:rFonts w:hint="eastAsia"/>
+        </w:rPr>
+        <w:t>）</w:t>
       </w:r>
     </w:p>
     <w:p>
@@ -5673,49 +5697,49 @@
         <w:rPr>
           <w:rFonts w:hint="eastAsia"/>
         </w:rPr>
-        <w:t xml:space="preserve">Google Project Zero </w:t>
-      </w:r>
-      <w:r>
-        <w:rPr>
-          <w:rFonts w:hint="eastAsia"/>
-        </w:rPr>
-        <w:t>披露的</w:t>
-      </w:r>
-      <w:r>
-        <w:rPr>
-          <w:rFonts w:hint="eastAsia"/>
-        </w:rPr>
-        <w:t xml:space="preserve"> 5 </w:t>
-      </w:r>
-      <w:r>
-        <w:rPr>
-          <w:rFonts w:hint="eastAsia"/>
-        </w:rPr>
-        <w:t>条</w:t>
-      </w:r>
-      <w:r>
-        <w:rPr>
-          <w:rFonts w:hint="eastAsia"/>
-        </w:rPr>
-        <w:t xml:space="preserve"> iOS </w:t>
-      </w:r>
-      <w:r>
-        <w:rPr>
-          <w:rFonts w:hint="eastAsia"/>
-        </w:rPr>
-        <w:t>在野利用链之一（见本系列《</w:t>
-      </w:r>
-      <w:r>
-        <w:rPr>
-          <w:rFonts w:hint="eastAsia"/>
-        </w:rPr>
-        <w:t xml:space="preserve">iOS </w:t>
-      </w:r>
-      <w:r>
-        <w:rPr>
-          <w:rFonts w:hint="eastAsia"/>
-        </w:rPr>
-        <w:t>水坑攻击安全分析报告》）。</w:t>
+        <w:t xml:space="preserve">Apple </w:t>
+      </w:r>
+      <w:r>
+        <w:rPr>
+          <w:rFonts w:hint="eastAsia"/>
+        </w:rPr>
+        <w:t>在通告中确认该问题可能已用于针对特定个人的定向攻击；公开报道（</w:t>
+      </w:r>
+      <w:r>
+        <w:rPr>
+          <w:rFonts w:hint="eastAsia"/>
+        </w:rPr>
+        <w:t>Lookout</w:t>
+      </w:r>
+      <w:r>
+        <w:rPr>
+          <w:rFonts w:hint="eastAsia"/>
+        </w:rPr>
+        <w:t>、</w:t>
+      </w:r>
+      <w:r>
+        <w:rPr>
+          <w:rFonts w:hint="eastAsia"/>
+        </w:rPr>
+        <w:t>Citizen Lab</w:t>
+      </w:r>
+      <w:r>
+        <w:rPr>
+          <w:rFonts w:hint="eastAsia"/>
+        </w:rPr>
+        <w:t>）将其与水坑式</w:t>
+      </w:r>
+      <w:r>
+        <w:rPr>
+          <w:rFonts w:hint="eastAsia"/>
+        </w:rPr>
+        <w:t xml:space="preserve"> Pegasus </w:t>
+      </w:r>
+      <w:r>
+        <w:rPr>
+          <w:rFonts w:hint="eastAsia"/>
+        </w:rPr>
+        <w:t>投递相关联。</w:t>
       </w:r>
       <w:r>
         <w:rPr>
@@ -5797,43 +5821,31 @@
         <w:rPr>
           <w:rFonts w:hint="eastAsia"/>
         </w:rPr>
-        <w:t>：公开披露的首批</w:t>
-      </w:r>
-      <w:r>
-        <w:rPr>
-          <w:rFonts w:hint="eastAsia"/>
-        </w:rPr>
-        <w:t xml:space="preserve">"WebKit </w:t>
-      </w:r>
-      <w:r>
-        <w:rPr>
-          <w:rFonts w:hint="eastAsia"/>
-        </w:rPr>
-        <w:t>零日</w:t>
-      </w:r>
-      <w:r>
-        <w:rPr>
-          <w:rFonts w:hint="eastAsia"/>
-        </w:rPr>
-        <w:t xml:space="preserve"> + </w:t>
-      </w:r>
-      <w:r>
-        <w:rPr>
-          <w:rFonts w:hint="eastAsia"/>
-        </w:rPr>
-        <w:t>水坑</w:t>
-      </w:r>
-      <w:r>
-        <w:rPr>
-          <w:rFonts w:hint="eastAsia"/>
-        </w:rPr>
-        <w:t>"</w:t>
-      </w:r>
-      <w:r>
-        <w:rPr>
-          <w:rFonts w:hint="eastAsia"/>
-        </w:rPr>
-        <w:t>组合案例之一，标志</w:t>
+        <w:t>：</w:t>
+      </w:r>
+      <w:r>
+        <w:rPr>
+          <w:rFonts w:hint="eastAsia"/>
+        </w:rPr>
+        <w:t xml:space="preserve">Apple </w:t>
+      </w:r>
+      <w:r>
+        <w:rPr>
+          <w:rFonts w:hint="eastAsia"/>
+        </w:rPr>
+        <w:t>首次在</w:t>
+      </w:r>
+      <w:r>
+        <w:rPr>
+          <w:rFonts w:hint="eastAsia"/>
+        </w:rPr>
+        <w:t xml:space="preserve"> WebKit </w:t>
+      </w:r>
+      <w:r>
+        <w:rPr>
+          <w:rFonts w:hint="eastAsia"/>
+        </w:rPr>
+        <w:t>内存破坏问题上以非计划紧急补丁响应，说明网页端零日对</w:t>
       </w:r>
       <w:r>
         <w:rPr>
@@ -5845,7 +5857,7 @@
         <w:rPr>
           <w:rFonts w:hint="eastAsia"/>
         </w:rPr>
-        <w:t>浏览器端已被用作国家级攻击入口。</w:t>
+        <w:t>生态的现实威胁已形成制度化处置。</w:t>
       </w:r>
     </w:p>
     <w:p>
@@ -5855,7 +5867,7 @@
           <w:rFonts w:hint="eastAsia"/>
         </w:rPr>
       </w:pPr>
-      <w:bookmarkStart w:id="8" w:name="_Toc242112184"/>
+      <w:bookmarkStart w:id="8" w:name="_Toc242180336"/>
       <w:r>
         <w:rPr>
           <w:rFonts w:hint="eastAsia"/>
@@ -6199,7 +6211,7 @@
           <w:rFonts w:hint="eastAsia"/>
         </w:rPr>
       </w:pPr>
-      <w:bookmarkStart w:id="9" w:name="_Toc242112185"/>
+      <w:bookmarkStart w:id="9" w:name="_Toc242180337"/>
       <w:r>
         <w:rPr>
           <w:rFonts w:hint="eastAsia"/>
@@ -6419,7 +6431,7 @@
           <w:rFonts w:hint="eastAsia"/>
         </w:rPr>
       </w:pPr>
-      <w:bookmarkStart w:id="10" w:name="_Toc242112186"/>
+      <w:bookmarkStart w:id="10" w:name="_Toc242180338"/>
       <w:r>
         <w:rPr>
           <w:rFonts w:hint="eastAsia"/>
@@ -6663,7 +6675,7 @@
           <w:rFonts w:hint="eastAsia"/>
         </w:rPr>
       </w:pPr>
-      <w:bookmarkStart w:id="11" w:name="_Toc242112187"/>
+      <w:bookmarkStart w:id="11" w:name="_Toc242180339"/>
       <w:r>
         <w:rPr>
           <w:rFonts w:hint="eastAsia"/>
@@ -6884,7 +6896,7 @@
           <w:rFonts w:hint="eastAsia"/>
         </w:rPr>
       </w:pPr>
-      <w:bookmarkStart w:id="12" w:name="_Toc242112188"/>
+      <w:bookmarkStart w:id="12" w:name="_Toc242180340"/>
       <w:r>
         <w:rPr>
           <w:rFonts w:hint="eastAsia"/>
@@ -7104,7 +7116,7 @@
           <w:rFonts w:hint="eastAsia"/>
         </w:rPr>
       </w:pPr>
-      <w:bookmarkStart w:id="13" w:name="_Toc242112189"/>
+      <w:bookmarkStart w:id="13" w:name="_Toc242180341"/>
       <w:r>
         <w:rPr>
           <w:rFonts w:hint="eastAsia"/>
@@ -7372,7 +7384,7 @@
           <w:rFonts w:hint="eastAsia"/>
         </w:rPr>
       </w:pPr>
-      <w:bookmarkStart w:id="14" w:name="_Toc242112190"/>
+      <w:bookmarkStart w:id="14" w:name="_Toc242180342"/>
       <w:r>
         <w:rPr>
           <w:rFonts w:hint="eastAsia"/>
@@ -7676,7 +7688,7 @@
           <w:rFonts w:hint="eastAsia"/>
         </w:rPr>
       </w:pPr>
-      <w:bookmarkStart w:id="15" w:name="_Toc242112191"/>
+      <w:bookmarkStart w:id="15" w:name="_Toc242180343"/>
       <w:r>
         <w:rPr>
           <w:rFonts w:hint="eastAsia"/>
@@ -8004,7 +8016,7 @@
           <w:rFonts w:hint="eastAsia"/>
         </w:rPr>
       </w:pPr>
-      <w:bookmarkStart w:id="16" w:name="_Toc242112192"/>
+      <w:bookmarkStart w:id="16" w:name="_Toc242180344"/>
       <w:r>
         <w:rPr>
           <w:rFonts w:hint="eastAsia"/>
@@ -8237,7 +8249,7 @@
           <w:rFonts w:hint="eastAsia"/>
         </w:rPr>
       </w:pPr>
-      <w:bookmarkStart w:id="17" w:name="_Toc242112193"/>
+      <w:bookmarkStart w:id="17" w:name="_Toc242180345"/>
       <w:r>
         <w:rPr>
           <w:rFonts w:hint="eastAsia"/>
@@ -8607,7 +8619,7 @@
           <w:rFonts w:hint="eastAsia"/>
         </w:rPr>
       </w:pPr>
-      <w:bookmarkStart w:id="18" w:name="_Toc242112194"/>
+      <w:bookmarkStart w:id="18" w:name="_Toc242180346"/>
       <w:r>
         <w:rPr>
           <w:rFonts w:hint="eastAsia"/>
@@ -8875,7 +8887,7 @@
           <w:rFonts w:hint="eastAsia"/>
         </w:rPr>
       </w:pPr>
-      <w:bookmarkStart w:id="19" w:name="_Toc242112195"/>
+      <w:bookmarkStart w:id="19" w:name="_Toc242180347"/>
       <w:r>
         <w:rPr>
           <w:rFonts w:hint="eastAsia"/>
@@ -9072,20 +9084,6 @@
                 <w:rFonts w:hint="eastAsia"/>
                 <w:sz w:val="18"/>
               </w:rPr>
-              <w:t>2019-8605</w:t>
-            </w:r>
-            <w:r>
-              <w:rPr>
-                <w:rFonts w:hint="eastAsia"/>
-                <w:sz w:val="18"/>
-              </w:rPr>
-              <w:t>、</w:t>
-            </w:r>
-            <w:r>
-              <w:rPr>
-                <w:rFonts w:hint="eastAsia"/>
-                <w:sz w:val="18"/>
-              </w:rPr>
               <w:t>2021-30858</w:t>
             </w:r>
             <w:r>
@@ -9192,6 +9190,20 @@
                 <w:rFonts w:hint="eastAsia"/>
                 <w:sz w:val="18"/>
               </w:rPr>
+              <w:t>2019-8554</w:t>
+            </w:r>
+            <w:r>
+              <w:rPr>
+                <w:rFonts w:hint="eastAsia"/>
+                <w:sz w:val="18"/>
+              </w:rPr>
+              <w:t>、</w:t>
+            </w:r>
+            <w:r>
+              <w:rPr>
+                <w:rFonts w:hint="eastAsia"/>
+                <w:sz w:val="18"/>
+              </w:rPr>
               <w:t>2023-23529</w:t>
             </w:r>
             <w:r>
@@ -9238,9 +9250,31 @@
             </w:pPr>
             <w:r>
               <w:rPr>
-                <w:sz w:val="18"/>
-              </w:rPr>
-              <w:t>JavaScriptCore JIT</w:t>
+                <w:rFonts w:hint="eastAsia"/>
+                <w:sz w:val="18"/>
+              </w:rPr>
+              <w:t xml:space="preserve">JavaScriptCore JIT </w:t>
+            </w:r>
+            <w:r>
+              <w:rPr>
+                <w:rFonts w:hint="eastAsia"/>
+                <w:sz w:val="18"/>
+              </w:rPr>
+              <w:t>与克隆</w:t>
+            </w:r>
+            <w:r>
+              <w:rPr>
+                <w:rFonts w:hint="eastAsia"/>
+                <w:sz w:val="18"/>
+              </w:rPr>
+              <w:t>/</w:t>
+            </w:r>
+            <w:r>
+              <w:rPr>
+                <w:rFonts w:hint="eastAsia"/>
+                <w:sz w:val="18"/>
+              </w:rPr>
+              <w:t>序列化路径</w:t>
             </w:r>
           </w:p>
         </w:tc>
@@ -9658,6 +9692,136 @@
     <w:p/>
     <w:p>
       <w:pPr>
+        <w:ind w:left="280"/>
+        <w:rPr>
+          <w:rFonts w:hint="eastAsia"/>
+          <w:i/>
+          <w:color w:val="595959"/>
+        </w:rPr>
+      </w:pPr>
+      <w:r>
+        <w:rPr>
+          <w:rFonts w:hint="eastAsia"/>
+          <w:i/>
+          <w:color w:val="595959"/>
+        </w:rPr>
+        <w:t>注：</w:t>
+      </w:r>
+      <w:r>
+        <w:rPr>
+          <w:rFonts w:hint="eastAsia"/>
+          <w:i/>
+          <w:color w:val="595959"/>
+        </w:rPr>
+        <w:t xml:space="preserve">Apple </w:t>
+      </w:r>
+      <w:r>
+        <w:rPr>
+          <w:rFonts w:hint="eastAsia"/>
+          <w:i/>
+          <w:color w:val="595959"/>
+        </w:rPr>
+        <w:t>通告对部分早期案例仅表述为</w:t>
+      </w:r>
+      <w:r>
+        <w:rPr>
+          <w:rFonts w:hint="eastAsia"/>
+          <w:i/>
+          <w:color w:val="595959"/>
+        </w:rPr>
+        <w:t>"</w:t>
+      </w:r>
+      <w:r>
+        <w:rPr>
+          <w:rFonts w:hint="eastAsia"/>
+          <w:i/>
+          <w:color w:val="595959"/>
+        </w:rPr>
+        <w:t>处理恶意网页内容可能导致任意代码执行</w:t>
+      </w:r>
+      <w:r>
+        <w:rPr>
+          <w:rFonts w:hint="eastAsia"/>
+          <w:i/>
+          <w:color w:val="595959"/>
+        </w:rPr>
+        <w:t>"</w:t>
+      </w:r>
+      <w:r>
+        <w:rPr>
+          <w:rFonts w:hint="eastAsia"/>
+          <w:i/>
+          <w:color w:val="595959"/>
+        </w:rPr>
+        <w:t>，未逐条公布缺陷类别；本表按</w:t>
+      </w:r>
+      <w:r>
+        <w:rPr>
+          <w:rFonts w:hint="eastAsia"/>
+          <w:i/>
+          <w:color w:val="595959"/>
+        </w:rPr>
+        <w:t xml:space="preserve"> Project Zero </w:t>
+      </w:r>
+      <w:r>
+        <w:rPr>
+          <w:rFonts w:hint="eastAsia"/>
+          <w:i/>
+          <w:color w:val="595959"/>
+        </w:rPr>
+        <w:t>等公开分析归类。</w:t>
+      </w:r>
+      <w:r>
+        <w:rPr>
+          <w:rFonts w:hint="eastAsia"/>
+          <w:i/>
+          <w:color w:val="595959"/>
+        </w:rPr>
+        <w:t xml:space="preserve">CVE-2019-8605 </w:t>
+      </w:r>
+      <w:r>
+        <w:rPr>
+          <w:rFonts w:hint="eastAsia"/>
+          <w:i/>
+          <w:color w:val="595959"/>
+        </w:rPr>
+        <w:t>即属</w:t>
+      </w:r>
+      <w:r>
+        <w:rPr>
+          <w:rFonts w:hint="eastAsia"/>
+          <w:i/>
+          <w:color w:val="595959"/>
+        </w:rPr>
+        <w:t>"</w:t>
+      </w:r>
+      <w:r>
+        <w:rPr>
+          <w:rFonts w:hint="eastAsia"/>
+          <w:i/>
+          <w:color w:val="595959"/>
+        </w:rPr>
+        <w:t>通告未定性、公开分析归入内存破坏</w:t>
+      </w:r>
+      <w:r>
+        <w:rPr>
+          <w:rFonts w:hint="eastAsia"/>
+          <w:i/>
+          <w:color w:val="595959"/>
+        </w:rPr>
+        <w:t>"</w:t>
+      </w:r>
+      <w:r>
+        <w:rPr>
+          <w:rFonts w:hint="eastAsia"/>
+          <w:i/>
+          <w:color w:val="595959"/>
+        </w:rPr>
+        <w:t>的案例。</w:t>
+      </w:r>
+    </w:p>
+    <w:p>
+      <w:pPr>
         <w:rPr>
           <w:rFonts w:hint="eastAsia"/>
         </w:rPr>
@@ -10035,7 +10199,7 @@
           <w:rFonts w:hint="eastAsia"/>
         </w:rPr>
       </w:pPr>
-      <w:bookmarkStart w:id="20" w:name="_Toc242112196"/>
+      <w:bookmarkStart w:id="20" w:name="_Toc242180348"/>
       <w:r>
         <w:rPr>
           <w:rFonts w:hint="eastAsia"/>
@@ -10064,7 +10228,7 @@
           <w:rFonts w:hint="eastAsia"/>
         </w:rPr>
       </w:pPr>
-      <w:bookmarkStart w:id="21" w:name="_Toc242112197"/>
+      <w:bookmarkStart w:id="21" w:name="_Toc242180349"/>
       <w:r>
         <w:rPr>
           <w:rFonts w:hint="eastAsia"/>
@@ -10395,7 +10559,7 @@
           <w:rFonts w:hint="eastAsia"/>
         </w:rPr>
       </w:pPr>
-      <w:bookmarkStart w:id="22" w:name="_Toc242112198"/>
+      <w:bookmarkStart w:id="22" w:name="_Toc242180350"/>
       <w:r>
         <w:rPr>
           <w:rFonts w:hint="eastAsia"/>
@@ -10717,7 +10881,7 @@
           <w:rFonts w:hint="eastAsia"/>
         </w:rPr>
       </w:pPr>
-      <w:bookmarkStart w:id="23" w:name="_Toc242112199"/>
+      <w:bookmarkStart w:id="23" w:name="_Toc242180351"/>
       <w:r>
         <w:rPr>
           <w:rFonts w:hint="eastAsia"/>
@@ -10883,14 +11047,14 @@
                 <w:rFonts w:hint="eastAsia"/>
                 <w:sz w:val="18"/>
               </w:rPr>
-              <w:t xml:space="preserve">2019 Uyghur </w:t>
-            </w:r>
-            <w:r>
-              <w:rPr>
-                <w:rFonts w:hint="eastAsia"/>
-                <w:sz w:val="18"/>
-              </w:rPr>
-              <w:t>水坑</w:t>
+              <w:t xml:space="preserve">2019 </w:t>
+            </w:r>
+            <w:r>
+              <w:rPr>
+                <w:rFonts w:hint="eastAsia"/>
+                <w:sz w:val="18"/>
+              </w:rPr>
+              <w:t>年初维吾尔语网站水坑</w:t>
             </w:r>
           </w:p>
         </w:tc>
@@ -10908,9 +11072,31 @@
             </w:pPr>
             <w:r>
               <w:rPr>
-                <w:sz w:val="18"/>
-              </w:rPr>
-              <w:t>CVE-2019-8605</w:t>
+                <w:rFonts w:hint="eastAsia"/>
+                <w:sz w:val="18"/>
+              </w:rPr>
+              <w:t>CVE-2019-8554</w:t>
+            </w:r>
+            <w:r>
+              <w:rPr>
+                <w:rFonts w:hint="eastAsia"/>
+                <w:sz w:val="18"/>
+              </w:rPr>
+              <w:t>（</w:t>
+            </w:r>
+            <w:r>
+              <w:rPr>
+                <w:rFonts w:hint="eastAsia"/>
+                <w:sz w:val="18"/>
+              </w:rPr>
+              <w:t xml:space="preserve">JSC </w:t>
+            </w:r>
+            <w:r>
+              <w:rPr>
+                <w:rFonts w:hint="eastAsia"/>
+                <w:sz w:val="18"/>
+              </w:rPr>
+              <w:t>类型混淆）</w:t>
             </w:r>
           </w:p>
         </w:tc>
@@ -10938,7 +11124,21 @@
                 <w:rFonts w:hint="eastAsia"/>
                 <w:sz w:val="18"/>
               </w:rPr>
-              <w:t>（内核）</w:t>
+              <w:t>（内核与</w:t>
+            </w:r>
+            <w:r>
+              <w:rPr>
+                <w:rFonts w:hint="eastAsia"/>
+                <w:sz w:val="18"/>
+              </w:rPr>
+              <w:t xml:space="preserve"> IOMobileFrameBuffer</w:t>
+            </w:r>
+            <w:r>
+              <w:rPr>
+                <w:rFonts w:hint="eastAsia"/>
+                <w:sz w:val="18"/>
+              </w:rPr>
+              <w:t>）</w:t>
             </w:r>
           </w:p>
         </w:tc>
@@ -10985,9 +11185,45 @@
             </w:pPr>
             <w:r>
               <w:rPr>
-                <w:sz w:val="18"/>
-              </w:rPr>
-              <w:t>2021 Pegasus/Safari</w:t>
+                <w:rFonts w:hint="eastAsia"/>
+                <w:sz w:val="18"/>
+              </w:rPr>
+              <w:t xml:space="preserve">2019 </w:t>
+            </w:r>
+            <w:r>
+              <w:rPr>
+                <w:rFonts w:hint="eastAsia"/>
+                <w:sz w:val="18"/>
+              </w:rPr>
+              <w:t>年</w:t>
+            </w:r>
+            <w:r>
+              <w:rPr>
+                <w:rFonts w:hint="eastAsia"/>
+                <w:sz w:val="18"/>
+              </w:rPr>
+              <w:t xml:space="preserve"> 8 </w:t>
+            </w:r>
+            <w:r>
+              <w:rPr>
+                <w:rFonts w:hint="eastAsia"/>
+                <w:sz w:val="18"/>
+              </w:rPr>
+              <w:t>月水坑</w:t>
+            </w:r>
+            <w:r>
+              <w:rPr>
+                <w:rFonts w:hint="eastAsia"/>
+                <w:sz w:val="18"/>
+              </w:rPr>
+              <w:t xml:space="preserve">/Pegasus </w:t>
+            </w:r>
+            <w:r>
+              <w:rPr>
+                <w:rFonts w:hint="eastAsia"/>
+                <w:sz w:val="18"/>
+              </w:rPr>
+              <w:t>投递</w:t>
             </w:r>
           </w:p>
         </w:tc>
@@ -11007,7 +11243,7 @@
               <w:rPr>
                 <w:sz w:val="18"/>
               </w:rPr>
-              <w:t>CVE-2021-30858</w:t>
+              <w:t>CVE-2019-8605</w:t>
             </w:r>
           </w:p>
         </w:tc>
@@ -11028,14 +11264,7 @@
                 <w:rFonts w:hint="eastAsia"/>
                 <w:sz w:val="18"/>
               </w:rPr>
-              <w:t>配合</w:t>
-            </w:r>
-            <w:r>
-              <w:rPr>
-                <w:rFonts w:hint="eastAsia"/>
-                <w:sz w:val="18"/>
-              </w:rPr>
-              <w:t xml:space="preserve"> FORCEDENTRY (CVE-2021-30860)</w:t>
+              <w:t>内核提权与植入组件（公开报道）</w:t>
             </w:r>
           </w:p>
         </w:tc>
@@ -11056,7 +11285,7 @@
                 <w:rFonts w:hint="eastAsia"/>
                 <w:sz w:val="18"/>
               </w:rPr>
-              <w:t>商业间谍软件</w:t>
+              <w:t>商业间谍软件投递</w:t>
             </w:r>
           </w:p>
         </w:tc>
@@ -11084,7 +11313,7 @@
               <w:rPr>
                 <w:sz w:val="18"/>
               </w:rPr>
-              <w:t>2023 Operation Triangulation</w:t>
+              <w:t>2021 Pegasus/Safari</w:t>
             </w:r>
           </w:p>
         </w:tc>
@@ -11104,7 +11333,7 @@
               <w:rPr>
                 <w:sz w:val="18"/>
               </w:rPr>
-              <w:t>CVE-2023-32435</w:t>
+              <w:t>CVE-2021-30858</w:t>
             </w:r>
           </w:p>
         </w:tc>
@@ -11125,35 +11354,14 @@
                 <w:rFonts w:hint="eastAsia"/>
                 <w:sz w:val="18"/>
               </w:rPr>
-              <w:t>CVE-2023-32434</w:t>
-            </w:r>
-            <w:r>
-              <w:rPr>
-                <w:rFonts w:hint="eastAsia"/>
-                <w:sz w:val="18"/>
-              </w:rPr>
-              <w:t>、</w:t>
-            </w:r>
-            <w:r>
-              <w:rPr>
-                <w:rFonts w:hint="eastAsia"/>
-                <w:sz w:val="18"/>
-              </w:rPr>
-              <w:t>CVE-2023-38606</w:t>
-            </w:r>
-            <w:r>
-              <w:rPr>
-                <w:rFonts w:hint="eastAsia"/>
-                <w:sz w:val="18"/>
-              </w:rPr>
-              <w:t>、</w:t>
-            </w:r>
-            <w:r>
-              <w:rPr>
-                <w:rFonts w:hint="eastAsia"/>
-                <w:sz w:val="18"/>
-              </w:rPr>
-              <w:t>CVE-2023-41990</w:t>
+              <w:t>配合</w:t>
+            </w:r>
+            <w:r>
+              <w:rPr>
+                <w:rFonts w:hint="eastAsia"/>
+                <w:sz w:val="18"/>
+              </w:rPr>
+              <w:t xml:space="preserve"> FORCEDENTRY (CVE-2021-30860)</w:t>
             </w:r>
           </w:p>
         </w:tc>
@@ -11174,21 +11382,7 @@
                 <w:rFonts w:hint="eastAsia"/>
                 <w:sz w:val="18"/>
               </w:rPr>
-              <w:t>零点击</w:t>
-            </w:r>
-            <w:r>
-              <w:rPr>
-                <w:rFonts w:hint="eastAsia"/>
-                <w:sz w:val="18"/>
-              </w:rPr>
-              <w:t xml:space="preserve"> + </w:t>
-            </w:r>
-            <w:r>
-              <w:rPr>
-                <w:rFonts w:hint="eastAsia"/>
-                <w:sz w:val="18"/>
-              </w:rPr>
-              <w:t>浏览器组合</w:t>
+              <w:t>商业间谍软件</w:t>
             </w:r>
           </w:p>
         </w:tc>
@@ -11214,17 +11408,9 @@
             </w:pPr>
             <w:r>
               <w:rPr>
-                <w:rFonts w:hint="eastAsia"/>
-                <w:sz w:val="18"/>
-              </w:rPr>
-              <w:t xml:space="preserve">2024 TAG </w:t>
-            </w:r>
-            <w:r>
-              <w:rPr>
-                <w:rFonts w:hint="eastAsia"/>
-                <w:sz w:val="18"/>
-              </w:rPr>
-              <w:t>披露</w:t>
+                <w:sz w:val="18"/>
+              </w:rPr>
+              <w:t>2023 Operation Triangulation</w:t>
             </w:r>
           </w:p>
         </w:tc>
@@ -11244,7 +11430,7 @@
               <w:rPr>
                 <w:sz w:val="18"/>
               </w:rPr>
-              <w:t>CVE-2024-44308/44309</w:t>
+              <w:t>CVE-2023-32435</w:t>
             </w:r>
           </w:p>
         </w:tc>
@@ -11265,21 +11451,35 @@
                 <w:rFonts w:hint="eastAsia"/>
                 <w:sz w:val="18"/>
               </w:rPr>
-              <w:t>面向</w:t>
-            </w:r>
-            <w:r>
-              <w:rPr>
-                <w:rFonts w:hint="eastAsia"/>
-                <w:sz w:val="18"/>
-              </w:rPr>
-              <w:t xml:space="preserve"> Intel Mac </w:t>
-            </w:r>
-            <w:r>
-              <w:rPr>
-                <w:rFonts w:hint="eastAsia"/>
-                <w:sz w:val="18"/>
-              </w:rPr>
-              <w:t>的在野攻击</w:t>
+              <w:t>CVE-2023-32434</w:t>
+            </w:r>
+            <w:r>
+              <w:rPr>
+                <w:rFonts w:hint="eastAsia"/>
+                <w:sz w:val="18"/>
+              </w:rPr>
+              <w:t>、</w:t>
+            </w:r>
+            <w:r>
+              <w:rPr>
+                <w:rFonts w:hint="eastAsia"/>
+                <w:sz w:val="18"/>
+              </w:rPr>
+              <w:t>CVE-2023-38606</w:t>
+            </w:r>
+            <w:r>
+              <w:rPr>
+                <w:rFonts w:hint="eastAsia"/>
+                <w:sz w:val="18"/>
+              </w:rPr>
+              <w:t>、</w:t>
+            </w:r>
+            <w:r>
+              <w:rPr>
+                <w:rFonts w:hint="eastAsia"/>
+                <w:sz w:val="18"/>
+              </w:rPr>
+              <w:t>CVE-2023-41990</w:t>
             </w:r>
           </w:p>
         </w:tc>
@@ -11300,7 +11500,21 @@
                 <w:rFonts w:hint="eastAsia"/>
                 <w:sz w:val="18"/>
               </w:rPr>
-              <w:t>定向攻击</w:t>
+              <w:t>零点击</w:t>
+            </w:r>
+            <w:r>
+              <w:rPr>
+                <w:rFonts w:hint="eastAsia"/>
+                <w:sz w:val="18"/>
+              </w:rPr>
+              <w:t xml:space="preserve"> + </w:t>
+            </w:r>
+            <w:r>
+              <w:rPr>
+                <w:rFonts w:hint="eastAsia"/>
+                <w:sz w:val="18"/>
+              </w:rPr>
+              <w:t>浏览器组合</w:t>
             </w:r>
           </w:p>
         </w:tc>
@@ -11326,9 +11540,17 @@
             </w:pPr>
             <w:r>
               <w:rPr>
-                <w:sz w:val="18"/>
-              </w:rPr>
-              <w:t>2025 Mar</w:t>
+                <w:rFonts w:hint="eastAsia"/>
+                <w:sz w:val="18"/>
+              </w:rPr>
+              <w:t xml:space="preserve">2024 TAG </w:t>
+            </w:r>
+            <w:r>
+              <w:rPr>
+                <w:rFonts w:hint="eastAsia"/>
+                <w:sz w:val="18"/>
+              </w:rPr>
+              <w:t>披露</w:t>
             </w:r>
           </w:p>
         </w:tc>
@@ -11348,7 +11570,7 @@
               <w:rPr>
                 <w:sz w:val="18"/>
               </w:rPr>
-              <w:t>CVE-2025-24201</w:t>
+              <w:t>CVE-2024-44308/44309</w:t>
             </w:r>
           </w:p>
         </w:tc>
@@ -11369,21 +11591,21 @@
                 <w:rFonts w:hint="eastAsia"/>
                 <w:sz w:val="18"/>
               </w:rPr>
-              <w:t>可能配套的内核或</w:t>
-            </w:r>
-            <w:r>
-              <w:rPr>
-                <w:rFonts w:hint="eastAsia"/>
-                <w:sz w:val="18"/>
-              </w:rPr>
-              <w:t xml:space="preserve"> MIG </w:t>
-            </w:r>
-            <w:r>
-              <w:rPr>
-                <w:rFonts w:hint="eastAsia"/>
-                <w:sz w:val="18"/>
-              </w:rPr>
-              <w:t>漏洞（未公开）</w:t>
+              <w:t>面向</w:t>
+            </w:r>
+            <w:r>
+              <w:rPr>
+                <w:rFonts w:hint="eastAsia"/>
+                <w:sz w:val="18"/>
+              </w:rPr>
+              <w:t xml:space="preserve"> Intel Mac </w:t>
+            </w:r>
+            <w:r>
+              <w:rPr>
+                <w:rFonts w:hint="eastAsia"/>
+                <w:sz w:val="18"/>
+              </w:rPr>
+              <w:t>的在野攻击</w:t>
             </w:r>
           </w:p>
         </w:tc>
@@ -11404,6 +11626,110 @@
                 <w:rFonts w:hint="eastAsia"/>
                 <w:sz w:val="18"/>
               </w:rPr>
+              <w:t>定向攻击</w:t>
+            </w:r>
+          </w:p>
+        </w:tc>
+      </w:tr>
+      <w:tr>
+        <w:tblPrEx>
+          <w:tblCellMar>
+            <w:top w:w="0" w:type="dxa"/>
+            <w:bottom w:w="0" w:type="dxa"/>
+          </w:tblCellMar>
+        </w:tblPrEx>
+        <w:tc>
+          <w:tcPr>
+            <w:tcW w:w="1250" w:type="pct"/>
+            <w:shd w:val="clear" w:color="auto" w:fill="auto"/>
+          </w:tcPr>
+          <w:p>
+            <w:pPr>
+              <w:spacing w:after="0" w:line="240" w:lineRule="auto"/>
+              <w:rPr>
+                <w:sz w:val="18"/>
+              </w:rPr>
+            </w:pPr>
+            <w:r>
+              <w:rPr>
+                <w:sz w:val="18"/>
+              </w:rPr>
+              <w:t>2025 Mar</w:t>
+            </w:r>
+          </w:p>
+        </w:tc>
+        <w:tc>
+          <w:tcPr>
+            <w:tcW w:w="1250" w:type="pct"/>
+            <w:shd w:val="clear" w:color="auto" w:fill="auto"/>
+          </w:tcPr>
+          <w:p>
+            <w:pPr>
+              <w:spacing w:after="0" w:line="240" w:lineRule="auto"/>
+              <w:rPr>
+                <w:sz w:val="18"/>
+              </w:rPr>
+            </w:pPr>
+            <w:r>
+              <w:rPr>
+                <w:sz w:val="18"/>
+              </w:rPr>
+              <w:t>CVE-2025-24201</w:t>
+            </w:r>
+          </w:p>
+        </w:tc>
+        <w:tc>
+          <w:tcPr>
+            <w:tcW w:w="1250" w:type="pct"/>
+            <w:shd w:val="clear" w:color="auto" w:fill="auto"/>
+          </w:tcPr>
+          <w:p>
+            <w:pPr>
+              <w:spacing w:after="0" w:line="240" w:lineRule="auto"/>
+              <w:rPr>
+                <w:sz w:val="18"/>
+              </w:rPr>
+            </w:pPr>
+            <w:r>
+              <w:rPr>
+                <w:rFonts w:hint="eastAsia"/>
+                <w:sz w:val="18"/>
+              </w:rPr>
+              <w:t>可能配套的内核或</w:t>
+            </w:r>
+            <w:r>
+              <w:rPr>
+                <w:rFonts w:hint="eastAsia"/>
+                <w:sz w:val="18"/>
+              </w:rPr>
+              <w:t xml:space="preserve"> MIG </w:t>
+            </w:r>
+            <w:r>
+              <w:rPr>
+                <w:rFonts w:hint="eastAsia"/>
+                <w:sz w:val="18"/>
+              </w:rPr>
+              <w:t>漏洞（未公开）</w:t>
+            </w:r>
+          </w:p>
+        </w:tc>
+        <w:tc>
+          <w:tcPr>
+            <w:tcW w:w="1250" w:type="pct"/>
+            <w:shd w:val="clear" w:color="auto" w:fill="auto"/>
+          </w:tcPr>
+          <w:p>
+            <w:pPr>
+              <w:spacing w:after="0" w:line="240" w:lineRule="auto"/>
+              <w:rPr>
+                <w:sz w:val="18"/>
+              </w:rPr>
+            </w:pPr>
+            <w:r>
+              <w:rPr>
+                <w:rFonts w:hint="eastAsia"/>
+                <w:sz w:val="18"/>
+              </w:rPr>
               <w:t>高度定向攻击</w:t>
             </w:r>
           </w:p>
@@ -11418,7 +11744,7 @@
           <w:rFonts w:hint="eastAsia"/>
         </w:rPr>
       </w:pPr>
-      <w:bookmarkStart w:id="24" w:name="_Toc242112200"/>
+      <w:bookmarkStart w:id="24" w:name="_Toc242180352"/>
       <w:r>
         <w:rPr>
           <w:rFonts w:hint="eastAsia"/>
@@ -11435,7 +11761,7 @@
           <w:rFonts w:hint="eastAsia"/>
         </w:rPr>
       </w:pPr>
-      <w:bookmarkStart w:id="25" w:name="_Toc242112201"/>
+      <w:bookmarkStart w:id="25" w:name="_Toc242180353"/>
       <w:r>
         <w:rPr>
           <w:rFonts w:hint="eastAsia"/>
@@ -11833,7 +12159,7 @@
           <w:rFonts w:hint="eastAsia"/>
         </w:rPr>
       </w:pPr>
-      <w:bookmarkStart w:id="26" w:name="_Toc242112202"/>
+      <w:bookmarkStart w:id="26" w:name="_Toc242180354"/>
       <w:r>
         <w:rPr>
           <w:rFonts w:hint="eastAsia"/>
@@ -12211,7 +12537,7 @@
           <w:rFonts w:hint="eastAsia"/>
         </w:rPr>
       </w:pPr>
-      <w:bookmarkStart w:id="27" w:name="_Toc242112203"/>
+      <w:bookmarkStart w:id="27" w:name="_Toc242180355"/>
       <w:r>
         <w:rPr>
           <w:rFonts w:hint="eastAsia"/>
@@ -12460,7 +12786,7 @@
           <w:rFonts w:hint="eastAsia"/>
         </w:rPr>
       </w:pPr>
-      <w:bookmarkStart w:id="28" w:name="_Toc242112204"/>
+      <w:bookmarkStart w:id="28" w:name="_Toc242180356"/>
       <w:r>
         <w:rPr>
           <w:rFonts w:hint="eastAsia"/>
@@ -12969,7 +13295,7 @@
           <w:rFonts w:hint="eastAsia"/>
         </w:rPr>
       </w:pPr>
-      <w:bookmarkStart w:id="29" w:name="_Toc242112205"/>
+      <w:bookmarkStart w:id="29" w:name="_Toc242180357"/>
       <w:r>
         <w:rPr>
           <w:rFonts w:hint="eastAsia"/>
@@ -13467,7 +13793,7 @@
           <w:rFonts w:hint="eastAsia"/>
         </w:rPr>
       </w:pPr>
-      <w:bookmarkStart w:id="30" w:name="_Toc242112206"/>
+      <w:bookmarkStart w:id="30" w:name="_Toc242180358"/>
       <w:r>
         <w:rPr>
           <w:rFonts w:hint="eastAsia"/>
@@ -13484,7 +13810,7 @@
           <w:rFonts w:hint="eastAsia"/>
         </w:rPr>
       </w:pPr>
-      <w:bookmarkStart w:id="31" w:name="_Toc242112207"/>
+      <w:bookmarkStart w:id="31" w:name="_Toc242180359"/>
       <w:r>
         <w:rPr>
           <w:rFonts w:hint="eastAsia"/>
@@ -14092,7 +14418,7 @@
           <w:rFonts w:hint="eastAsia"/>
         </w:rPr>
       </w:pPr>
-      <w:bookmarkStart w:id="32" w:name="_Toc242112208"/>
+      <w:bookmarkStart w:id="32" w:name="_Toc242180360"/>
       <w:r>
         <w:rPr>
           <w:rFonts w:hint="eastAsia"/>
@@ -14131,7 +14457,7 @@
         <w:rPr>
           <w:rFonts w:hint="eastAsia"/>
         </w:rPr>
-        <w:t xml:space="preserve">iOS 12.3 / 14.8 / 15.3.1 / 15.6.1 / 16.3.1 / 16.4.1 / 16.5 / 16.5.1 / 17.3 / 18.1.1 / 18.3.2 </w:t>
+        <w:t xml:space="preserve">iOS 12.1.4 / 12.4.1 / 14.8 / 15.3.1 / 15.6.1 / 16.3.1 / 16.4.1 / 16.5 / 16.5.1 / 17.3 / 18.1.1 / 18.3.2 </w:t>
       </w:r>
       <w:r>
         <w:rPr>

--- a/iOS网页零日漏洞分析报告.docx
+++ b/iOS网页零日漏洞分析报告.docx
@@ -6,6 +6,7 @@
       <w:pPr>
         <w:pStyle w:val="a4"/>
         <w:rPr>
+          <w:rFonts w:hint="eastAsia"/>
           <w:sz w:val="40"/>
         </w:rPr>
       </w:pPr>
@@ -27,6 +28,9 @@
     <w:p>
       <w:pPr>
         <w:pStyle w:val="a5"/>
+        <w:rPr>
+          <w:rFonts w:hint="eastAsia"/>
+        </w:rPr>
       </w:pPr>
       <w:r>
         <w:rPr>
@@ -71,6 +75,12 @@
         <w:gridCol w:w="5600"/>
       </w:tblGrid>
       <w:tr>
+        <w:tblPrEx>
+          <w:tblCellMar>
+            <w:top w:w="0" w:type="dxa"/>
+            <w:bottom w:w="0" w:type="dxa"/>
+          </w:tblCellMar>
+        </w:tblPrEx>
         <w:trPr>
           <w:jc w:val="center"/>
         </w:trPr>
@@ -128,6 +138,12 @@
         </w:tc>
       </w:tr>
       <w:tr>
+        <w:tblPrEx>
+          <w:tblCellMar>
+            <w:top w:w="0" w:type="dxa"/>
+            <w:bottom w:w="0" w:type="dxa"/>
+          </w:tblCellMar>
+        </w:tblPrEx>
         <w:trPr>
           <w:jc w:val="center"/>
         </w:trPr>
@@ -161,37 +177,7 @@
               <w:rPr>
                 <w:rFonts w:hint="eastAsia"/>
               </w:rPr>
-              <w:t>2</w:t>
-            </w:r>
-            <w:r>
-              <w:rPr>
-                <w:rFonts w:hint="eastAsia"/>
-              </w:rPr>
-              <w:t>t.me/one</w:t>
-            </w:r>
-            <w:r>
-              <w:rPr>
-                <w:rFonts w:hint="eastAsia"/>
-              </w:rPr>
-              <w:t>t.me/one00190t.me/one00190</w:t>
-            </w:r>
-            <w:r>
-              <w:rPr>
-                <w:rFonts w:hint="eastAsia"/>
-              </w:rPr>
-              <w:t>19</w:t>
-            </w:r>
-            <w:r>
-              <w:rPr>
-                <w:rFonts w:hint="eastAsia"/>
-              </w:rPr>
-              <w:t>t.me/one00190</w:t>
-            </w:r>
-            <w:r>
-              <w:rPr>
-                <w:rFonts w:hint="eastAsia"/>
-              </w:rPr>
-              <w:t>26</w:t>
+              <w:t>2026</w:t>
             </w:r>
             <w:r>
               <w:rPr>
@@ -203,13 +189,7 @@
               <w:rPr>
                 <w:rFonts w:hint="eastAsia"/>
               </w:rPr>
-              <w:t>1</w:t>
-            </w:r>
-            <w:r>
-              <w:rPr>
-                <w:rFonts w:hint="eastAsia"/>
-              </w:rPr>
-              <w:t>t.me/one00190</w:t>
+              <w:t>10</w:t>
             </w:r>
             <w:r>
               <w:rPr>
@@ -233,6 +213,12 @@
         </w:tc>
       </w:tr>
       <w:tr>
+        <w:tblPrEx>
+          <w:tblCellMar>
+            <w:top w:w="0" w:type="dxa"/>
+            <w:bottom w:w="0" w:type="dxa"/>
+          </w:tblCellMar>
+        </w:tblPrEx>
         <w:trPr>
           <w:jc w:val="center"/>
         </w:trPr>
@@ -320,6 +306,12 @@
         </w:tc>
       </w:tr>
       <w:tr>
+        <w:tblPrEx>
+          <w:tblCellMar>
+            <w:top w:w="0" w:type="dxa"/>
+            <w:bottom w:w="0" w:type="dxa"/>
+          </w:tblCellMar>
+        </w:tblPrEx>
         <w:trPr>
           <w:jc w:val="center"/>
         </w:trPr>
@@ -359,6 +351,12 @@
         </w:tc>
       </w:tr>
       <w:tr>
+        <w:tblPrEx>
+          <w:tblCellMar>
+            <w:top w:w="0" w:type="dxa"/>
+            <w:bottom w:w="0" w:type="dxa"/>
+          </w:tblCellMar>
+        </w:tblPrEx>
         <w:trPr>
           <w:jc w:val="center"/>
         </w:trPr>
@@ -412,13 +410,12 @@
       <w:pPr>
         <w:jc w:val="center"/>
         <w:rPr>
+          <w:rFonts w:hint="eastAsia"/>
           <w:b/>
           <w:color w:val="1F3864"/>
           <w:sz w:val="28"/>
         </w:rPr>
       </w:pPr>
-      <w:bookmarkStart w:id="0" w:name="_GoBack"/>
-      <w:bookmarkEnd w:id="0"/>
       <w:r>
         <w:rPr>
           <w:rFonts w:hint="eastAsia"/>
@@ -483,7 +480,7 @@
         <w:rPr>
           <w:noProof/>
         </w:rPr>
-        <w:instrText xml:space="preserve"> PAGEREF _Toc242180328 \h </w:instrText>
+        <w:instrText xml:space="preserve"> PAGEREF _Toc242453761 \h </w:instrText>
       </w:r>
       <w:r>
         <w:rPr>
@@ -550,7 +547,7 @@
         <w:rPr>
           <w:noProof/>
         </w:rPr>
-        <w:instrText xml:space="preserve"> PAGEREF _Toc242180329 \h </w:instrText>
+        <w:instrText xml:space="preserve"> PAGEREF _Toc242453762 \h </w:instrText>
       </w:r>
       <w:r>
         <w:rPr>
@@ -635,7 +632,7 @@
         <w:rPr>
           <w:noProof/>
         </w:rPr>
-        <w:instrText xml:space="preserve"> PAGEREF _Toc242180330 \h </w:instrText>
+        <w:instrText xml:space="preserve"> PAGEREF _Toc242453763 \h </w:instrText>
       </w:r>
       <w:r>
         <w:rPr>
@@ -702,7 +699,7 @@
         <w:rPr>
           <w:noProof/>
         </w:rPr>
-        <w:instrText xml:space="preserve"> PAGEREF _Toc242180331 \h </w:instrText>
+        <w:instrText xml:space="preserve"> PAGEREF _Toc242453764 \h </w:instrText>
       </w:r>
       <w:r>
         <w:rPr>
@@ -769,7 +766,7 @@
         <w:rPr>
           <w:noProof/>
         </w:rPr>
-        <w:instrText xml:space="preserve"> PAGEREF _Toc242180332 \h </w:instrText>
+        <w:instrText xml:space="preserve"> PAGEREF _Toc242453765 \h </w:instrText>
       </w:r>
       <w:r>
         <w:rPr>
@@ -848,7 +845,7 @@
         <w:rPr>
           <w:noProof/>
         </w:rPr>
-        <w:instrText xml:space="preserve"> PAGEREF _Toc242180333 \h </w:instrText>
+        <w:instrText xml:space="preserve"> PAGEREF _Toc242453766 \h </w:instrText>
       </w:r>
       <w:r>
         <w:rPr>
@@ -909,31 +906,7 @@
         <w:rPr>
           <w:noProof/>
         </w:rPr>
-        <w:t>2</w:t>
-      </w:r>
-      <w:r>
-        <w:rPr>
-          <w:noProof/>
-        </w:rPr>
-        <w:t>t.me/one00190</w:t>
-      </w:r>
-      <w:r>
-        <w:rPr>
-          <w:noProof/>
-        </w:rPr>
-        <w:t>19–2</w:t>
-      </w:r>
-      <w:r>
-        <w:rPr>
-          <w:noProof/>
-        </w:rPr>
-        <w:t>t.me/one00190</w:t>
-      </w:r>
-      <w:r>
-        <w:rPr>
-          <w:noProof/>
-        </w:rPr>
-        <w:t>26</w:t>
+        <w:t>2019–2026</w:t>
       </w:r>
       <w:r>
         <w:rPr>
@@ -957,7 +930,7 @@
         <w:rPr>
           <w:noProof/>
         </w:rPr>
-        <w:instrText xml:space="preserve"> PAGEREF _Toc242180334 \h </w:instrText>
+        <w:instrText xml:space="preserve"> PAGEREF _Toc242453767 \h </w:instrText>
       </w:r>
       <w:r>
         <w:rPr>
@@ -1000,31 +973,7 @@
         <w:rPr>
           <w:noProof/>
         </w:rPr>
-        <w:t>3.1 CVE-2</w:t>
-      </w:r>
-      <w:r>
-        <w:rPr>
-          <w:noProof/>
-        </w:rPr>
-        <w:t>t.me/one00190</w:t>
-      </w:r>
-      <w:r>
-        <w:rPr>
-          <w:noProof/>
-        </w:rPr>
-        <w:t>19-86</w:t>
-      </w:r>
-      <w:r>
-        <w:rPr>
-          <w:noProof/>
-        </w:rPr>
-        <w:t>t.me/one00190</w:t>
-      </w:r>
-      <w:r>
-        <w:rPr>
-          <w:noProof/>
-        </w:rPr>
-        <w:t>5</w:t>
+        <w:t>3.1 CVE-2019-8605</w:t>
       </w:r>
       <w:r>
         <w:rPr>
@@ -1060,7 +1009,7 @@
         <w:rPr>
           <w:noProof/>
         </w:rPr>
-        <w:instrText xml:space="preserve"> PAGEREF _Toc242180335 \h </w:instrText>
+        <w:instrText xml:space="preserve"> PAGEREF _Toc242453768 \h </w:instrText>
       </w:r>
       <w:r>
         <w:rPr>
@@ -1103,31 +1052,7 @@
         <w:rPr>
           <w:noProof/>
         </w:rPr>
-        <w:t>3.2 CVE-2</w:t>
-      </w:r>
-      <w:r>
-        <w:rPr>
-          <w:noProof/>
-        </w:rPr>
-        <w:t>t.me/one00190</w:t>
-      </w:r>
-      <w:r>
-        <w:rPr>
-          <w:noProof/>
-        </w:rPr>
-        <w:t>21-3</w:t>
-      </w:r>
-      <w:r>
-        <w:rPr>
-          <w:noProof/>
-        </w:rPr>
-        <w:t>t.me/one00190</w:t>
-      </w:r>
-      <w:r>
-        <w:rPr>
-          <w:noProof/>
-        </w:rPr>
-        <w:t>858</w:t>
+        <w:t>3.2 CVE-2021-30858</w:t>
       </w:r>
       <w:r>
         <w:rPr>
@@ -1175,7 +1100,7 @@
         <w:rPr>
           <w:noProof/>
         </w:rPr>
-        <w:instrText xml:space="preserve"> PAGEREF _Toc242180336 \h </w:instrText>
+        <w:instrText xml:space="preserve"> PAGEREF _Toc242453769 \h </w:instrText>
       </w:r>
       <w:r>
         <w:rPr>
@@ -1218,25 +1143,7 @@
         <w:rPr>
           <w:noProof/>
         </w:rPr>
-        <w:t>3.3 CVE-2</w:t>
-      </w:r>
-      <w:r>
-        <w:rPr>
-          <w:noProof/>
-        </w:rPr>
-        <w:t>t.me/one00190</w:t>
-      </w:r>
-      <w:r>
-        <w:rPr>
-          <w:noProof/>
-        </w:rPr>
-        <w:t>22-2262</w:t>
-      </w:r>
-      <w:r>
-        <w:rPr>
-          <w:noProof/>
-        </w:rPr>
-        <w:t>t.me/one00190</w:t>
+        <w:t>3.3 CVE-2022-22620</w:t>
       </w:r>
       <w:r>
         <w:rPr>
@@ -1278,7 +1185,7 @@
         <w:rPr>
           <w:noProof/>
         </w:rPr>
-        <w:instrText xml:space="preserve"> PAGEREF _Toc242180337 \h </w:instrText>
+        <w:instrText xml:space="preserve"> PAGEREF _Toc242453770 \h </w:instrText>
       </w:r>
       <w:r>
         <w:rPr>
@@ -1321,19 +1228,7 @@
         <w:rPr>
           <w:noProof/>
         </w:rPr>
-        <w:t>3.4 CVE-2</w:t>
-      </w:r>
-      <w:r>
-        <w:rPr>
-          <w:noProof/>
-        </w:rPr>
-        <w:t>t.me/one00190</w:t>
-      </w:r>
-      <w:r>
-        <w:rPr>
-          <w:noProof/>
-        </w:rPr>
-        <w:t>22-32893</w:t>
+        <w:t>3.4 CVE-2022-32893</w:t>
       </w:r>
       <w:r>
         <w:rPr>
@@ -1381,7 +1276,7 @@
         <w:rPr>
           <w:noProof/>
         </w:rPr>
-        <w:instrText xml:space="preserve"> PAGEREF _Toc242180338 \h </w:instrText>
+        <w:instrText xml:space="preserve"> PAGEREF _Toc242453771 \h </w:instrText>
       </w:r>
       <w:r>
         <w:rPr>
@@ -1424,19 +1319,7 @@
         <w:rPr>
           <w:noProof/>
         </w:rPr>
-        <w:t>3.5 CVE-2</w:t>
-      </w:r>
-      <w:r>
-        <w:rPr>
-          <w:noProof/>
-        </w:rPr>
-        <w:t>t.me/one00190</w:t>
-      </w:r>
-      <w:r>
-        <w:rPr>
-          <w:noProof/>
-        </w:rPr>
-        <w:t>23-23529</w:t>
+        <w:t>3.5 CVE-2023-23529</w:t>
       </w:r>
       <w:r>
         <w:rPr>
@@ -1472,7 +1355,7 @@
         <w:rPr>
           <w:noProof/>
         </w:rPr>
-        <w:instrText xml:space="preserve"> PAGEREF _Toc242180339 \h </w:instrText>
+        <w:instrText xml:space="preserve"> PAGEREF _Toc242453772 \h </w:instrText>
       </w:r>
       <w:r>
         <w:rPr>
@@ -1515,31 +1398,7 @@
         <w:rPr>
           <w:noProof/>
         </w:rPr>
-        <w:t>3.6 CVE-2</w:t>
-      </w:r>
-      <w:r>
-        <w:rPr>
-          <w:noProof/>
-        </w:rPr>
-        <w:t>t.me/one00190</w:t>
-      </w:r>
-      <w:r>
-        <w:rPr>
-          <w:noProof/>
-        </w:rPr>
-        <w:t>23-282</w:t>
-      </w:r>
-      <w:r>
-        <w:rPr>
-          <w:noProof/>
-        </w:rPr>
-        <w:t>t.me/one00190</w:t>
-      </w:r>
-      <w:r>
-        <w:rPr>
-          <w:noProof/>
-        </w:rPr>
-        <w:t>5</w:t>
+        <w:t>3.6 CVE-2023-28205</w:t>
       </w:r>
       <w:r>
         <w:rPr>
@@ -1581,7 +1440,7 @@
         <w:rPr>
           <w:noProof/>
         </w:rPr>
-        <w:instrText xml:space="preserve"> PAGEREF _Toc242180340 \h </w:instrText>
+        <w:instrText xml:space="preserve"> PAGEREF _Toc242453773 \h </w:instrText>
       </w:r>
       <w:r>
         <w:rPr>
@@ -1624,31 +1483,7 @@
         <w:rPr>
           <w:noProof/>
         </w:rPr>
-        <w:t>3.7 CVE-2</w:t>
-      </w:r>
-      <w:r>
-        <w:rPr>
-          <w:noProof/>
-        </w:rPr>
-        <w:t>t.me/one00190</w:t>
-      </w:r>
-      <w:r>
-        <w:rPr>
-          <w:noProof/>
-        </w:rPr>
-        <w:t>23-324</w:t>
-      </w:r>
-      <w:r>
-        <w:rPr>
-          <w:noProof/>
-        </w:rPr>
-        <w:t>t.me/one00190</w:t>
-      </w:r>
-      <w:r>
-        <w:rPr>
-          <w:noProof/>
-        </w:rPr>
-        <w:t>9</w:t>
+        <w:t>3.7 CVE-2023-32409</w:t>
       </w:r>
       <w:r>
         <w:rPr>
@@ -1684,7 +1519,7 @@
         <w:rPr>
           <w:noProof/>
         </w:rPr>
-        <w:instrText xml:space="preserve"> PAGEREF _Toc242180341 \h </w:instrText>
+        <w:instrText xml:space="preserve"> PAGEREF _Toc242453774 \h </w:instrText>
       </w:r>
       <w:r>
         <w:rPr>
@@ -1727,25 +1562,7 @@
         <w:rPr>
           <w:noProof/>
         </w:rPr>
-        <w:t>3.8 CVE-2</w:t>
-      </w:r>
-      <w:r>
-        <w:rPr>
-          <w:noProof/>
-        </w:rPr>
-        <w:t>t.me/one00190</w:t>
-      </w:r>
-      <w:r>
-        <w:rPr>
-          <w:noProof/>
-        </w:rPr>
-        <w:t>23-3745</w:t>
-      </w:r>
-      <w:r>
-        <w:rPr>
-          <w:noProof/>
-        </w:rPr>
-        <w:t>t.me/one00190</w:t>
+        <w:t>3.8 CVE-2023-37450</w:t>
       </w:r>
       <w:r>
         <w:rPr>
@@ -1793,7 +1610,7 @@
         <w:rPr>
           <w:noProof/>
         </w:rPr>
-        <w:instrText xml:space="preserve"> PAGEREF _Toc242180342 \h </w:instrText>
+        <w:instrText xml:space="preserve"> PAGEREF _Toc242453775 \h </w:instrText>
       </w:r>
       <w:r>
         <w:rPr>
@@ -1836,19 +1653,7 @@
         <w:rPr>
           <w:noProof/>
         </w:rPr>
-        <w:t>3.9 CVE-2</w:t>
-      </w:r>
-      <w:r>
-        <w:rPr>
-          <w:noProof/>
-        </w:rPr>
-        <w:t>t.me/one00190</w:t>
-      </w:r>
-      <w:r>
-        <w:rPr>
-          <w:noProof/>
-        </w:rPr>
-        <w:t>23-32435</w:t>
+        <w:t>3.9 CVE-2023-32435</w:t>
       </w:r>
       <w:r>
         <w:rPr>
@@ -1884,7 +1689,7 @@
         <w:rPr>
           <w:noProof/>
         </w:rPr>
-        <w:instrText xml:space="preserve"> PAGEREF _Toc242180343 \h </w:instrText>
+        <w:instrText xml:space="preserve"> PAGEREF _Toc242453776 \h </w:instrText>
       </w:r>
       <w:r>
         <w:rPr>
@@ -1927,31 +1732,7 @@
         <w:rPr>
           <w:noProof/>
         </w:rPr>
-        <w:t>3.1</w:t>
-      </w:r>
-      <w:r>
-        <w:rPr>
-          <w:noProof/>
-        </w:rPr>
-        <w:t>t.me/one00190</w:t>
-      </w:r>
-      <w:r>
-        <w:rPr>
-          <w:noProof/>
-        </w:rPr>
-        <w:t xml:space="preserve"> CVE-2</w:t>
-      </w:r>
-      <w:r>
-        <w:rPr>
-          <w:noProof/>
-        </w:rPr>
-        <w:t>t.me/one00190</w:t>
-      </w:r>
-      <w:r>
-        <w:rPr>
-          <w:noProof/>
-        </w:rPr>
-        <w:t>24-23222</w:t>
+        <w:t>3.10 CVE-2024-23222</w:t>
       </w:r>
       <w:r>
         <w:rPr>
@@ -1987,7 +1768,7 @@
         <w:rPr>
           <w:noProof/>
         </w:rPr>
-        <w:instrText xml:space="preserve"> PAGEREF _Toc242180344 \h </w:instrText>
+        <w:instrText xml:space="preserve"> PAGEREF _Toc242453777 \h </w:instrText>
       </w:r>
       <w:r>
         <w:rPr>
@@ -2030,43 +1811,7 @@
         <w:rPr>
           <w:noProof/>
         </w:rPr>
-        <w:t>3.11 CVE-2</w:t>
-      </w:r>
-      <w:r>
-        <w:rPr>
-          <w:noProof/>
-        </w:rPr>
-        <w:t>t.me/one00190</w:t>
-      </w:r>
-      <w:r>
-        <w:rPr>
-          <w:noProof/>
-        </w:rPr>
-        <w:t>24-443</w:t>
-      </w:r>
-      <w:r>
-        <w:rPr>
-          <w:noProof/>
-        </w:rPr>
-        <w:t>t.me/one00190</w:t>
-      </w:r>
-      <w:r>
-        <w:rPr>
-          <w:noProof/>
-        </w:rPr>
-        <w:t>8 / 443</w:t>
-      </w:r>
-      <w:r>
-        <w:rPr>
-          <w:noProof/>
-        </w:rPr>
-        <w:t>t.me/one00190</w:t>
-      </w:r>
-      <w:r>
-        <w:rPr>
-          <w:noProof/>
-        </w:rPr>
-        <w:t>9</w:t>
+        <w:t>3.11 CVE-2024-44308 / 44309</w:t>
       </w:r>
       <w:r>
         <w:rPr>
@@ -2126,7 +1871,7 @@
         <w:rPr>
           <w:noProof/>
         </w:rPr>
-        <w:instrText xml:space="preserve"> PAGEREF _Toc242180345 \h </w:instrText>
+        <w:instrText xml:space="preserve"> PAGEREF _Toc242453778 \h </w:instrText>
       </w:r>
       <w:r>
         <w:rPr>
@@ -2169,31 +1914,7 @@
         <w:rPr>
           <w:noProof/>
         </w:rPr>
-        <w:t>3.12 CVE-2</w:t>
-      </w:r>
-      <w:r>
-        <w:rPr>
-          <w:noProof/>
-        </w:rPr>
-        <w:t>t.me/one00190</w:t>
-      </w:r>
-      <w:r>
-        <w:rPr>
-          <w:noProof/>
-        </w:rPr>
-        <w:t>25-242</w:t>
-      </w:r>
-      <w:r>
-        <w:rPr>
-          <w:noProof/>
-        </w:rPr>
-        <w:t>t.me/one00190</w:t>
-      </w:r>
-      <w:r>
-        <w:rPr>
-          <w:noProof/>
-        </w:rPr>
-        <w:t>1</w:t>
+        <w:t>3.12 CVE-2025-24201</w:t>
       </w:r>
       <w:r>
         <w:rPr>
@@ -2229,7 +1950,7 @@
         <w:rPr>
           <w:noProof/>
         </w:rPr>
-        <w:instrText xml:space="preserve"> PAGEREF _Toc242180346 \h </w:instrText>
+        <w:instrText xml:space="preserve"> PAGEREF _Toc242453779 \h </w:instrText>
       </w:r>
       <w:r>
         <w:rPr>
@@ -2290,7 +2011,7 @@
         <w:rPr>
           <w:noProof/>
         </w:rPr>
-        <w:instrText xml:space="preserve"> PAGEREF _Toc242180347 \h </w:instrText>
+        <w:instrText xml:space="preserve"> PAGEREF _Toc242453780 \h </w:instrText>
       </w:r>
       <w:r>
         <w:rPr>
@@ -2363,7 +2084,7 @@
         <w:rPr>
           <w:noProof/>
         </w:rPr>
-        <w:instrText xml:space="preserve"> PAGEREF _Toc242180348 \h </w:instrText>
+        <w:instrText xml:space="preserve"> PAGEREF _Toc242453781 \h </w:instrText>
       </w:r>
       <w:r>
         <w:rPr>
@@ -2380,13 +2101,7 @@
         <w:rPr>
           <w:noProof/>
         </w:rPr>
-        <w:t>1</w:t>
-      </w:r>
-      <w:r>
-        <w:rPr>
-          <w:noProof/>
-        </w:rPr>
-        <w:t>t.me/one00190</w:t>
+        <w:t>10</w:t>
       </w:r>
       <w:r>
         <w:rPr>
@@ -2436,7 +2151,7 @@
         <w:rPr>
           <w:noProof/>
         </w:rPr>
-        <w:instrText xml:space="preserve"> PAGEREF _Toc242180349 \h </w:instrText>
+        <w:instrText xml:space="preserve"> PAGEREF _Toc242453782 \h </w:instrText>
       </w:r>
       <w:r>
         <w:rPr>
@@ -2453,13 +2168,7 @@
         <w:rPr>
           <w:noProof/>
         </w:rPr>
-        <w:t>1</w:t>
-      </w:r>
-      <w:r>
-        <w:rPr>
-          <w:noProof/>
-        </w:rPr>
-        <w:t>t.me/one00190</w:t>
+        <w:t>10</w:t>
       </w:r>
       <w:r>
         <w:rPr>
@@ -2509,7 +2218,7 @@
         <w:rPr>
           <w:noProof/>
         </w:rPr>
-        <w:instrText xml:space="preserve"> PAGEREF _Toc242180350 \h </w:instrText>
+        <w:instrText xml:space="preserve"> PAGEREF _Toc242453783 \h </w:instrText>
       </w:r>
       <w:r>
         <w:rPr>
@@ -2526,13 +2235,7 @@
         <w:rPr>
           <w:noProof/>
         </w:rPr>
-        <w:t>1</w:t>
-      </w:r>
-      <w:r>
-        <w:rPr>
-          <w:noProof/>
-        </w:rPr>
-        <w:t>t.me/one00190</w:t>
+        <w:t>10</w:t>
       </w:r>
       <w:r>
         <w:rPr>
@@ -2582,7 +2285,7 @@
         <w:rPr>
           <w:noProof/>
         </w:rPr>
-        <w:instrText xml:space="preserve"> PAGEREF _Toc242180351 \h </w:instrText>
+        <w:instrText xml:space="preserve"> PAGEREF _Toc242453784 \h </w:instrText>
       </w:r>
       <w:r>
         <w:rPr>
@@ -2599,13 +2302,7 @@
         <w:rPr>
           <w:noProof/>
         </w:rPr>
-        <w:t>1</w:t>
-      </w:r>
-      <w:r>
-        <w:rPr>
-          <w:noProof/>
-        </w:rPr>
-        <w:t>t.me/one00190</w:t>
+        <w:t>10</w:t>
       </w:r>
       <w:r>
         <w:rPr>
@@ -2649,7 +2346,7 @@
         <w:rPr>
           <w:noProof/>
         </w:rPr>
-        <w:instrText xml:space="preserve"> PAGEREF _Toc242180352 \h </w:instrText>
+        <w:instrText xml:space="preserve"> PAGEREF _Toc242453785 \h </w:instrText>
       </w:r>
       <w:r>
         <w:rPr>
@@ -2716,7 +2413,7 @@
         <w:rPr>
           <w:noProof/>
         </w:rPr>
-        <w:instrText xml:space="preserve"> PAGEREF _Toc242180353 \h </w:instrText>
+        <w:instrText xml:space="preserve"> PAGEREF _Toc242453786 \h </w:instrText>
       </w:r>
       <w:r>
         <w:rPr>
@@ -2783,7 +2480,7 @@
         <w:rPr>
           <w:noProof/>
         </w:rPr>
-        <w:instrText xml:space="preserve"> PAGEREF _Toc242180354 \h </w:instrText>
+        <w:instrText xml:space="preserve"> PAGEREF _Toc242453787 \h </w:instrText>
       </w:r>
       <w:r>
         <w:rPr>
@@ -2862,7 +2559,7 @@
         <w:rPr>
           <w:noProof/>
         </w:rPr>
-        <w:instrText xml:space="preserve"> PAGEREF _Toc242180355 \h </w:instrText>
+        <w:instrText xml:space="preserve"> PAGEREF _Toc242453788 \h </w:instrText>
       </w:r>
       <w:r>
         <w:rPr>
@@ -2929,7 +2626,7 @@
         <w:rPr>
           <w:noProof/>
         </w:rPr>
-        <w:instrText xml:space="preserve"> PAGEREF _Toc242180356 \h </w:instrText>
+        <w:instrText xml:space="preserve"> PAGEREF _Toc242453789 \h </w:instrText>
       </w:r>
       <w:r>
         <w:rPr>
@@ -2991,7 +2688,7 @@
         <w:rPr>
           <w:noProof/>
         </w:rPr>
-        <w:instrText xml:space="preserve"> PAGEREF _Toc242180357 \h </w:instrText>
+        <w:instrText xml:space="preserve"> PAGEREF _Toc242453790 \h </w:instrText>
       </w:r>
       <w:r>
         <w:rPr>
@@ -3052,7 +2749,7 @@
         <w:rPr>
           <w:noProof/>
         </w:rPr>
-        <w:instrText xml:space="preserve"> PAGEREF _Toc242180358 \h </w:instrText>
+        <w:instrText xml:space="preserve"> PAGEREF _Toc242453791 \h </w:instrText>
       </w:r>
       <w:r>
         <w:rPr>
@@ -3119,7 +2816,7 @@
         <w:rPr>
           <w:noProof/>
         </w:rPr>
-        <w:instrText xml:space="preserve"> PAGEREF _Toc242180359 \h </w:instrText>
+        <w:instrText xml:space="preserve"> PAGEREF _Toc242453792 \h </w:instrText>
       </w:r>
       <w:r>
         <w:rPr>
@@ -3186,7 +2883,7 @@
         <w:rPr>
           <w:noProof/>
         </w:rPr>
-        <w:instrText xml:space="preserve"> PAGEREF _Toc242180360 \h </w:instrText>
+        <w:instrText xml:space="preserve"> PAGEREF _Toc242453793 \h </w:instrText>
       </w:r>
       <w:r>
         <w:rPr>
@@ -3215,699 +2912,615 @@
     <w:p>
       <w:pPr>
         <w:pStyle w:val="1"/>
+        <w:rPr>
+          <w:rFonts w:hint="eastAsia"/>
+        </w:rPr>
       </w:pPr>
       <w:r>
         <w:lastRenderedPageBreak/>
         <w:fldChar w:fldCharType="end"/>
       </w:r>
-      <w:bookmarkStart w:id="1" w:name="_Toc242180328"/>
+      <w:bookmarkStart w:id="0" w:name="_Toc242453761"/>
       <w:r>
         <w:rPr>
           <w:rFonts w:hint="eastAsia"/>
         </w:rPr>
         <w:t>一、概述</w:t>
       </w:r>
+      <w:bookmarkEnd w:id="0"/>
+    </w:p>
+    <w:p>
+      <w:pPr>
+        <w:rPr>
+          <w:rFonts w:hint="eastAsia"/>
+        </w:rPr>
+      </w:pPr>
+      <w:r>
+        <w:rPr>
+          <w:rFonts w:hint="eastAsia"/>
+        </w:rPr>
+        <w:t xml:space="preserve">iOS </w:t>
+      </w:r>
+      <w:r>
+        <w:rPr>
+          <w:rFonts w:hint="eastAsia"/>
+        </w:rPr>
+        <w:t>平台的</w:t>
+      </w:r>
+      <w:r>
+        <w:rPr>
+          <w:rFonts w:hint="eastAsia"/>
+        </w:rPr>
+        <w:t>"</w:t>
+      </w:r>
+      <w:r>
+        <w:rPr>
+          <w:rFonts w:hint="eastAsia"/>
+        </w:rPr>
+        <w:t>网页零日漏洞</w:t>
+      </w:r>
+      <w:r>
+        <w:rPr>
+          <w:rFonts w:hint="eastAsia"/>
+        </w:rPr>
+        <w:t>"</w:t>
+      </w:r>
+      <w:r>
+        <w:rPr>
+          <w:rFonts w:hint="eastAsia"/>
+        </w:rPr>
+        <w:t>（</w:t>
+      </w:r>
+      <w:r>
+        <w:rPr>
+          <w:rFonts w:hint="eastAsia"/>
+        </w:rPr>
+        <w:t>Web Zero-day</w:t>
+      </w:r>
+      <w:r>
+        <w:rPr>
+          <w:rFonts w:hint="eastAsia"/>
+        </w:rPr>
+        <w:t>）指</w:t>
+      </w:r>
+      <w:r>
+        <w:rPr>
+          <w:rFonts w:hint="eastAsia"/>
+        </w:rPr>
+        <w:t xml:space="preserve"> Safari </w:t>
+      </w:r>
+      <w:r>
+        <w:rPr>
+          <w:rFonts w:hint="eastAsia"/>
+        </w:rPr>
+        <w:t>浏览器及其底层</w:t>
+      </w:r>
+      <w:r>
+        <w:rPr>
+          <w:rFonts w:hint="eastAsia"/>
+        </w:rPr>
+        <w:t xml:space="preserve"> WebKit </w:t>
+      </w:r>
+      <w:r>
+        <w:rPr>
+          <w:rFonts w:hint="eastAsia"/>
+        </w:rPr>
+        <w:t>渲染引擎中、被攻击者在厂商修复前已投入在野利用的漏洞。它们之所以成为高价值攻击武器，根源在于两点：</w:t>
+      </w:r>
+      <w:r>
+        <w:rPr>
+          <w:rFonts w:hint="eastAsia"/>
+          <w:b/>
+        </w:rPr>
+        <w:t>攻击面大</w:t>
+      </w:r>
+      <w:r>
+        <w:rPr>
+          <w:rFonts w:hint="eastAsia"/>
+        </w:rPr>
+        <w:t>——任何</w:t>
+      </w:r>
+      <w:r>
+        <w:rPr>
+          <w:rFonts w:hint="eastAsia"/>
+        </w:rPr>
+        <w:t xml:space="preserve"> iOS </w:t>
+      </w:r>
+      <w:r>
+        <w:rPr>
+          <w:rFonts w:hint="eastAsia"/>
+        </w:rPr>
+        <w:t>用户点开一个网页就可能触发；</w:t>
+      </w:r>
+      <w:r>
+        <w:rPr>
+          <w:rFonts w:hint="eastAsia"/>
+          <w:b/>
+        </w:rPr>
+        <w:t>位置关键</w:t>
+      </w:r>
+      <w:r>
+        <w:rPr>
+          <w:rFonts w:hint="eastAsia"/>
+        </w:rPr>
+        <w:t>——</w:t>
+      </w:r>
+      <w:r>
+        <w:rPr>
+          <w:rFonts w:hint="eastAsia"/>
+        </w:rPr>
+        <w:t xml:space="preserve">WebKit </w:t>
+      </w:r>
+      <w:r>
+        <w:rPr>
+          <w:rFonts w:hint="eastAsia"/>
+        </w:rPr>
+        <w:t>既是</w:t>
+      </w:r>
+      <w:r>
+        <w:rPr>
+          <w:rFonts w:hint="eastAsia"/>
+        </w:rPr>
+        <w:t xml:space="preserve"> Safari </w:t>
+      </w:r>
+      <w:r>
+        <w:rPr>
+          <w:rFonts w:hint="eastAsia"/>
+        </w:rPr>
+        <w:t>的核心，也被</w:t>
+      </w:r>
+      <w:r>
+        <w:rPr>
+          <w:rFonts w:hint="eastAsia"/>
+        </w:rPr>
+        <w:t xml:space="preserve"> iOS </w:t>
+      </w:r>
+      <w:r>
+        <w:rPr>
+          <w:rFonts w:hint="eastAsia"/>
+        </w:rPr>
+        <w:t>系统内嵌于</w:t>
+      </w:r>
+      <w:r>
+        <w:rPr>
+          <w:rFonts w:hint="eastAsia"/>
+        </w:rPr>
+        <w:t xml:space="preserve"> WKWebView</w:t>
+      </w:r>
+      <w:r>
+        <w:rPr>
+          <w:rFonts w:hint="eastAsia"/>
+        </w:rPr>
+        <w:t>、</w:t>
+      </w:r>
+      <w:r>
+        <w:rPr>
+          <w:rFonts w:hint="eastAsia"/>
+        </w:rPr>
+        <w:t xml:space="preserve">SFSafariViewController </w:t>
+      </w:r>
+      <w:r>
+        <w:rPr>
+          <w:rFonts w:hint="eastAsia"/>
+        </w:rPr>
+        <w:t>等组件，第三方浏览器（</w:t>
+      </w:r>
+      <w:r>
+        <w:rPr>
+          <w:rFonts w:hint="eastAsia"/>
+        </w:rPr>
+        <w:t>Chrome</w:t>
+      </w:r>
+      <w:r>
+        <w:rPr>
+          <w:rFonts w:hint="eastAsia"/>
+        </w:rPr>
+        <w:t>、</w:t>
+      </w:r>
+      <w:r>
+        <w:rPr>
+          <w:rFonts w:hint="eastAsia"/>
+        </w:rPr>
+        <w:t xml:space="preserve">Firefox </w:t>
+      </w:r>
+      <w:r>
+        <w:rPr>
+          <w:rFonts w:hint="eastAsia"/>
+        </w:rPr>
+        <w:t>等）在</w:t>
+      </w:r>
+      <w:r>
+        <w:rPr>
+          <w:rFonts w:hint="eastAsia"/>
+        </w:rPr>
+        <w:t xml:space="preserve"> iOS </w:t>
+      </w:r>
+      <w:r>
+        <w:rPr>
+          <w:rFonts w:hint="eastAsia"/>
+        </w:rPr>
+        <w:t>上同样强制使用</w:t>
+      </w:r>
+      <w:r>
+        <w:rPr>
+          <w:rFonts w:hint="eastAsia"/>
+        </w:rPr>
+        <w:t xml:space="preserve"> WebKit</w:t>
+      </w:r>
+      <w:r>
+        <w:rPr>
+          <w:rFonts w:hint="eastAsia"/>
+        </w:rPr>
+        <w:t>，因此一个</w:t>
+      </w:r>
+      <w:r>
+        <w:rPr>
+          <w:rFonts w:hint="eastAsia"/>
+        </w:rPr>
+        <w:t xml:space="preserve"> WebKit </w:t>
+      </w:r>
+      <w:r>
+        <w:rPr>
+          <w:rFonts w:hint="eastAsia"/>
+        </w:rPr>
+        <w:t>零日漏洞往往覆盖整个</w:t>
+      </w:r>
+      <w:r>
+        <w:rPr>
+          <w:rFonts w:hint="eastAsia"/>
+        </w:rPr>
+        <w:t xml:space="preserve"> iOS </w:t>
+      </w:r>
+      <w:r>
+        <w:rPr>
+          <w:rFonts w:hint="eastAsia"/>
+        </w:rPr>
+        <w:t>生态。</w:t>
+      </w:r>
+    </w:p>
+    <w:p>
+      <w:pPr>
+        <w:rPr>
+          <w:rFonts w:hint="eastAsia"/>
+        </w:rPr>
+      </w:pPr>
+      <w:r>
+        <w:rPr>
+          <w:rFonts w:hint="eastAsia"/>
+        </w:rPr>
+        <w:t>从</w:t>
+      </w:r>
+      <w:r>
+        <w:rPr>
+          <w:rFonts w:hint="eastAsia"/>
+        </w:rPr>
+        <w:t xml:space="preserve"> 2019 </w:t>
+      </w:r>
+      <w:r>
+        <w:rPr>
+          <w:rFonts w:hint="eastAsia"/>
+        </w:rPr>
+        <w:t>年针对维吾尔语网站的水坑攻击、</w:t>
+      </w:r>
+      <w:r>
+        <w:rPr>
+          <w:rFonts w:hint="eastAsia"/>
+        </w:rPr>
+        <w:t xml:space="preserve">2021 </w:t>
+      </w:r>
+      <w:r>
+        <w:rPr>
+          <w:rFonts w:hint="eastAsia"/>
+        </w:rPr>
+        <w:t>年</w:t>
+      </w:r>
+      <w:r>
+        <w:rPr>
+          <w:rFonts w:hint="eastAsia"/>
+        </w:rPr>
+        <w:t xml:space="preserve"> Pegasus </w:t>
+      </w:r>
+      <w:r>
+        <w:rPr>
+          <w:rFonts w:hint="eastAsia"/>
+        </w:rPr>
+        <w:t>对香港活动人士的投递，到</w:t>
+      </w:r>
+      <w:r>
+        <w:rPr>
+          <w:rFonts w:hint="eastAsia"/>
+        </w:rPr>
+        <w:t xml:space="preserve"> 2023 </w:t>
+      </w:r>
+      <w:r>
+        <w:rPr>
+          <w:rFonts w:hint="eastAsia"/>
+        </w:rPr>
+        <w:t>年针对卡巴斯基员工的</w:t>
+      </w:r>
+      <w:r>
+        <w:rPr>
+          <w:rFonts w:hint="eastAsia"/>
+        </w:rPr>
+        <w:t>"</w:t>
+      </w:r>
+      <w:r>
+        <w:rPr>
+          <w:rFonts w:hint="eastAsia"/>
+        </w:rPr>
+        <w:t>三角测量行动</w:t>
+      </w:r>
+      <w:r>
+        <w:rPr>
+          <w:rFonts w:hint="eastAsia"/>
+        </w:rPr>
+        <w:t>"</w:t>
+      </w:r>
+      <w:r>
+        <w:rPr>
+          <w:rFonts w:hint="eastAsia"/>
+        </w:rPr>
+        <w:t>、</w:t>
+      </w:r>
+      <w:r>
+        <w:rPr>
+          <w:rFonts w:hint="eastAsia"/>
+        </w:rPr>
+        <w:t xml:space="preserve">2024 </w:t>
+      </w:r>
+      <w:r>
+        <w:rPr>
+          <w:rFonts w:hint="eastAsia"/>
+        </w:rPr>
+        <w:t>年针对</w:t>
+      </w:r>
+      <w:r>
+        <w:rPr>
+          <w:rFonts w:hint="eastAsia"/>
+        </w:rPr>
+        <w:t xml:space="preserve"> Mac </w:t>
+      </w:r>
+      <w:r>
+        <w:rPr>
+          <w:rFonts w:hint="eastAsia"/>
+        </w:rPr>
+        <w:t>用户的</w:t>
+      </w:r>
+      <w:r>
+        <w:rPr>
+          <w:rFonts w:hint="eastAsia"/>
+        </w:rPr>
+        <w:t xml:space="preserve"> TAG </w:t>
+      </w:r>
+      <w:r>
+        <w:rPr>
+          <w:rFonts w:hint="eastAsia"/>
+        </w:rPr>
+        <w:t>披露，再到</w:t>
+      </w:r>
+      <w:r>
+        <w:rPr>
+          <w:rFonts w:hint="eastAsia"/>
+        </w:rPr>
+        <w:t xml:space="preserve"> 2025 </w:t>
+      </w:r>
+      <w:r>
+        <w:rPr>
+          <w:rFonts w:hint="eastAsia"/>
+        </w:rPr>
+        <w:t>年</w:t>
+      </w:r>
+      <w:r>
+        <w:rPr>
+          <w:rFonts w:hint="eastAsia"/>
+        </w:rPr>
+        <w:t xml:space="preserve"> iOS 18.3.2 </w:t>
+      </w:r>
+      <w:r>
+        <w:rPr>
+          <w:rFonts w:hint="eastAsia"/>
+        </w:rPr>
+        <w:t>紧急修复的</w:t>
+      </w:r>
+      <w:r>
+        <w:rPr>
+          <w:rFonts w:hint="eastAsia"/>
+        </w:rPr>
+        <w:t xml:space="preserve"> CVE-2025-24201</w:t>
+      </w:r>
+      <w:r>
+        <w:rPr>
+          <w:rFonts w:hint="eastAsia"/>
+        </w:rPr>
+        <w:t>——</w:t>
+      </w:r>
+      <w:r>
+        <w:rPr>
+          <w:rFonts w:hint="eastAsia"/>
+        </w:rPr>
+        <w:t xml:space="preserve">WebKit </w:t>
+      </w:r>
+      <w:r>
+        <w:rPr>
+          <w:rFonts w:hint="eastAsia"/>
+        </w:rPr>
+        <w:t>零日已成为高端定向攻击与商业间谍软件（</w:t>
+      </w:r>
+      <w:r>
+        <w:rPr>
+          <w:rFonts w:hint="eastAsia"/>
+        </w:rPr>
+        <w:t>Pegasus/Predator</w:t>
+      </w:r>
+      <w:r>
+        <w:rPr>
+          <w:rFonts w:hint="eastAsia"/>
+        </w:rPr>
+        <w:t>）投递链条的标准入口。</w:t>
+      </w:r>
+    </w:p>
+    <w:p>
+      <w:pPr>
+        <w:rPr>
+          <w:rFonts w:hint="eastAsia"/>
+        </w:rPr>
+      </w:pPr>
+      <w:r>
+        <w:rPr>
+          <w:rFonts w:hint="eastAsia"/>
+        </w:rPr>
+        <w:t>本报告基于</w:t>
+      </w:r>
+      <w:r>
+        <w:rPr>
+          <w:rFonts w:hint="eastAsia"/>
+        </w:rPr>
+        <w:t xml:space="preserve"> Apple </w:t>
+      </w:r>
+      <w:r>
+        <w:rPr>
+          <w:rFonts w:hint="eastAsia"/>
+        </w:rPr>
+        <w:t>官方安全通告、</w:t>
+      </w:r>
+      <w:r>
+        <w:rPr>
+          <w:rFonts w:hint="eastAsia"/>
+        </w:rPr>
+        <w:t>NVD</w:t>
+      </w:r>
+      <w:r>
+        <w:rPr>
+          <w:rFonts w:hint="eastAsia"/>
+        </w:rPr>
+        <w:t>、</w:t>
+      </w:r>
+      <w:r>
+        <w:rPr>
+          <w:rFonts w:hint="eastAsia"/>
+        </w:rPr>
+        <w:t>Google Project Zero/TAG</w:t>
+      </w:r>
+      <w:r>
+        <w:rPr>
+          <w:rFonts w:hint="eastAsia"/>
+        </w:rPr>
+        <w:t>、</w:t>
+      </w:r>
+      <w:r>
+        <w:rPr>
+          <w:rFonts w:hint="eastAsia"/>
+        </w:rPr>
+        <w:t>Citizen Lab</w:t>
+      </w:r>
+      <w:r>
+        <w:rPr>
+          <w:rFonts w:hint="eastAsia"/>
+        </w:rPr>
+        <w:t>、</w:t>
+      </w:r>
+      <w:r>
+        <w:rPr>
+          <w:rFonts w:hint="eastAsia"/>
+        </w:rPr>
+        <w:t xml:space="preserve">Kaspersky </w:t>
+      </w:r>
+      <w:r>
+        <w:rPr>
+          <w:rFonts w:hint="eastAsia"/>
+        </w:rPr>
+        <w:t>等公开权威来源，系统梳理</w:t>
+      </w:r>
+      <w:r>
+        <w:rPr>
+          <w:rFonts w:hint="eastAsia"/>
+        </w:rPr>
+        <w:t xml:space="preserve"> 2019 </w:t>
+      </w:r>
+      <w:r>
+        <w:rPr>
+          <w:rFonts w:hint="eastAsia"/>
+        </w:rPr>
+        <w:t>年至</w:t>
+      </w:r>
+      <w:r>
+        <w:rPr>
+          <w:rFonts w:hint="eastAsia"/>
+        </w:rPr>
+        <w:t xml:space="preserve"> 2026 </w:t>
+      </w:r>
+      <w:r>
+        <w:rPr>
+          <w:rFonts w:hint="eastAsia"/>
+        </w:rPr>
+        <w:t>年初</w:t>
+      </w:r>
+      <w:r>
+        <w:rPr>
+          <w:rFonts w:hint="eastAsia"/>
+        </w:rPr>
+        <w:t xml:space="preserve"> iOS </w:t>
+      </w:r>
+      <w:r>
+        <w:rPr>
+          <w:rFonts w:hint="eastAsia"/>
+        </w:rPr>
+        <w:t>平台在野利用的</w:t>
+      </w:r>
+      <w:r>
+        <w:rPr>
+          <w:rFonts w:hint="eastAsia"/>
+        </w:rPr>
+        <w:t xml:space="preserve"> WebKit/Safari </w:t>
+      </w:r>
+      <w:r>
+        <w:rPr>
+          <w:rFonts w:hint="eastAsia"/>
+        </w:rPr>
+        <w:t>零日漏洞：技术类别分布、典型</w:t>
+      </w:r>
+      <w:r>
+        <w:rPr>
+          <w:rFonts w:hint="eastAsia"/>
+        </w:rPr>
+        <w:t xml:space="preserve"> CVE </w:t>
+      </w:r>
+      <w:r>
+        <w:rPr>
+          <w:rFonts w:hint="eastAsia"/>
+        </w:rPr>
+        <w:t>案例、在攻击链中的位置、修复节奏，并给出面向个人、企业与开发者的防御建议。全部内容仅用于防御与研究，不含任何攻击工具、利用代码或操作指引。</w:t>
+      </w:r>
+    </w:p>
+    <w:p>
+      <w:pPr>
+        <w:pStyle w:val="2"/>
+        <w:rPr>
+          <w:rFonts w:hint="eastAsia"/>
+        </w:rPr>
+      </w:pPr>
+      <w:bookmarkStart w:id="1" w:name="_Toc242453762"/>
+      <w:r>
+        <w:rPr>
+          <w:rFonts w:hint="eastAsia"/>
+        </w:rPr>
+        <w:t xml:space="preserve">1.1 </w:t>
+      </w:r>
+      <w:r>
+        <w:rPr>
+          <w:rFonts w:hint="eastAsia"/>
+        </w:rPr>
+        <w:t>本报告要点</w:t>
+      </w:r>
       <w:bookmarkEnd w:id="1"/>
-    </w:p>
-    <w:p>
-      <w:r>
-        <w:rPr>
-          <w:rFonts w:hint="eastAsia"/>
-        </w:rPr>
-        <w:t xml:space="preserve">iOS </w:t>
-      </w:r>
-      <w:r>
-        <w:rPr>
-          <w:rFonts w:hint="eastAsia"/>
-        </w:rPr>
-        <w:t>平台的</w:t>
-      </w:r>
-      <w:r>
-        <w:rPr>
-          <w:rFonts w:hint="eastAsia"/>
-        </w:rPr>
-        <w:t>"</w:t>
-      </w:r>
-      <w:r>
-        <w:rPr>
-          <w:rFonts w:hint="eastAsia"/>
-        </w:rPr>
-        <w:t>网页零日漏洞</w:t>
-      </w:r>
-      <w:r>
-        <w:rPr>
-          <w:rFonts w:hint="eastAsia"/>
-        </w:rPr>
-        <w:t>"</w:t>
-      </w:r>
-      <w:r>
-        <w:rPr>
-          <w:rFonts w:hint="eastAsia"/>
-        </w:rPr>
-        <w:t>（</w:t>
-      </w:r>
-      <w:r>
-        <w:rPr>
-          <w:rFonts w:hint="eastAsia"/>
-        </w:rPr>
-        <w:t>Web Zero-day</w:t>
-      </w:r>
-      <w:r>
-        <w:rPr>
-          <w:rFonts w:hint="eastAsia"/>
-        </w:rPr>
-        <w:t>）指</w:t>
-      </w:r>
-      <w:r>
-        <w:rPr>
-          <w:rFonts w:hint="eastAsia"/>
-        </w:rPr>
-        <w:t xml:space="preserve"> Safari </w:t>
-      </w:r>
-      <w:r>
-        <w:rPr>
-          <w:rFonts w:hint="eastAsia"/>
-        </w:rPr>
-        <w:t>浏览器及其底层</w:t>
-      </w:r>
-      <w:r>
-        <w:rPr>
-          <w:rFonts w:hint="eastAsia"/>
-        </w:rPr>
-        <w:t xml:space="preserve"> WebKit </w:t>
-      </w:r>
-      <w:r>
-        <w:rPr>
-          <w:rFonts w:hint="eastAsia"/>
-        </w:rPr>
-        <w:t>渲染引擎中、被攻击者在厂商修复前已投入在野利用的漏洞。它们之所以成为高价值攻击武器，根源在于两点：</w:t>
-      </w:r>
-      <w:r>
-        <w:rPr>
-          <w:rFonts w:hint="eastAsia"/>
-          <w:b/>
-        </w:rPr>
-        <w:t>攻击面大</w:t>
-      </w:r>
-      <w:r>
-        <w:rPr>
-          <w:rFonts w:hint="eastAsia"/>
-        </w:rPr>
-        <w:t>——任何</w:t>
-      </w:r>
-      <w:r>
-        <w:rPr>
-          <w:rFonts w:hint="eastAsia"/>
-        </w:rPr>
-        <w:t xml:space="preserve"> iOS </w:t>
-      </w:r>
-      <w:r>
-        <w:rPr>
-          <w:rFonts w:hint="eastAsia"/>
-        </w:rPr>
-        <w:t>用户点开一个网页就可能触发；</w:t>
-      </w:r>
-      <w:r>
-        <w:rPr>
-          <w:rFonts w:hint="eastAsia"/>
-          <w:b/>
-        </w:rPr>
-        <w:t>位置关键</w:t>
-      </w:r>
-      <w:r>
-        <w:rPr>
-          <w:rFonts w:hint="eastAsia"/>
-        </w:rPr>
-        <w:t>——</w:t>
-      </w:r>
-      <w:r>
-        <w:rPr>
-          <w:rFonts w:hint="eastAsia"/>
-        </w:rPr>
-        <w:t xml:space="preserve">WebKit </w:t>
-      </w:r>
-      <w:r>
-        <w:rPr>
-          <w:rFonts w:hint="eastAsia"/>
-        </w:rPr>
-        <w:t>既是</w:t>
-      </w:r>
-      <w:r>
-        <w:rPr>
-          <w:rFonts w:hint="eastAsia"/>
-        </w:rPr>
-        <w:t xml:space="preserve"> Safari </w:t>
-      </w:r>
-      <w:r>
-        <w:rPr>
-          <w:rFonts w:hint="eastAsia"/>
-        </w:rPr>
-        <w:t>的核心，也被</w:t>
-      </w:r>
-      <w:r>
-        <w:rPr>
-          <w:rFonts w:hint="eastAsia"/>
-        </w:rPr>
-        <w:t xml:space="preserve"> iOS </w:t>
-      </w:r>
-      <w:r>
-        <w:rPr>
-          <w:rFonts w:hint="eastAsia"/>
-        </w:rPr>
-        <w:t>系统内嵌于</w:t>
-      </w:r>
-      <w:r>
-        <w:rPr>
-          <w:rFonts w:hint="eastAsia"/>
-        </w:rPr>
-        <w:t xml:space="preserve"> WKWebView</w:t>
-      </w:r>
-      <w:r>
-        <w:rPr>
-          <w:rFonts w:hint="eastAsia"/>
-        </w:rPr>
-        <w:t>、</w:t>
-      </w:r>
-      <w:r>
-        <w:rPr>
-          <w:rFonts w:hint="eastAsia"/>
-        </w:rPr>
-        <w:t xml:space="preserve">SFSafariViewController </w:t>
-      </w:r>
-      <w:r>
-        <w:rPr>
-          <w:rFonts w:hint="eastAsia"/>
-        </w:rPr>
-        <w:t>等组件，第三方浏览器（</w:t>
-      </w:r>
-      <w:r>
-        <w:rPr>
-          <w:rFonts w:hint="eastAsia"/>
-        </w:rPr>
-        <w:t>Chrome</w:t>
-      </w:r>
-      <w:r>
-        <w:rPr>
-          <w:rFonts w:hint="eastAsia"/>
-        </w:rPr>
-        <w:t>、</w:t>
-      </w:r>
-      <w:r>
-        <w:rPr>
-          <w:rFonts w:hint="eastAsia"/>
-        </w:rPr>
-        <w:t xml:space="preserve">Firefox </w:t>
-      </w:r>
-      <w:r>
-        <w:rPr>
-          <w:rFonts w:hint="eastAsia"/>
-        </w:rPr>
-        <w:t>等）在</w:t>
-      </w:r>
-      <w:r>
-        <w:rPr>
-          <w:rFonts w:hint="eastAsia"/>
-        </w:rPr>
-        <w:t xml:space="preserve"> iOS </w:t>
-      </w:r>
-      <w:r>
-        <w:rPr>
-          <w:rFonts w:hint="eastAsia"/>
-        </w:rPr>
-        <w:t>上同样强制使用</w:t>
-      </w:r>
-      <w:r>
-        <w:rPr>
-          <w:rFonts w:hint="eastAsia"/>
-        </w:rPr>
-        <w:t xml:space="preserve"> WebKit</w:t>
-      </w:r>
-      <w:r>
-        <w:rPr>
-          <w:rFonts w:hint="eastAsia"/>
-        </w:rPr>
-        <w:t>，因此一个</w:t>
-      </w:r>
-      <w:r>
-        <w:rPr>
-          <w:rFonts w:hint="eastAsia"/>
-        </w:rPr>
-        <w:t xml:space="preserve"> WebKit </w:t>
-      </w:r>
-      <w:r>
-        <w:rPr>
-          <w:rFonts w:hint="eastAsia"/>
-        </w:rPr>
-        <w:t>零日漏洞往往覆盖整个</w:t>
-      </w:r>
-      <w:r>
-        <w:rPr>
-          <w:rFonts w:hint="eastAsia"/>
-        </w:rPr>
-        <w:t xml:space="preserve"> iOS </w:t>
-      </w:r>
-      <w:r>
-        <w:rPr>
-          <w:rFonts w:hint="eastAsia"/>
-        </w:rPr>
-        <w:t>生态。</w:t>
-      </w:r>
-    </w:p>
-    <w:p>
-      <w:r>
-        <w:rPr>
-          <w:rFonts w:hint="eastAsia"/>
-        </w:rPr>
-        <w:t>从</w:t>
-      </w:r>
-      <w:r>
-        <w:rPr>
-          <w:rFonts w:hint="eastAsia"/>
-        </w:rPr>
-        <w:t xml:space="preserve"> 2</w:t>
-      </w:r>
-      <w:r>
-        <w:rPr>
-          <w:rFonts w:hint="eastAsia"/>
-        </w:rPr>
-        <w:t>t.me/one00190</w:t>
-      </w:r>
-      <w:r>
-        <w:rPr>
-          <w:rFonts w:hint="eastAsia"/>
-        </w:rPr>
-        <w:t xml:space="preserve">19 </w:t>
-      </w:r>
-      <w:r>
-        <w:rPr>
-          <w:rFonts w:hint="eastAsia"/>
-        </w:rPr>
-        <w:t>年针对维吾尔语网站的水坑攻击、</w:t>
-      </w:r>
-      <w:r>
-        <w:rPr>
-          <w:rFonts w:hint="eastAsia"/>
-        </w:rPr>
-        <w:t>2</w:t>
-      </w:r>
-      <w:r>
-        <w:rPr>
-          <w:rFonts w:hint="eastAsia"/>
-        </w:rPr>
-        <w:t>t.me/one00190</w:t>
-      </w:r>
-      <w:r>
-        <w:rPr>
-          <w:rFonts w:hint="eastAsia"/>
-        </w:rPr>
-        <w:t xml:space="preserve">21 </w:t>
-      </w:r>
-      <w:r>
-        <w:rPr>
-          <w:rFonts w:hint="eastAsia"/>
-        </w:rPr>
-        <w:t>年</w:t>
-      </w:r>
-      <w:r>
-        <w:rPr>
-          <w:rFonts w:hint="eastAsia"/>
-        </w:rPr>
-        <w:t xml:space="preserve"> Pegasus </w:t>
-      </w:r>
-      <w:r>
-        <w:rPr>
-          <w:rFonts w:hint="eastAsia"/>
-        </w:rPr>
-        <w:t>对香港活动人士的投递，到</w:t>
-      </w:r>
-      <w:r>
-        <w:rPr>
-          <w:rFonts w:hint="eastAsia"/>
-        </w:rPr>
-        <w:t xml:space="preserve"> 2</w:t>
-      </w:r>
-      <w:r>
-        <w:rPr>
-          <w:rFonts w:hint="eastAsia"/>
-        </w:rPr>
-        <w:t>t.me/one00190</w:t>
-      </w:r>
-      <w:r>
-        <w:rPr>
-          <w:rFonts w:hint="eastAsia"/>
-        </w:rPr>
-        <w:t xml:space="preserve">23 </w:t>
-      </w:r>
-      <w:r>
-        <w:rPr>
-          <w:rFonts w:hint="eastAsia"/>
-        </w:rPr>
-        <w:t>年针对卡巴斯基员工的</w:t>
-      </w:r>
-      <w:r>
-        <w:rPr>
-          <w:rFonts w:hint="eastAsia"/>
-        </w:rPr>
-        <w:t>"</w:t>
-      </w:r>
-      <w:r>
-        <w:rPr>
-          <w:rFonts w:hint="eastAsia"/>
-        </w:rPr>
-        <w:t>三角测量行动</w:t>
-      </w:r>
-      <w:r>
-        <w:rPr>
-          <w:rFonts w:hint="eastAsia"/>
-        </w:rPr>
-        <w:t>"</w:t>
-      </w:r>
-      <w:r>
-        <w:rPr>
-          <w:rFonts w:hint="eastAsia"/>
-        </w:rPr>
-        <w:t>、</w:t>
-      </w:r>
-      <w:r>
-        <w:rPr>
-          <w:rFonts w:hint="eastAsia"/>
-        </w:rPr>
-        <w:t>2</w:t>
-      </w:r>
-      <w:r>
-        <w:rPr>
-          <w:rFonts w:hint="eastAsia"/>
-        </w:rPr>
-        <w:t>t.me/one00190</w:t>
-      </w:r>
-      <w:r>
-        <w:rPr>
-          <w:rFonts w:hint="eastAsia"/>
-        </w:rPr>
-        <w:t xml:space="preserve">24 </w:t>
-      </w:r>
-      <w:r>
-        <w:rPr>
-          <w:rFonts w:hint="eastAsia"/>
-        </w:rPr>
-        <w:t>年针对</w:t>
-      </w:r>
-      <w:r>
-        <w:rPr>
-          <w:rFonts w:hint="eastAsia"/>
-        </w:rPr>
-        <w:t xml:space="preserve"> Mac </w:t>
-      </w:r>
-      <w:r>
-        <w:rPr>
-          <w:rFonts w:hint="eastAsia"/>
-        </w:rPr>
-        <w:t>用户的</w:t>
-      </w:r>
-      <w:r>
-        <w:rPr>
-          <w:rFonts w:hint="eastAsia"/>
-        </w:rPr>
-        <w:t xml:space="preserve"> TAG </w:t>
-      </w:r>
-      <w:r>
-        <w:rPr>
-          <w:rFonts w:hint="eastAsia"/>
-        </w:rPr>
-        <w:t>披露，再到</w:t>
-      </w:r>
-      <w:r>
-        <w:rPr>
-          <w:rFonts w:hint="eastAsia"/>
-        </w:rPr>
-        <w:t xml:space="preserve"> 2</w:t>
-      </w:r>
-      <w:r>
-        <w:rPr>
-          <w:rFonts w:hint="eastAsia"/>
-        </w:rPr>
-        <w:t>t.me/one00190</w:t>
-      </w:r>
-      <w:r>
-        <w:rPr>
-          <w:rFonts w:hint="eastAsia"/>
-        </w:rPr>
-        <w:t xml:space="preserve">25 </w:t>
-      </w:r>
-      <w:r>
-        <w:rPr>
-          <w:rFonts w:hint="eastAsia"/>
-        </w:rPr>
-        <w:t>年</w:t>
-      </w:r>
-      <w:r>
-        <w:rPr>
-          <w:rFonts w:hint="eastAsia"/>
-        </w:rPr>
-        <w:t xml:space="preserve"> iOS 18.3.2 </w:t>
-      </w:r>
-      <w:r>
-        <w:rPr>
-          <w:rFonts w:hint="eastAsia"/>
-        </w:rPr>
-        <w:t>紧急修复的</w:t>
-      </w:r>
-      <w:r>
-        <w:rPr>
-          <w:rFonts w:hint="eastAsia"/>
-        </w:rPr>
-        <w:t xml:space="preserve"> CVE-2</w:t>
-      </w:r>
-      <w:r>
-        <w:rPr>
-          <w:rFonts w:hint="eastAsia"/>
-        </w:rPr>
-        <w:t>t.me/one00190</w:t>
-      </w:r>
-      <w:r>
-        <w:rPr>
-          <w:rFonts w:hint="eastAsia"/>
-        </w:rPr>
-        <w:t>25-242</w:t>
-      </w:r>
-      <w:r>
-        <w:rPr>
-          <w:rFonts w:hint="eastAsia"/>
-        </w:rPr>
-        <w:t>t.me/one00190</w:t>
-      </w:r>
-      <w:r>
-        <w:rPr>
-          <w:rFonts w:hint="eastAsia"/>
-        </w:rPr>
-        <w:t>1</w:t>
-      </w:r>
-      <w:r>
-        <w:rPr>
-          <w:rFonts w:hint="eastAsia"/>
-        </w:rPr>
-        <w:t>——</w:t>
-      </w:r>
-      <w:r>
-        <w:rPr>
-          <w:rFonts w:hint="eastAsia"/>
-        </w:rPr>
-        <w:t xml:space="preserve">WebKit </w:t>
-      </w:r>
-      <w:r>
-        <w:rPr>
-          <w:rFonts w:hint="eastAsia"/>
-        </w:rPr>
-        <w:t>零日已成为高端定向攻击与商业间谍软件（</w:t>
-      </w:r>
-      <w:r>
-        <w:rPr>
-          <w:rFonts w:hint="eastAsia"/>
-        </w:rPr>
-        <w:t>Pegasus/Predator</w:t>
-      </w:r>
-      <w:r>
-        <w:rPr>
-          <w:rFonts w:hint="eastAsia"/>
-        </w:rPr>
-        <w:t>）投递链条的标准入口。</w:t>
-      </w:r>
-    </w:p>
-    <w:p>
-      <w:r>
-        <w:rPr>
-          <w:rFonts w:hint="eastAsia"/>
-        </w:rPr>
-        <w:t>本报告基于</w:t>
-      </w:r>
-      <w:r>
-        <w:rPr>
-          <w:rFonts w:hint="eastAsia"/>
-        </w:rPr>
-        <w:t xml:space="preserve"> Apple </w:t>
-      </w:r>
-      <w:r>
-        <w:rPr>
-          <w:rFonts w:hint="eastAsia"/>
-        </w:rPr>
-        <w:t>官方安全通告、</w:t>
-      </w:r>
-      <w:r>
-        <w:rPr>
-          <w:rFonts w:hint="eastAsia"/>
-        </w:rPr>
-        <w:t>NVD</w:t>
-      </w:r>
-      <w:r>
-        <w:rPr>
-          <w:rFonts w:hint="eastAsia"/>
-        </w:rPr>
-        <w:t>、</w:t>
-      </w:r>
-      <w:r>
-        <w:rPr>
-          <w:rFonts w:hint="eastAsia"/>
-        </w:rPr>
-        <w:t>Google Project Zero/TAG</w:t>
-      </w:r>
-      <w:r>
-        <w:rPr>
-          <w:rFonts w:hint="eastAsia"/>
-        </w:rPr>
-        <w:t>、</w:t>
-      </w:r>
-      <w:r>
-        <w:rPr>
-          <w:rFonts w:hint="eastAsia"/>
-        </w:rPr>
-        <w:t>Citizen Lab</w:t>
-      </w:r>
-      <w:r>
-        <w:rPr>
-          <w:rFonts w:hint="eastAsia"/>
-        </w:rPr>
-        <w:t>、</w:t>
-      </w:r>
-      <w:r>
-        <w:rPr>
-          <w:rFonts w:hint="eastAsia"/>
-        </w:rPr>
-        <w:t xml:space="preserve">Kaspersky </w:t>
-      </w:r>
-      <w:r>
-        <w:rPr>
-          <w:rFonts w:hint="eastAsia"/>
-        </w:rPr>
-        <w:t>等公开权威来源，系统梳理</w:t>
-      </w:r>
-      <w:r>
-        <w:rPr>
-          <w:rFonts w:hint="eastAsia"/>
-        </w:rPr>
-        <w:t xml:space="preserve"> 2</w:t>
-      </w:r>
-      <w:r>
-        <w:rPr>
-          <w:rFonts w:hint="eastAsia"/>
-        </w:rPr>
-        <w:t>t.me/one00190</w:t>
-      </w:r>
-      <w:r>
-        <w:rPr>
-          <w:rFonts w:hint="eastAsia"/>
-        </w:rPr>
-        <w:t xml:space="preserve">19 </w:t>
-      </w:r>
-      <w:r>
-        <w:rPr>
-          <w:rFonts w:hint="eastAsia"/>
-        </w:rPr>
-        <w:t>年至</w:t>
-      </w:r>
-      <w:r>
-        <w:rPr>
-          <w:rFonts w:hint="eastAsia"/>
-        </w:rPr>
-        <w:t xml:space="preserve"> 2</w:t>
-      </w:r>
-      <w:r>
-        <w:rPr>
-          <w:rFonts w:hint="eastAsia"/>
-        </w:rPr>
-        <w:t>t.me/one00190</w:t>
-      </w:r>
-      <w:r>
-        <w:rPr>
-          <w:rFonts w:hint="eastAsia"/>
-        </w:rPr>
-        <w:t xml:space="preserve">26 </w:t>
-      </w:r>
-      <w:r>
-        <w:rPr>
-          <w:rFonts w:hint="eastAsia"/>
-        </w:rPr>
-        <w:t>年初</w:t>
-      </w:r>
-      <w:r>
-        <w:rPr>
-          <w:rFonts w:hint="eastAsia"/>
-        </w:rPr>
-        <w:t xml:space="preserve"> iOS </w:t>
-      </w:r>
-      <w:r>
-        <w:rPr>
-          <w:rFonts w:hint="eastAsia"/>
-        </w:rPr>
-        <w:t>平台在野利用的</w:t>
-      </w:r>
-      <w:r>
-        <w:rPr>
-          <w:rFonts w:hint="eastAsia"/>
-        </w:rPr>
-        <w:t xml:space="preserve"> WebKit/Safari </w:t>
-      </w:r>
-      <w:r>
-        <w:rPr>
-          <w:rFonts w:hint="eastAsia"/>
-        </w:rPr>
-        <w:t>零日漏洞：技术类别分布、典型</w:t>
-      </w:r>
-      <w:r>
-        <w:rPr>
-          <w:rFonts w:hint="eastAsia"/>
-        </w:rPr>
-        <w:t xml:space="preserve"> CVE </w:t>
-      </w:r>
-      <w:r>
-        <w:rPr>
-          <w:rFonts w:hint="eastAsia"/>
-        </w:rPr>
-        <w:t>案例、在攻击链中的位置、修复节奏，并给出面向个人、企业与开发者的防御建议。全部内容仅用于防御与研究，不含任何攻击工具、利用代码或操作指引。</w:t>
-      </w:r>
-    </w:p>
-    <w:p>
-      <w:pPr>
-        <w:pStyle w:val="2"/>
-      </w:pPr>
-      <w:bookmarkStart w:id="2" w:name="_Toc242180329"/>
-      <w:r>
-        <w:rPr>
-          <w:rFonts w:hint="eastAsia"/>
-        </w:rPr>
-        <w:t xml:space="preserve">1.1 </w:t>
-      </w:r>
-      <w:r>
-        <w:rPr>
-          <w:rFonts w:hint="eastAsia"/>
-        </w:rPr>
-        <w:t>本报告要点</w:t>
-      </w:r>
-      <w:bookmarkEnd w:id="2"/>
     </w:p>
     <w:p>
       <w:pPr>
         <w:pStyle w:val="a"/>
         <w:ind w:left="422" w:hanging="422"/>
+        <w:rPr>
+          <w:rFonts w:hint="eastAsia"/>
+        </w:rPr>
       </w:pPr>
       <w:r>
         <w:rPr>
@@ -3926,19 +3539,7 @@
         <w:rPr>
           <w:rFonts w:hint="eastAsia"/>
         </w:rPr>
-        <w:t>2</w:t>
-      </w:r>
-      <w:r>
-        <w:rPr>
-          <w:rFonts w:hint="eastAsia"/>
-        </w:rPr>
-        <w:t>t.me/one00190</w:t>
-      </w:r>
-      <w:r>
-        <w:rPr>
-          <w:rFonts w:hint="eastAsia"/>
-        </w:rPr>
-        <w:t xml:space="preserve">21 </w:t>
+        <w:t xml:space="preserve">2021 </w:t>
       </w:r>
       <w:r>
         <w:rPr>
@@ -3974,19 +3575,7 @@
         <w:rPr>
           <w:rFonts w:hint="eastAsia"/>
         </w:rPr>
-        <w:t>2</w:t>
-      </w:r>
-      <w:r>
-        <w:rPr>
-          <w:rFonts w:hint="eastAsia"/>
-        </w:rPr>
-        <w:t>t.me/one00190</w:t>
-      </w:r>
-      <w:r>
-        <w:rPr>
-          <w:rFonts w:hint="eastAsia"/>
-        </w:rPr>
-        <w:t xml:space="preserve">23 </w:t>
+        <w:t xml:space="preserve">2023 </w:t>
       </w:r>
       <w:r>
         <w:rPr>
@@ -3998,55 +3587,7 @@
         <w:rPr>
           <w:rFonts w:hint="eastAsia"/>
         </w:rPr>
-        <w:t xml:space="preserve"> CVE-2</w:t>
-      </w:r>
-      <w:r>
-        <w:rPr>
-          <w:rFonts w:hint="eastAsia"/>
-        </w:rPr>
-        <w:t>t.me/one00190</w:t>
-      </w:r>
-      <w:r>
-        <w:rPr>
-          <w:rFonts w:hint="eastAsia"/>
-        </w:rPr>
-        <w:t>23-23529/282</w:t>
-      </w:r>
-      <w:r>
-        <w:rPr>
-          <w:rFonts w:hint="eastAsia"/>
-        </w:rPr>
-        <w:t>t.me/one00190</w:t>
-      </w:r>
-      <w:r>
-        <w:rPr>
-          <w:rFonts w:hint="eastAsia"/>
-        </w:rPr>
-        <w:t>5/324</w:t>
-      </w:r>
-      <w:r>
-        <w:rPr>
-          <w:rFonts w:hint="eastAsia"/>
-        </w:rPr>
-        <w:t>t.me/one00190</w:t>
-      </w:r>
-      <w:r>
-        <w:rPr>
-          <w:rFonts w:hint="eastAsia"/>
-        </w:rPr>
-        <w:t>9/32435/3745</w:t>
-      </w:r>
-      <w:r>
-        <w:rPr>
-          <w:rFonts w:hint="eastAsia"/>
-        </w:rPr>
-        <w:t>t.me/one00190</w:t>
-      </w:r>
-      <w:r>
-        <w:rPr>
-          <w:rFonts w:hint="eastAsia"/>
-        </w:rPr>
-        <w:t xml:space="preserve"> </w:t>
+        <w:t xml:space="preserve"> CVE-2023-23529/28205/32409/32435/37450 </w:t>
       </w:r>
       <w:r>
         <w:rPr>
@@ -4059,6 +3600,9 @@
       <w:pPr>
         <w:pStyle w:val="a"/>
         <w:ind w:left="422" w:hanging="422"/>
+        <w:rPr>
+          <w:rFonts w:hint="eastAsia"/>
+        </w:rPr>
       </w:pPr>
       <w:r>
         <w:rPr>
@@ -4207,6 +3751,9 @@
       <w:pPr>
         <w:pStyle w:val="a"/>
         <w:ind w:left="422" w:hanging="422"/>
+        <w:rPr>
+          <w:rFonts w:hint="eastAsia"/>
+        </w:rPr>
       </w:pPr>
       <w:r>
         <w:rPr>
@@ -4298,6 +3845,9 @@
       <w:pPr>
         <w:pStyle w:val="a"/>
         <w:ind w:left="422" w:hanging="422"/>
+        <w:rPr>
+          <w:rFonts w:hint="eastAsia"/>
+        </w:rPr>
       </w:pPr>
       <w:r>
         <w:rPr>
@@ -4376,12 +3926,16 @@
     <w:p>
       <w:pPr>
         <w:pStyle w:val="1"/>
-      </w:pPr>
-      <w:bookmarkStart w:id="3" w:name="_Toc242180330"/>
-      <w:r>
-        <w:rPr>
-          <w:rFonts w:hint="eastAsia"/>
-        </w:rPr>
+        <w:rPr>
+          <w:rFonts w:hint="eastAsia"/>
+        </w:rPr>
+      </w:pPr>
+      <w:bookmarkStart w:id="2" w:name="_Toc242453763"/>
+      <w:r>
+        <w:rPr>
+          <w:rFonts w:hint="eastAsia"/>
+        </w:rPr>
+        <w:lastRenderedPageBreak/>
         <w:t>二、</w:t>
       </w:r>
       <w:r>
@@ -4408,28 +3962,36 @@
         </w:rPr>
         <w:t>攻击面中的位置</w:t>
       </w:r>
+      <w:bookmarkEnd w:id="2"/>
+    </w:p>
+    <w:p>
+      <w:pPr>
+        <w:pStyle w:val="2"/>
+        <w:rPr>
+          <w:rFonts w:hint="eastAsia"/>
+        </w:rPr>
+      </w:pPr>
+      <w:bookmarkStart w:id="3" w:name="_Toc242453764"/>
+      <w:r>
+        <w:rPr>
+          <w:rFonts w:hint="eastAsia"/>
+        </w:rPr>
+        <w:t xml:space="preserve">2.1 WebKit </w:t>
+      </w:r>
+      <w:r>
+        <w:rPr>
+          <w:rFonts w:hint="eastAsia"/>
+        </w:rPr>
+        <w:t>的作用</w:t>
+      </w:r>
       <w:bookmarkEnd w:id="3"/>
     </w:p>
     <w:p>
       <w:pPr>
-        <w:pStyle w:val="2"/>
-      </w:pPr>
-      <w:bookmarkStart w:id="4" w:name="_Toc242180331"/>
-      <w:r>
-        <w:rPr>
-          <w:rFonts w:hint="eastAsia"/>
-        </w:rPr>
-        <w:t xml:space="preserve">2.1 WebKit </w:t>
-      </w:r>
-      <w:r>
-        <w:rPr>
-          <w:rFonts w:hint="eastAsia"/>
-        </w:rPr>
-        <w:t>的作用</w:t>
-      </w:r>
-      <w:bookmarkEnd w:id="4"/>
-    </w:p>
-    <w:p>
+        <w:rPr>
+          <w:rFonts w:hint="eastAsia"/>
+        </w:rPr>
+      </w:pPr>
       <w:r>
         <w:rPr>
           <w:rFonts w:hint="eastAsia"/>
@@ -4555,6 +4117,9 @@
       <w:pPr>
         <w:pStyle w:val="a"/>
         <w:ind w:left="420" w:hanging="420"/>
+        <w:rPr>
+          <w:rFonts w:hint="eastAsia"/>
+        </w:rPr>
       </w:pPr>
       <w:r>
         <w:rPr>
@@ -4675,6 +4240,9 @@
       <w:pPr>
         <w:pStyle w:val="a"/>
         <w:ind w:left="420" w:hanging="420"/>
+        <w:rPr>
+          <w:rFonts w:hint="eastAsia"/>
+        </w:rPr>
       </w:pPr>
       <w:r>
         <w:rPr>
@@ -4711,6 +4279,9 @@
       <w:pPr>
         <w:pStyle w:val="a"/>
         <w:ind w:left="420" w:hanging="420"/>
+        <w:rPr>
+          <w:rFonts w:hint="eastAsia"/>
+        </w:rPr>
       </w:pPr>
       <w:r>
         <w:rPr>
@@ -4746,8 +4317,11 @@
     <w:p>
       <w:pPr>
         <w:pStyle w:val="2"/>
-      </w:pPr>
-      <w:bookmarkStart w:id="5" w:name="_Toc242180332"/>
+        <w:rPr>
+          <w:rFonts w:hint="eastAsia"/>
+        </w:rPr>
+      </w:pPr>
+      <w:bookmarkStart w:id="4" w:name="_Toc242453765"/>
       <w:r>
         <w:rPr>
           <w:rFonts w:hint="eastAsia"/>
@@ -4760,9 +4334,14 @@
         </w:rPr>
         <w:t>典型攻击链形态</w:t>
       </w:r>
-      <w:bookmarkEnd w:id="5"/>
-    </w:p>
-    <w:p>
+      <w:bookmarkEnd w:id="4"/>
+    </w:p>
+    <w:p>
+      <w:pPr>
+        <w:rPr>
+          <w:rFonts w:hint="eastAsia"/>
+        </w:rPr>
+      </w:pPr>
       <w:r>
         <w:rPr>
           <w:rFonts w:hint="eastAsia"/>
@@ -4819,6 +4398,12 @@
         <w:gridCol w:w="3057"/>
       </w:tblGrid>
       <w:tr>
+        <w:tblPrEx>
+          <w:tblCellMar>
+            <w:top w:w="0" w:type="dxa"/>
+            <w:bottom w:w="0" w:type="dxa"/>
+          </w:tblCellMar>
+        </w:tblPrEx>
         <w:tc>
           <w:tcPr>
             <w:tcW w:w="1667" w:type="pct"/>
@@ -4898,6 +4483,12 @@
         </w:tc>
       </w:tr>
       <w:tr>
+        <w:tblPrEx>
+          <w:tblCellMar>
+            <w:top w:w="0" w:type="dxa"/>
+            <w:bottom w:w="0" w:type="dxa"/>
+          </w:tblCellMar>
+        </w:tblPrEx>
         <w:tc>
           <w:tcPr>
             <w:tcW w:w="1667" w:type="pct"/>
@@ -4992,35 +4583,7 @@
                 <w:rFonts w:hint="eastAsia"/>
                 <w:sz w:val="18"/>
               </w:rPr>
-              <w:t xml:space="preserve"> FontParser (CVE-2</w:t>
-            </w:r>
-            <w:r>
-              <w:rPr>
-                <w:rFonts w:hint="eastAsia"/>
-                <w:sz w:val="18"/>
-              </w:rPr>
-              <w:t>t.me/one00190</w:t>
-            </w:r>
-            <w:r>
-              <w:rPr>
-                <w:rFonts w:hint="eastAsia"/>
-                <w:sz w:val="18"/>
-              </w:rPr>
-              <w:t>23-4199</w:t>
-            </w:r>
-            <w:r>
-              <w:rPr>
-                <w:rFonts w:hint="eastAsia"/>
-                <w:sz w:val="18"/>
-              </w:rPr>
-              <w:t>t.me/one00190</w:t>
-            </w:r>
-            <w:r>
-              <w:rPr>
-                <w:rFonts w:hint="eastAsia"/>
-                <w:sz w:val="18"/>
-              </w:rPr>
-              <w:t>)</w:t>
+              <w:t xml:space="preserve"> FontParser (CVE-2023-41990)</w:t>
             </w:r>
             <w:r>
               <w:rPr>
@@ -5047,6 +4610,12 @@
         </w:tc>
       </w:tr>
       <w:tr>
+        <w:tblPrEx>
+          <w:tblCellMar>
+            <w:top w:w="0" w:type="dxa"/>
+            <w:bottom w:w="0" w:type="dxa"/>
+          </w:tblCellMar>
+        </w:tblPrEx>
         <w:tc>
           <w:tcPr>
             <w:tcW w:w="1667" w:type="pct"/>
@@ -5134,35 +4703,7 @@
                 <w:rFonts w:hint="eastAsia"/>
                 <w:sz w:val="18"/>
               </w:rPr>
-              <w:t>CVE-2</w:t>
-            </w:r>
-            <w:r>
-              <w:rPr>
-                <w:rFonts w:hint="eastAsia"/>
-                <w:sz w:val="18"/>
-              </w:rPr>
-              <w:t>t.me/one00190</w:t>
-            </w:r>
-            <w:r>
-              <w:rPr>
-                <w:rFonts w:hint="eastAsia"/>
-                <w:sz w:val="18"/>
-              </w:rPr>
-              <w:t>19-86</w:t>
-            </w:r>
-            <w:r>
-              <w:rPr>
-                <w:rFonts w:hint="eastAsia"/>
-                <w:sz w:val="18"/>
-              </w:rPr>
-              <w:t>t.me/one00190</w:t>
-            </w:r>
-            <w:r>
-              <w:rPr>
-                <w:rFonts w:hint="eastAsia"/>
-                <w:sz w:val="18"/>
-              </w:rPr>
-              <w:t>5</w:t>
+              <w:t>CVE-2019-8605</w:t>
             </w:r>
             <w:r>
               <w:rPr>
@@ -5176,35 +4717,7 @@
                 <w:rFonts w:hint="eastAsia"/>
                 <w:sz w:val="18"/>
               </w:rPr>
-              <w:t>CVE-2</w:t>
-            </w:r>
-            <w:r>
-              <w:rPr>
-                <w:rFonts w:hint="eastAsia"/>
-                <w:sz w:val="18"/>
-              </w:rPr>
-              <w:t>t.me/one00190</w:t>
-            </w:r>
-            <w:r>
-              <w:rPr>
-                <w:rFonts w:hint="eastAsia"/>
-                <w:sz w:val="18"/>
-              </w:rPr>
-              <w:t>21-3</w:t>
-            </w:r>
-            <w:r>
-              <w:rPr>
-                <w:rFonts w:hint="eastAsia"/>
-                <w:sz w:val="18"/>
-              </w:rPr>
-              <w:t>t.me/one00190</w:t>
-            </w:r>
-            <w:r>
-              <w:rPr>
-                <w:rFonts w:hint="eastAsia"/>
-                <w:sz w:val="18"/>
-              </w:rPr>
-              <w:t>858</w:t>
+              <w:t>CVE-2021-30858</w:t>
             </w:r>
             <w:r>
               <w:rPr>
@@ -5218,21 +4731,7 @@
                 <w:rFonts w:hint="eastAsia"/>
                 <w:sz w:val="18"/>
               </w:rPr>
-              <w:t>CVE-2</w:t>
-            </w:r>
-            <w:r>
-              <w:rPr>
-                <w:rFonts w:hint="eastAsia"/>
-                <w:sz w:val="18"/>
-              </w:rPr>
-              <w:t>t.me/one00190</w:t>
-            </w:r>
-            <w:r>
-              <w:rPr>
-                <w:rFonts w:hint="eastAsia"/>
-                <w:sz w:val="18"/>
-              </w:rPr>
-              <w:t>23-23529</w:t>
+              <w:t>CVE-2023-23529</w:t>
             </w:r>
             <w:r>
               <w:rPr>
@@ -5246,26 +4745,18 @@
                 <w:rFonts w:hint="eastAsia"/>
                 <w:sz w:val="18"/>
               </w:rPr>
-              <w:t>CVE-2</w:t>
-            </w:r>
-            <w:r>
-              <w:rPr>
-                <w:rFonts w:hint="eastAsia"/>
-                <w:sz w:val="18"/>
-              </w:rPr>
-              <w:t>t.me/one00190</w:t>
-            </w:r>
-            <w:r>
-              <w:rPr>
-                <w:rFonts w:hint="eastAsia"/>
-                <w:sz w:val="18"/>
-              </w:rPr>
-              <w:t>24-23222</w:t>
+              <w:t>CVE-2024-23222</w:t>
             </w:r>
           </w:p>
         </w:tc>
       </w:tr>
       <w:tr>
+        <w:tblPrEx>
+          <w:tblCellMar>
+            <w:top w:w="0" w:type="dxa"/>
+            <w:bottom w:w="0" w:type="dxa"/>
+          </w:tblCellMar>
+        </w:tblPrEx>
         <w:tc>
           <w:tcPr>
             <w:tcW w:w="1667" w:type="pct"/>
@@ -5339,35 +4830,7 @@
                 <w:rFonts w:hint="eastAsia"/>
                 <w:sz w:val="18"/>
               </w:rPr>
-              <w:t>CVE-2</w:t>
-            </w:r>
-            <w:r>
-              <w:rPr>
-                <w:rFonts w:hint="eastAsia"/>
-                <w:sz w:val="18"/>
-              </w:rPr>
-              <w:t>t.me/one00190</w:t>
-            </w:r>
-            <w:r>
-              <w:rPr>
-                <w:rFonts w:hint="eastAsia"/>
-                <w:sz w:val="18"/>
-              </w:rPr>
-              <w:t>23-324</w:t>
-            </w:r>
-            <w:r>
-              <w:rPr>
-                <w:rFonts w:hint="eastAsia"/>
-                <w:sz w:val="18"/>
-              </w:rPr>
-              <w:t>t.me/one00190</w:t>
-            </w:r>
-            <w:r>
-              <w:rPr>
-                <w:rFonts w:hint="eastAsia"/>
-                <w:sz w:val="18"/>
-              </w:rPr>
-              <w:t>9</w:t>
+              <w:t>CVE-2023-32409</w:t>
             </w:r>
             <w:r>
               <w:rPr>
@@ -5381,40 +4844,18 @@
                 <w:rFonts w:hint="eastAsia"/>
                 <w:sz w:val="18"/>
               </w:rPr>
-              <w:t>CVE-2</w:t>
-            </w:r>
-            <w:r>
-              <w:rPr>
-                <w:rFonts w:hint="eastAsia"/>
-                <w:sz w:val="18"/>
-              </w:rPr>
-              <w:t>t.me/one00190</w:t>
-            </w:r>
-            <w:r>
-              <w:rPr>
-                <w:rFonts w:hint="eastAsia"/>
-                <w:sz w:val="18"/>
-              </w:rPr>
-              <w:t>25-242</w:t>
-            </w:r>
-            <w:r>
-              <w:rPr>
-                <w:rFonts w:hint="eastAsia"/>
-                <w:sz w:val="18"/>
-              </w:rPr>
-              <w:t>t.me/one00190</w:t>
-            </w:r>
-            <w:r>
-              <w:rPr>
-                <w:rFonts w:hint="eastAsia"/>
-                <w:sz w:val="18"/>
-              </w:rPr>
-              <w:t>1</w:t>
+              <w:t>CVE-2025-24201</w:t>
             </w:r>
           </w:p>
         </w:tc>
       </w:tr>
       <w:tr>
+        <w:tblPrEx>
+          <w:tblCellMar>
+            <w:top w:w="0" w:type="dxa"/>
+            <w:bottom w:w="0" w:type="dxa"/>
+          </w:tblCellMar>
+        </w:tblPrEx>
         <w:tc>
           <w:tcPr>
             <w:tcW w:w="1667" w:type="pct"/>
@@ -5502,21 +4943,7 @@
                 <w:rFonts w:hint="eastAsia"/>
                 <w:sz w:val="18"/>
               </w:rPr>
-              <w:t>CVE-2</w:t>
-            </w:r>
-            <w:r>
-              <w:rPr>
-                <w:rFonts w:hint="eastAsia"/>
-                <w:sz w:val="18"/>
-              </w:rPr>
-              <w:t>t.me/one00190</w:t>
-            </w:r>
-            <w:r>
-              <w:rPr>
-                <w:rFonts w:hint="eastAsia"/>
-                <w:sz w:val="18"/>
-              </w:rPr>
-              <w:t>19-7287</w:t>
+              <w:t>CVE-2019-7287</w:t>
             </w:r>
             <w:r>
               <w:rPr>
@@ -5530,35 +4957,7 @@
                 <w:rFonts w:hint="eastAsia"/>
                 <w:sz w:val="18"/>
               </w:rPr>
-              <w:t>CVE-2</w:t>
-            </w:r>
-            <w:r>
-              <w:rPr>
-                <w:rFonts w:hint="eastAsia"/>
-                <w:sz w:val="18"/>
-              </w:rPr>
-              <w:t>t.me/one00190</w:t>
-            </w:r>
-            <w:r>
-              <w:rPr>
-                <w:rFonts w:hint="eastAsia"/>
-                <w:sz w:val="18"/>
-              </w:rPr>
-              <w:t>21-3</w:t>
-            </w:r>
-            <w:r>
-              <w:rPr>
-                <w:rFonts w:hint="eastAsia"/>
-                <w:sz w:val="18"/>
-              </w:rPr>
-              <w:t>t.me/one00190</w:t>
-            </w:r>
-            <w:r>
-              <w:rPr>
-                <w:rFonts w:hint="eastAsia"/>
-                <w:sz w:val="18"/>
-              </w:rPr>
-              <w:t>869</w:t>
+              <w:t>CVE-2021-30869</w:t>
             </w:r>
             <w:r>
               <w:rPr>
@@ -5572,21 +4971,7 @@
                 <w:rFonts w:hint="eastAsia"/>
                 <w:sz w:val="18"/>
               </w:rPr>
-              <w:t>CVE-2</w:t>
-            </w:r>
-            <w:r>
-              <w:rPr>
-                <w:rFonts w:hint="eastAsia"/>
-                <w:sz w:val="18"/>
-              </w:rPr>
-              <w:t>t.me/one00190</w:t>
-            </w:r>
-            <w:r>
-              <w:rPr>
-                <w:rFonts w:hint="eastAsia"/>
-                <w:sz w:val="18"/>
-              </w:rPr>
-              <w:t>23-32434</w:t>
+              <w:t>CVE-2023-32434</w:t>
             </w:r>
             <w:r>
               <w:rPr>
@@ -5600,40 +4985,18 @@
                 <w:rFonts w:hint="eastAsia"/>
                 <w:sz w:val="18"/>
               </w:rPr>
-              <w:t>CVE-2</w:t>
-            </w:r>
-            <w:r>
-              <w:rPr>
-                <w:rFonts w:hint="eastAsia"/>
-                <w:sz w:val="18"/>
-              </w:rPr>
-              <w:t>t.me/one00190</w:t>
-            </w:r>
-            <w:r>
-              <w:rPr>
-                <w:rFonts w:hint="eastAsia"/>
-                <w:sz w:val="18"/>
-              </w:rPr>
-              <w:t>23-386</w:t>
-            </w:r>
-            <w:r>
-              <w:rPr>
-                <w:rFonts w:hint="eastAsia"/>
-                <w:sz w:val="18"/>
-              </w:rPr>
-              <w:t>t.me/one00190</w:t>
-            </w:r>
-            <w:r>
-              <w:rPr>
-                <w:rFonts w:hint="eastAsia"/>
-                <w:sz w:val="18"/>
-              </w:rPr>
-              <w:t>6</w:t>
+              <w:t>CVE-2023-38606</w:t>
             </w:r>
           </w:p>
         </w:tc>
       </w:tr>
       <w:tr>
+        <w:tblPrEx>
+          <w:tblCellMar>
+            <w:top w:w="0" w:type="dxa"/>
+            <w:bottom w:w="0" w:type="dxa"/>
+          </w:tblCellMar>
+        </w:tblPrEx>
         <w:tc>
           <w:tcPr>
             <w:tcW w:w="1667" w:type="pct"/>
@@ -5745,8 +5108,11 @@
     <w:p>
       <w:pPr>
         <w:pStyle w:val="2"/>
-      </w:pPr>
-      <w:bookmarkStart w:id="6" w:name="_Toc242180333"/>
+        <w:rPr>
+          <w:rFonts w:hint="eastAsia"/>
+        </w:rPr>
+      </w:pPr>
+      <w:bookmarkStart w:id="5" w:name="_Toc242453766"/>
       <w:r>
         <w:rPr>
           <w:rFonts w:hint="eastAsia"/>
@@ -5771,12 +5137,15 @@
         </w:rPr>
         <w:t>是零日高发区</w:t>
       </w:r>
-      <w:bookmarkEnd w:id="6"/>
+      <w:bookmarkEnd w:id="5"/>
     </w:p>
     <w:p>
       <w:pPr>
         <w:pStyle w:val="a"/>
         <w:ind w:left="422" w:hanging="422"/>
+        <w:rPr>
+          <w:rFonts w:hint="eastAsia"/>
+        </w:rPr>
       </w:pPr>
       <w:r>
         <w:rPr>
@@ -5820,6 +5189,9 @@
       <w:pPr>
         <w:pStyle w:val="a"/>
         <w:ind w:left="422" w:hanging="422"/>
+        <w:rPr>
+          <w:rFonts w:hint="eastAsia"/>
+        </w:rPr>
       </w:pPr>
       <w:r>
         <w:rPr>
@@ -5869,19 +5241,7 @@
         <w:rPr>
           <w:rFonts w:hint="eastAsia"/>
         </w:rPr>
-        <w:t xml:space="preserve"> CVE-2</w:t>
-      </w:r>
-      <w:r>
-        <w:rPr>
-          <w:rFonts w:hint="eastAsia"/>
-        </w:rPr>
-        <w:t>t.me/one00190</w:t>
-      </w:r>
-      <w:r>
-        <w:rPr>
-          <w:rFonts w:hint="eastAsia"/>
-        </w:rPr>
-        <w:t>24-23222</w:t>
+        <w:t xml:space="preserve"> CVE-2024-23222</w:t>
       </w:r>
       <w:r>
         <w:rPr>
@@ -5893,19 +5253,7 @@
         <w:rPr>
           <w:rFonts w:hint="eastAsia"/>
         </w:rPr>
-        <w:t>CVE-2</w:t>
-      </w:r>
-      <w:r>
-        <w:rPr>
-          <w:rFonts w:hint="eastAsia"/>
-        </w:rPr>
-        <w:t>t.me/one00190</w:t>
-      </w:r>
-      <w:r>
-        <w:rPr>
-          <w:rFonts w:hint="eastAsia"/>
-        </w:rPr>
-        <w:t>23-23529</w:t>
+        <w:t>CVE-2023-23529</w:t>
       </w:r>
       <w:r>
         <w:rPr>
@@ -5918,6 +5266,9 @@
       <w:pPr>
         <w:pStyle w:val="a"/>
         <w:ind w:left="422" w:hanging="422"/>
+        <w:rPr>
+          <w:rFonts w:hint="eastAsia"/>
+        </w:rPr>
       </w:pPr>
       <w:r>
         <w:rPr>
@@ -5982,6 +5333,9 @@
       <w:pPr>
         <w:pStyle w:val="a"/>
         <w:ind w:left="422" w:hanging="422"/>
+        <w:rPr>
+          <w:rFonts w:hint="eastAsia"/>
+        </w:rPr>
       </w:pPr>
       <w:r>
         <w:rPr>
@@ -6036,12 +5390,16 @@
     <w:p>
       <w:pPr>
         <w:pStyle w:val="1"/>
-      </w:pPr>
-      <w:bookmarkStart w:id="7" w:name="_Toc242180334"/>
-      <w:r>
-        <w:rPr>
-          <w:rFonts w:hint="eastAsia"/>
-        </w:rPr>
+        <w:rPr>
+          <w:rFonts w:hint="eastAsia"/>
+        </w:rPr>
+      </w:pPr>
+      <w:bookmarkStart w:id="6" w:name="_Toc242453767"/>
+      <w:r>
+        <w:rPr>
+          <w:rFonts w:hint="eastAsia"/>
+        </w:rPr>
+        <w:lastRenderedPageBreak/>
         <w:t>三、典型</w:t>
       </w:r>
       <w:r>
@@ -6060,19 +5418,7 @@
         <w:rPr>
           <w:rFonts w:hint="eastAsia"/>
         </w:rPr>
-        <w:t>2</w:t>
-      </w:r>
-      <w:r>
-        <w:rPr>
-          <w:rFonts w:hint="eastAsia"/>
-        </w:rPr>
-        <w:t>t.me/one00190</w:t>
-      </w:r>
-      <w:r>
-        <w:rPr>
-          <w:rFonts w:hint="eastAsia"/>
-        </w:rPr>
-        <w:t>19</w:t>
+        <w:t>2019</w:t>
       </w:r>
       <w:r>
         <w:rPr>
@@ -6084,19 +5430,7 @@
         <w:rPr>
           <w:rFonts w:hint="eastAsia"/>
         </w:rPr>
-        <w:t>2</w:t>
-      </w:r>
-      <w:r>
-        <w:rPr>
-          <w:rFonts w:hint="eastAsia"/>
-        </w:rPr>
-        <w:t>t.me/one00190</w:t>
-      </w:r>
-      <w:r>
-        <w:rPr>
-          <w:rFonts w:hint="eastAsia"/>
-        </w:rPr>
-        <w:t>26</w:t>
+        <w:t>2026</w:t>
       </w:r>
       <w:r>
         <w:rPr>
@@ -6104,12 +5438,13 @@
         </w:rPr>
         <w:t>）</w:t>
       </w:r>
-      <w:bookmarkEnd w:id="7"/>
+      <w:bookmarkEnd w:id="6"/>
     </w:p>
     <w:p>
       <w:pPr>
         <w:ind w:left="280"/>
         <w:rPr>
+          <w:rFonts w:hint="eastAsia"/>
           <w:i/>
           <w:color w:val="595959"/>
         </w:rPr>
@@ -6190,37 +5525,16 @@
     <w:p>
       <w:pPr>
         <w:pStyle w:val="2"/>
-      </w:pPr>
-      <w:bookmarkStart w:id="8" w:name="_Toc242180335"/>
-      <w:r>
-        <w:rPr>
-          <w:rFonts w:hint="eastAsia"/>
-        </w:rPr>
-        <w:t>3.1 CVE-2</w:t>
-      </w:r>
-      <w:r>
-        <w:rPr>
-          <w:rFonts w:hint="eastAsia"/>
-        </w:rPr>
-        <w:t>t.me/one00190</w:t>
-      </w:r>
-      <w:r>
-        <w:rPr>
-          <w:rFonts w:hint="eastAsia"/>
-        </w:rPr>
-        <w:t>19-86</w:t>
-      </w:r>
-      <w:r>
-        <w:rPr>
-          <w:rFonts w:hint="eastAsia"/>
-        </w:rPr>
-        <w:t>t.me/one00190</w:t>
-      </w:r>
-      <w:r>
-        <w:rPr>
-          <w:rFonts w:hint="eastAsia"/>
-        </w:rPr>
-        <w:t>5</w:t>
+        <w:rPr>
+          <w:rFonts w:hint="eastAsia"/>
+        </w:rPr>
+      </w:pPr>
+      <w:bookmarkStart w:id="7" w:name="_Toc242453768"/>
+      <w:r>
+        <w:rPr>
+          <w:rFonts w:hint="eastAsia"/>
+        </w:rPr>
+        <w:t>3.1 CVE-2019-8605</w:t>
       </w:r>
       <w:r>
         <w:rPr>
@@ -6240,12 +5554,15 @@
         </w:rPr>
         <w:t>内存破坏（紧急修复）</w:t>
       </w:r>
-      <w:bookmarkEnd w:id="8"/>
+      <w:bookmarkEnd w:id="7"/>
     </w:p>
     <w:p>
       <w:pPr>
         <w:pStyle w:val="a"/>
         <w:ind w:left="422" w:hanging="422"/>
+        <w:rPr>
+          <w:rFonts w:hint="eastAsia"/>
+        </w:rPr>
       </w:pPr>
       <w:r>
         <w:rPr>
@@ -6277,6 +5594,9 @@
       <w:pPr>
         <w:pStyle w:val="a"/>
         <w:ind w:left="422" w:hanging="422"/>
+        <w:rPr>
+          <w:rFonts w:hint="eastAsia"/>
+        </w:rPr>
       </w:pPr>
       <w:r>
         <w:rPr>
@@ -6307,19 +5627,7 @@
         <w:rPr>
           <w:rFonts w:hint="eastAsia"/>
         </w:rPr>
-        <w:t>2</w:t>
-      </w:r>
-      <w:r>
-        <w:rPr>
-          <w:rFonts w:hint="eastAsia"/>
-        </w:rPr>
-        <w:t>t.me/one00190</w:t>
-      </w:r>
-      <w:r>
-        <w:rPr>
-          <w:rFonts w:hint="eastAsia"/>
-        </w:rPr>
-        <w:t xml:space="preserve">19 </w:t>
+        <w:t xml:space="preserve">2019 </w:t>
       </w:r>
       <w:r>
         <w:rPr>
@@ -6355,19 +5663,7 @@
         <w:rPr>
           <w:rFonts w:hint="eastAsia"/>
         </w:rPr>
-        <w:t xml:space="preserve"> CVE-2</w:t>
-      </w:r>
-      <w:r>
-        <w:rPr>
-          <w:rFonts w:hint="eastAsia"/>
-        </w:rPr>
-        <w:t>t.me/one00190</w:t>
-      </w:r>
-      <w:r>
-        <w:rPr>
-          <w:rFonts w:hint="eastAsia"/>
-        </w:rPr>
-        <w:t>19-8675</w:t>
+        <w:t xml:space="preserve"> CVE-2019-8675</w:t>
       </w:r>
       <w:r>
         <w:rPr>
@@ -6380,6 +5676,9 @@
       <w:pPr>
         <w:pStyle w:val="a"/>
         <w:ind w:left="422" w:hanging="422"/>
+        <w:rPr>
+          <w:rFonts w:hint="eastAsia"/>
+        </w:rPr>
       </w:pPr>
       <w:r>
         <w:rPr>
@@ -6446,31 +5745,7 @@
         <w:rPr>
           <w:rFonts w:hint="eastAsia"/>
         </w:rPr>
-        <w:t>2</w:t>
-      </w:r>
-      <w:r>
-        <w:rPr>
-          <w:rFonts w:hint="eastAsia"/>
-        </w:rPr>
-        <w:t>t.me/one00190</w:t>
-      </w:r>
-      <w:r>
-        <w:rPr>
-          <w:rFonts w:hint="eastAsia"/>
-        </w:rPr>
-        <w:t>2</w:t>
-      </w:r>
-      <w:r>
-        <w:rPr>
-          <w:rFonts w:hint="eastAsia"/>
-        </w:rPr>
-        <w:t>t.me/one00190</w:t>
-      </w:r>
-      <w:r>
-        <w:rPr>
-          <w:rFonts w:hint="eastAsia"/>
-        </w:rPr>
-        <w:t xml:space="preserve"> </w:t>
+        <w:t xml:space="preserve">2020 </w:t>
       </w:r>
       <w:r>
         <w:rPr>
@@ -6531,6 +5806,9 @@
       <w:pPr>
         <w:pStyle w:val="a"/>
         <w:ind w:left="422" w:hanging="422"/>
+        <w:rPr>
+          <w:rFonts w:hint="eastAsia"/>
+        </w:rPr>
       </w:pPr>
       <w:r>
         <w:rPr>
@@ -6585,37 +5863,16 @@
     <w:p>
       <w:pPr>
         <w:pStyle w:val="2"/>
-      </w:pPr>
-      <w:bookmarkStart w:id="9" w:name="_Toc242180336"/>
-      <w:r>
-        <w:rPr>
-          <w:rFonts w:hint="eastAsia"/>
-        </w:rPr>
-        <w:t>3.2 CVE-2</w:t>
-      </w:r>
-      <w:r>
-        <w:rPr>
-          <w:rFonts w:hint="eastAsia"/>
-        </w:rPr>
-        <w:t>t.me/one00190</w:t>
-      </w:r>
-      <w:r>
-        <w:rPr>
-          <w:rFonts w:hint="eastAsia"/>
-        </w:rPr>
-        <w:t>21-3</w:t>
-      </w:r>
-      <w:r>
-        <w:rPr>
-          <w:rFonts w:hint="eastAsia"/>
-        </w:rPr>
-        <w:t>t.me/one00190</w:t>
-      </w:r>
-      <w:r>
-        <w:rPr>
-          <w:rFonts w:hint="eastAsia"/>
-        </w:rPr>
-        <w:t>858</w:t>
+        <w:rPr>
+          <w:rFonts w:hint="eastAsia"/>
+        </w:rPr>
+      </w:pPr>
+      <w:bookmarkStart w:id="8" w:name="_Toc242453769"/>
+      <w:r>
+        <w:rPr>
+          <w:rFonts w:hint="eastAsia"/>
+        </w:rPr>
+        <w:t>3.2 CVE-2021-30858</w:t>
       </w:r>
       <w:r>
         <w:rPr>
@@ -6647,12 +5904,15 @@
         </w:rPr>
         <w:t>入口</w:t>
       </w:r>
-      <w:bookmarkEnd w:id="9"/>
+      <w:bookmarkEnd w:id="8"/>
     </w:p>
     <w:p>
       <w:pPr>
         <w:pStyle w:val="a"/>
         <w:ind w:left="422" w:hanging="422"/>
+        <w:rPr>
+          <w:rFonts w:hint="eastAsia"/>
+        </w:rPr>
       </w:pPr>
       <w:r>
         <w:rPr>
@@ -6678,6 +5938,9 @@
       <w:pPr>
         <w:pStyle w:val="a"/>
         <w:ind w:left="422" w:hanging="422"/>
+        <w:rPr>
+          <w:rFonts w:hint="eastAsia"/>
+        </w:rPr>
       </w:pPr>
       <w:r>
         <w:rPr>
@@ -6708,19 +5971,7 @@
         <w:rPr>
           <w:rFonts w:hint="eastAsia"/>
         </w:rPr>
-        <w:t>2</w:t>
-      </w:r>
-      <w:r>
-        <w:rPr>
-          <w:rFonts w:hint="eastAsia"/>
-        </w:rPr>
-        <w:t>t.me/one00190</w:t>
-      </w:r>
-      <w:r>
-        <w:rPr>
-          <w:rFonts w:hint="eastAsia"/>
-        </w:rPr>
-        <w:t xml:space="preserve">21 </w:t>
+        <w:t xml:space="preserve">2021 </w:t>
       </w:r>
       <w:r>
         <w:rPr>
@@ -6757,6 +6008,9 @@
       <w:pPr>
         <w:pStyle w:val="a"/>
         <w:ind w:left="422" w:hanging="422"/>
+        <w:rPr>
+          <w:rFonts w:hint="eastAsia"/>
+        </w:rPr>
       </w:pPr>
       <w:r>
         <w:rPr>
@@ -6835,37 +6089,7 @@
         <w:rPr>
           <w:rFonts w:hint="eastAsia"/>
         </w:rPr>
-        <w:t xml:space="preserve"> CVE-2</w:t>
-      </w:r>
-      <w:r>
-        <w:rPr>
-          <w:rFonts w:hint="eastAsia"/>
-        </w:rPr>
-        <w:t>t.me/one00190</w:t>
-      </w:r>
-      <w:r>
-        <w:rPr>
-          <w:rFonts w:hint="eastAsia"/>
-        </w:rPr>
-        <w:t>21-3</w:t>
-      </w:r>
-      <w:r>
-        <w:rPr>
-          <w:rFonts w:hint="eastAsia"/>
-        </w:rPr>
-        <w:t>t.me/one00190</w:t>
-      </w:r>
-      <w:r>
-        <w:rPr>
-          <w:rFonts w:hint="eastAsia"/>
-        </w:rPr>
-        <w:t>86</w:t>
-      </w:r>
-      <w:r>
-        <w:rPr>
-          <w:rFonts w:hint="eastAsia"/>
-        </w:rPr>
-        <w:t>t.me/one00190</w:t>
+        <w:t xml:space="preserve"> CVE-2021-30860</w:t>
       </w:r>
       <w:r>
         <w:rPr>
@@ -6902,6 +6126,9 @@
       <w:pPr>
         <w:pStyle w:val="a"/>
         <w:ind w:left="422" w:hanging="422"/>
+        <w:rPr>
+          <w:rFonts w:hint="eastAsia"/>
+        </w:rPr>
       </w:pPr>
       <w:r>
         <w:rPr>
@@ -6980,31 +6207,16 @@
     <w:p>
       <w:pPr>
         <w:pStyle w:val="2"/>
-      </w:pPr>
-      <w:bookmarkStart w:id="10" w:name="_Toc242180337"/>
-      <w:r>
-        <w:rPr>
-          <w:rFonts w:hint="eastAsia"/>
-        </w:rPr>
-        <w:t>3.3 CVE-2</w:t>
-      </w:r>
-      <w:r>
-        <w:rPr>
-          <w:rFonts w:hint="eastAsia"/>
-        </w:rPr>
-        <w:t>t.me/one00190</w:t>
-      </w:r>
-      <w:r>
-        <w:rPr>
-          <w:rFonts w:hint="eastAsia"/>
-        </w:rPr>
-        <w:t>22-2262</w:t>
-      </w:r>
-      <w:r>
-        <w:rPr>
-          <w:rFonts w:hint="eastAsia"/>
-        </w:rPr>
-        <w:t>t.me/one00190</w:t>
+        <w:rPr>
+          <w:rFonts w:hint="eastAsia"/>
+        </w:rPr>
+      </w:pPr>
+      <w:bookmarkStart w:id="9" w:name="_Toc242453770"/>
+      <w:r>
+        <w:rPr>
+          <w:rFonts w:hint="eastAsia"/>
+        </w:rPr>
+        <w:t>3.3 CVE-2022-22620</w:t>
       </w:r>
       <w:r>
         <w:rPr>
@@ -7030,12 +6242,15 @@
         </w:rPr>
         <w:t xml:space="preserve"> UAF</w:t>
       </w:r>
-      <w:bookmarkEnd w:id="10"/>
+      <w:bookmarkEnd w:id="9"/>
     </w:p>
     <w:p>
       <w:pPr>
         <w:pStyle w:val="a"/>
         <w:ind w:left="422" w:hanging="422"/>
+        <w:rPr>
+          <w:rFonts w:hint="eastAsia"/>
+        </w:rPr>
       </w:pPr>
       <w:r>
         <w:rPr>
@@ -7061,6 +6276,9 @@
       <w:pPr>
         <w:pStyle w:val="a"/>
         <w:ind w:left="422" w:hanging="422"/>
+        <w:rPr>
+          <w:rFonts w:hint="eastAsia"/>
+        </w:rPr>
       </w:pPr>
       <w:r>
         <w:rPr>
@@ -7127,19 +6345,7 @@
         <w:rPr>
           <w:rFonts w:hint="eastAsia"/>
         </w:rPr>
-        <w:t>2</w:t>
-      </w:r>
-      <w:r>
-        <w:rPr>
-          <w:rFonts w:hint="eastAsia"/>
-        </w:rPr>
-        <w:t>t.me/one00190</w:t>
-      </w:r>
-      <w:r>
-        <w:rPr>
-          <w:rFonts w:hint="eastAsia"/>
-        </w:rPr>
-        <w:t xml:space="preserve">22 </w:t>
+        <w:t xml:space="preserve">2022 </w:t>
       </w:r>
       <w:r>
         <w:rPr>
@@ -7163,19 +6369,7 @@
         <w:rPr>
           <w:rFonts w:hint="eastAsia"/>
         </w:rPr>
-        <w:t xml:space="preserve"> 1</w:t>
-      </w:r>
-      <w:r>
-        <w:rPr>
-          <w:rFonts w:hint="eastAsia"/>
-        </w:rPr>
-        <w:t>t.me/one00190</w:t>
-      </w:r>
-      <w:r>
-        <w:rPr>
-          <w:rFonts w:hint="eastAsia"/>
-        </w:rPr>
-        <w:t xml:space="preserve"> </w:t>
+        <w:t xml:space="preserve"> 10 </w:t>
       </w:r>
       <w:r>
         <w:rPr>
@@ -7188,6 +6382,9 @@
       <w:pPr>
         <w:pStyle w:val="a"/>
         <w:ind w:left="422" w:hanging="422"/>
+        <w:rPr>
+          <w:rFonts w:hint="eastAsia"/>
+        </w:rPr>
       </w:pPr>
       <w:r>
         <w:rPr>
@@ -7230,25 +6427,16 @@
     <w:p>
       <w:pPr>
         <w:pStyle w:val="2"/>
-      </w:pPr>
-      <w:bookmarkStart w:id="11" w:name="_Toc242180338"/>
-      <w:r>
-        <w:rPr>
-          <w:rFonts w:hint="eastAsia"/>
-        </w:rPr>
-        <w:t>3.4 CVE-2</w:t>
-      </w:r>
-      <w:r>
-        <w:rPr>
-          <w:rFonts w:hint="eastAsia"/>
-        </w:rPr>
-        <w:t>t.me/one00190</w:t>
-      </w:r>
-      <w:r>
-        <w:rPr>
-          <w:rFonts w:hint="eastAsia"/>
-        </w:rPr>
-        <w:t>22-32893</w:t>
+        <w:rPr>
+          <w:rFonts w:hint="eastAsia"/>
+        </w:rPr>
+      </w:pPr>
+      <w:bookmarkStart w:id="10" w:name="_Toc242453771"/>
+      <w:r>
+        <w:rPr>
+          <w:rFonts w:hint="eastAsia"/>
+        </w:rPr>
+        <w:t>3.4 CVE-2022-32893</w:t>
       </w:r>
       <w:r>
         <w:rPr>
@@ -7280,12 +6468,15 @@
         </w:rPr>
         <w:t>写</w:t>
       </w:r>
-      <w:bookmarkEnd w:id="11"/>
+      <w:bookmarkEnd w:id="10"/>
     </w:p>
     <w:p>
       <w:pPr>
         <w:pStyle w:val="a"/>
         <w:ind w:left="422" w:hanging="422"/>
+        <w:rPr>
+          <w:rFonts w:hint="eastAsia"/>
+        </w:rPr>
       </w:pPr>
       <w:r>
         <w:rPr>
@@ -7317,6 +6508,9 @@
       <w:pPr>
         <w:pStyle w:val="a"/>
         <w:ind w:left="422" w:hanging="422"/>
+        <w:rPr>
+          <w:rFonts w:hint="eastAsia"/>
+        </w:rPr>
       </w:pPr>
       <w:r>
         <w:rPr>
@@ -7371,19 +6565,7 @@
         <w:rPr>
           <w:rFonts w:hint="eastAsia"/>
         </w:rPr>
-        <w:t>2</w:t>
-      </w:r>
-      <w:r>
-        <w:rPr>
-          <w:rFonts w:hint="eastAsia"/>
-        </w:rPr>
-        <w:t>t.me/one00190</w:t>
-      </w:r>
-      <w:r>
-        <w:rPr>
-          <w:rFonts w:hint="eastAsia"/>
-        </w:rPr>
-        <w:t xml:space="preserve">22 </w:t>
+        <w:t xml:space="preserve">2022 </w:t>
       </w:r>
       <w:r>
         <w:rPr>
@@ -7420,6 +6602,9 @@
       <w:pPr>
         <w:pStyle w:val="a"/>
         <w:ind w:left="422" w:hanging="422"/>
+        <w:rPr>
+          <w:rFonts w:hint="eastAsia"/>
+        </w:rPr>
       </w:pPr>
       <w:r>
         <w:rPr>
@@ -7450,19 +6635,7 @@
         <w:rPr>
           <w:rFonts w:hint="eastAsia"/>
         </w:rPr>
-        <w:t xml:space="preserve"> CVE-2</w:t>
-      </w:r>
-      <w:r>
-        <w:rPr>
-          <w:rFonts w:hint="eastAsia"/>
-        </w:rPr>
-        <w:t>t.me/one00190</w:t>
-      </w:r>
-      <w:r>
-        <w:rPr>
-          <w:rFonts w:hint="eastAsia"/>
-        </w:rPr>
-        <w:t xml:space="preserve">22-32894 </w:t>
+        <w:t xml:space="preserve"> CVE-2022-32894 </w:t>
       </w:r>
       <w:r>
         <w:rPr>
@@ -7498,25 +6671,17 @@
     <w:p>
       <w:pPr>
         <w:pStyle w:val="2"/>
-      </w:pPr>
-      <w:bookmarkStart w:id="12" w:name="_Toc242180339"/>
-      <w:r>
-        <w:rPr>
-          <w:rFonts w:hint="eastAsia"/>
-        </w:rPr>
-        <w:t>3.5 CVE-2</w:t>
-      </w:r>
-      <w:r>
-        <w:rPr>
-          <w:rFonts w:hint="eastAsia"/>
-        </w:rPr>
-        <w:t>t.me/one00190</w:t>
-      </w:r>
-      <w:r>
-        <w:rPr>
-          <w:rFonts w:hint="eastAsia"/>
-        </w:rPr>
-        <w:t>23-23529</w:t>
+        <w:rPr>
+          <w:rFonts w:hint="eastAsia"/>
+        </w:rPr>
+      </w:pPr>
+      <w:bookmarkStart w:id="11" w:name="_Toc242453772"/>
+      <w:r>
+        <w:rPr>
+          <w:rFonts w:hint="eastAsia"/>
+        </w:rPr>
+        <w:lastRenderedPageBreak/>
+        <w:t>3.5 CVE-2023-23529</w:t>
       </w:r>
       <w:r>
         <w:rPr>
@@ -7536,12 +6701,15 @@
         </w:rPr>
         <w:t>的类型混淆</w:t>
       </w:r>
-      <w:bookmarkEnd w:id="12"/>
+      <w:bookmarkEnd w:id="11"/>
     </w:p>
     <w:p>
       <w:pPr>
         <w:pStyle w:val="a"/>
         <w:ind w:left="422" w:hanging="422"/>
+        <w:rPr>
+          <w:rFonts w:hint="eastAsia"/>
+        </w:rPr>
       </w:pPr>
       <w:r>
         <w:rPr>
@@ -7585,6 +6753,9 @@
       <w:pPr>
         <w:pStyle w:val="a"/>
         <w:ind w:left="422" w:hanging="422"/>
+        <w:rPr>
+          <w:rFonts w:hint="eastAsia"/>
+        </w:rPr>
       </w:pPr>
       <w:r>
         <w:rPr>
@@ -7639,19 +6810,7 @@
         <w:rPr>
           <w:rFonts w:hint="eastAsia"/>
         </w:rPr>
-        <w:t>2</w:t>
-      </w:r>
-      <w:r>
-        <w:rPr>
-          <w:rFonts w:hint="eastAsia"/>
-        </w:rPr>
-        <w:t>t.me/one00190</w:t>
-      </w:r>
-      <w:r>
-        <w:rPr>
-          <w:rFonts w:hint="eastAsia"/>
-        </w:rPr>
-        <w:t xml:space="preserve">23 </w:t>
+        <w:t xml:space="preserve">2023 </w:t>
       </w:r>
       <w:r>
         <w:rPr>
@@ -7688,6 +6847,9 @@
       <w:pPr>
         <w:pStyle w:val="a"/>
         <w:ind w:left="422" w:hanging="422"/>
+        <w:rPr>
+          <w:rFonts w:hint="eastAsia"/>
+        </w:rPr>
       </w:pPr>
       <w:r>
         <w:rPr>
@@ -7730,37 +6892,16 @@
     <w:p>
       <w:pPr>
         <w:pStyle w:val="2"/>
-      </w:pPr>
-      <w:bookmarkStart w:id="13" w:name="_Toc242180340"/>
-      <w:r>
-        <w:rPr>
-          <w:rFonts w:hint="eastAsia"/>
-        </w:rPr>
-        <w:t>3.6 CVE-2</w:t>
-      </w:r>
-      <w:r>
-        <w:rPr>
-          <w:rFonts w:hint="eastAsia"/>
-        </w:rPr>
-        <w:t>t.me/one00190</w:t>
-      </w:r>
-      <w:r>
-        <w:rPr>
-          <w:rFonts w:hint="eastAsia"/>
-        </w:rPr>
-        <w:t>23-282</w:t>
-      </w:r>
-      <w:r>
-        <w:rPr>
-          <w:rFonts w:hint="eastAsia"/>
-        </w:rPr>
-        <w:t>t.me/one00190</w:t>
-      </w:r>
-      <w:r>
-        <w:rPr>
-          <w:rFonts w:hint="eastAsia"/>
-        </w:rPr>
-        <w:t>5</w:t>
+        <w:rPr>
+          <w:rFonts w:hint="eastAsia"/>
+        </w:rPr>
+      </w:pPr>
+      <w:bookmarkStart w:id="12" w:name="_Toc242453773"/>
+      <w:r>
+        <w:rPr>
+          <w:rFonts w:hint="eastAsia"/>
+        </w:rPr>
+        <w:t>3.6 CVE-2023-28205</w:t>
       </w:r>
       <w:r>
         <w:rPr>
@@ -7786,12 +6927,15 @@
         </w:rPr>
         <w:t xml:space="preserve"> WebKit UAF</w:t>
       </w:r>
-      <w:bookmarkEnd w:id="13"/>
+      <w:bookmarkEnd w:id="12"/>
     </w:p>
     <w:p>
       <w:pPr>
         <w:pStyle w:val="a"/>
         <w:ind w:left="422" w:hanging="422"/>
+        <w:rPr>
+          <w:rFonts w:hint="eastAsia"/>
+        </w:rPr>
       </w:pPr>
       <w:r>
         <w:rPr>
@@ -7817,6 +6961,9 @@
       <w:pPr>
         <w:pStyle w:val="a"/>
         <w:ind w:left="422" w:hanging="422"/>
+        <w:rPr>
+          <w:rFonts w:hint="eastAsia"/>
+        </w:rPr>
       </w:pPr>
       <w:r>
         <w:rPr>
@@ -7859,19 +7006,7 @@
         <w:rPr>
           <w:rFonts w:hint="eastAsia"/>
         </w:rPr>
-        <w:t>2</w:t>
-      </w:r>
-      <w:r>
-        <w:rPr>
-          <w:rFonts w:hint="eastAsia"/>
-        </w:rPr>
-        <w:t>t.me/one00190</w:t>
-      </w:r>
-      <w:r>
-        <w:rPr>
-          <w:rFonts w:hint="eastAsia"/>
-        </w:rPr>
-        <w:t xml:space="preserve">23 </w:t>
+        <w:t xml:space="preserve">2023 </w:t>
       </w:r>
       <w:r>
         <w:rPr>
@@ -7908,6 +7043,9 @@
       <w:pPr>
         <w:pStyle w:val="a"/>
         <w:ind w:left="422" w:hanging="422"/>
+        <w:rPr>
+          <w:rFonts w:hint="eastAsia"/>
+        </w:rPr>
       </w:pPr>
       <w:r>
         <w:rPr>
@@ -7938,31 +7076,7 @@
         <w:rPr>
           <w:rFonts w:hint="eastAsia"/>
         </w:rPr>
-        <w:t>CVE-2</w:t>
-      </w:r>
-      <w:r>
-        <w:rPr>
-          <w:rFonts w:hint="eastAsia"/>
-        </w:rPr>
-        <w:t>t.me/one00190</w:t>
-      </w:r>
-      <w:r>
-        <w:rPr>
-          <w:rFonts w:hint="eastAsia"/>
-        </w:rPr>
-        <w:t>23-282</w:t>
-      </w:r>
-      <w:r>
-        <w:rPr>
-          <w:rFonts w:hint="eastAsia"/>
-        </w:rPr>
-        <w:t>t.me/one00190</w:t>
-      </w:r>
-      <w:r>
-        <w:rPr>
-          <w:rFonts w:hint="eastAsia"/>
-        </w:rPr>
-        <w:t>6</w:t>
+        <w:t>CVE-2023-28206</w:t>
       </w:r>
       <w:r>
         <w:rPr>
@@ -7998,37 +7112,16 @@
     <w:p>
       <w:pPr>
         <w:pStyle w:val="2"/>
-      </w:pPr>
-      <w:bookmarkStart w:id="14" w:name="_Toc242180341"/>
-      <w:r>
-        <w:rPr>
-          <w:rFonts w:hint="eastAsia"/>
-        </w:rPr>
-        <w:t>3.7 CVE-2</w:t>
-      </w:r>
-      <w:r>
-        <w:rPr>
-          <w:rFonts w:hint="eastAsia"/>
-        </w:rPr>
-        <w:t>t.me/one00190</w:t>
-      </w:r>
-      <w:r>
-        <w:rPr>
-          <w:rFonts w:hint="eastAsia"/>
-        </w:rPr>
-        <w:t>23-324</w:t>
-      </w:r>
-      <w:r>
-        <w:rPr>
-          <w:rFonts w:hint="eastAsia"/>
-        </w:rPr>
-        <w:t>t.me/one00190</w:t>
-      </w:r>
-      <w:r>
-        <w:rPr>
-          <w:rFonts w:hint="eastAsia"/>
-        </w:rPr>
-        <w:t>9</w:t>
+        <w:rPr>
+          <w:rFonts w:hint="eastAsia"/>
+        </w:rPr>
+      </w:pPr>
+      <w:bookmarkStart w:id="13" w:name="_Toc242453774"/>
+      <w:r>
+        <w:rPr>
+          <w:rFonts w:hint="eastAsia"/>
+        </w:rPr>
+        <w:t>3.7 CVE-2023-32409</w:t>
       </w:r>
       <w:r>
         <w:rPr>
@@ -8048,12 +7141,15 @@
         </w:rPr>
         <w:t>沙箱逃逸</w:t>
       </w:r>
-      <w:bookmarkEnd w:id="14"/>
+      <w:bookmarkEnd w:id="13"/>
     </w:p>
     <w:p>
       <w:pPr>
         <w:pStyle w:val="a"/>
         <w:ind w:left="422" w:hanging="422"/>
+        <w:rPr>
+          <w:rFonts w:hint="eastAsia"/>
+        </w:rPr>
       </w:pPr>
       <w:r>
         <w:rPr>
@@ -8085,6 +7181,9 @@
       <w:pPr>
         <w:pStyle w:val="a"/>
         <w:ind w:left="422" w:hanging="422"/>
+        <w:rPr>
+          <w:rFonts w:hint="eastAsia"/>
+        </w:rPr>
       </w:pPr>
       <w:r>
         <w:rPr>
@@ -8127,19 +7226,7 @@
         <w:rPr>
           <w:rFonts w:hint="eastAsia"/>
         </w:rPr>
-        <w:t>2</w:t>
-      </w:r>
-      <w:r>
-        <w:rPr>
-          <w:rFonts w:hint="eastAsia"/>
-        </w:rPr>
-        <w:t>t.me/one00190</w:t>
-      </w:r>
-      <w:r>
-        <w:rPr>
-          <w:rFonts w:hint="eastAsia"/>
-        </w:rPr>
-        <w:t xml:space="preserve">23 </w:t>
+        <w:t xml:space="preserve">2023 </w:t>
       </w:r>
       <w:r>
         <w:rPr>
@@ -8176,6 +7263,9 @@
       <w:pPr>
         <w:pStyle w:val="a"/>
         <w:ind w:left="422" w:hanging="422"/>
+        <w:rPr>
+          <w:rFonts w:hint="eastAsia"/>
+        </w:rPr>
       </w:pPr>
       <w:r>
         <w:rPr>
@@ -8290,31 +7380,16 @@
     <w:p>
       <w:pPr>
         <w:pStyle w:val="2"/>
-      </w:pPr>
-      <w:bookmarkStart w:id="15" w:name="_Toc242180342"/>
-      <w:r>
-        <w:rPr>
-          <w:rFonts w:hint="eastAsia"/>
-        </w:rPr>
-        <w:t>3.8 CVE-2</w:t>
-      </w:r>
-      <w:r>
-        <w:rPr>
-          <w:rFonts w:hint="eastAsia"/>
-        </w:rPr>
-        <w:t>t.me/one00190</w:t>
-      </w:r>
-      <w:r>
-        <w:rPr>
-          <w:rFonts w:hint="eastAsia"/>
-        </w:rPr>
-        <w:t>23-3745</w:t>
-      </w:r>
-      <w:r>
-        <w:rPr>
-          <w:rFonts w:hint="eastAsia"/>
-        </w:rPr>
-        <w:t>t.me/one00190</w:t>
+        <w:rPr>
+          <w:rFonts w:hint="eastAsia"/>
+        </w:rPr>
+      </w:pPr>
+      <w:bookmarkStart w:id="14" w:name="_Toc242453775"/>
+      <w:r>
+        <w:rPr>
+          <w:rFonts w:hint="eastAsia"/>
+        </w:rPr>
+        <w:t>3.8 CVE-2023-37450</w:t>
       </w:r>
       <w:r>
         <w:rPr>
@@ -8346,12 +7421,15 @@
         </w:rPr>
         <w:t>代码执行</w:t>
       </w:r>
-      <w:bookmarkEnd w:id="15"/>
+      <w:bookmarkEnd w:id="14"/>
     </w:p>
     <w:p>
       <w:pPr>
         <w:pStyle w:val="a"/>
         <w:ind w:left="422" w:hanging="422"/>
+        <w:rPr>
+          <w:rFonts w:hint="eastAsia"/>
+        </w:rPr>
       </w:pPr>
       <w:r>
         <w:rPr>
@@ -8383,6 +7461,9 @@
       <w:pPr>
         <w:pStyle w:val="a"/>
         <w:ind w:left="422" w:hanging="422"/>
+        <w:rPr>
+          <w:rFonts w:hint="eastAsia"/>
+        </w:rPr>
       </w:pPr>
       <w:r>
         <w:rPr>
@@ -8413,19 +7494,7 @@
         <w:rPr>
           <w:rFonts w:hint="eastAsia"/>
         </w:rPr>
-        <w:t>2</w:t>
-      </w:r>
-      <w:r>
-        <w:rPr>
-          <w:rFonts w:hint="eastAsia"/>
-        </w:rPr>
-        <w:t>t.me/one00190</w:t>
-      </w:r>
-      <w:r>
-        <w:rPr>
-          <w:rFonts w:hint="eastAsia"/>
-        </w:rPr>
-        <w:t xml:space="preserve">23 </w:t>
+        <w:t xml:space="preserve">2023 </w:t>
       </w:r>
       <w:r>
         <w:rPr>
@@ -8449,19 +7518,7 @@
         <w:rPr>
           <w:rFonts w:hint="eastAsia"/>
         </w:rPr>
-        <w:t xml:space="preserve"> 1</w:t>
-      </w:r>
-      <w:r>
-        <w:rPr>
-          <w:rFonts w:hint="eastAsia"/>
-        </w:rPr>
-        <w:t>t.me/one00190</w:t>
-      </w:r>
-      <w:r>
-        <w:rPr>
-          <w:rFonts w:hint="eastAsia"/>
-        </w:rPr>
-        <w:t xml:space="preserve"> </w:t>
+        <w:t xml:space="preserve"> 10 </w:t>
       </w:r>
       <w:r>
         <w:rPr>
@@ -8486,6 +7543,9 @@
       <w:pPr>
         <w:pStyle w:val="a"/>
         <w:ind w:left="422" w:hanging="422"/>
+        <w:rPr>
+          <w:rFonts w:hint="eastAsia"/>
+        </w:rPr>
       </w:pPr>
       <w:r>
         <w:rPr>
@@ -8624,25 +7684,16 @@
     <w:p>
       <w:pPr>
         <w:pStyle w:val="2"/>
-      </w:pPr>
-      <w:bookmarkStart w:id="16" w:name="_Toc242180343"/>
-      <w:r>
-        <w:rPr>
-          <w:rFonts w:hint="eastAsia"/>
-        </w:rPr>
-        <w:t>3.9 CVE-2</w:t>
-      </w:r>
-      <w:r>
-        <w:rPr>
-          <w:rFonts w:hint="eastAsia"/>
-        </w:rPr>
-        <w:t>t.me/one00190</w:t>
-      </w:r>
-      <w:r>
-        <w:rPr>
-          <w:rFonts w:hint="eastAsia"/>
-        </w:rPr>
-        <w:t>23-32435</w:t>
+        <w:rPr>
+          <w:rFonts w:hint="eastAsia"/>
+        </w:rPr>
+      </w:pPr>
+      <w:bookmarkStart w:id="15" w:name="_Toc242453776"/>
+      <w:r>
+        <w:rPr>
+          <w:rFonts w:hint="eastAsia"/>
+        </w:rPr>
+        <w:t>3.9 CVE-2023-32435</w:t>
       </w:r>
       <w:r>
         <w:rPr>
@@ -8662,12 +7713,15 @@
         </w:rPr>
         <w:t>侧）</w:t>
       </w:r>
-      <w:bookmarkEnd w:id="16"/>
+      <w:bookmarkEnd w:id="15"/>
     </w:p>
     <w:p>
       <w:pPr>
         <w:pStyle w:val="a"/>
         <w:ind w:left="422" w:hanging="422"/>
+        <w:rPr>
+          <w:rFonts w:hint="eastAsia"/>
+        </w:rPr>
       </w:pPr>
       <w:r>
         <w:rPr>
@@ -8699,6 +7753,9 @@
       <w:pPr>
         <w:pStyle w:val="a"/>
         <w:ind w:left="422" w:hanging="422"/>
+        <w:rPr>
+          <w:rFonts w:hint="eastAsia"/>
+        </w:rPr>
       </w:pPr>
       <w:r>
         <w:rPr>
@@ -8729,19 +7786,7 @@
         <w:rPr>
           <w:rFonts w:hint="eastAsia"/>
         </w:rPr>
-        <w:t>2</w:t>
-      </w:r>
-      <w:r>
-        <w:rPr>
-          <w:rFonts w:hint="eastAsia"/>
-        </w:rPr>
-        <w:t>t.me/one00190</w:t>
-      </w:r>
-      <w:r>
-        <w:rPr>
-          <w:rFonts w:hint="eastAsia"/>
-        </w:rPr>
-        <w:t xml:space="preserve">23 </w:t>
+        <w:t xml:space="preserve">2023 </w:t>
       </w:r>
       <w:r>
         <w:rPr>
@@ -8778,6 +7823,9 @@
       <w:pPr>
         <w:pStyle w:val="a"/>
         <w:ind w:left="422" w:hanging="422"/>
+        <w:rPr>
+          <w:rFonts w:hint="eastAsia"/>
+        </w:rPr>
       </w:pPr>
       <w:r>
         <w:rPr>
@@ -8856,25 +7904,7 @@
         <w:rPr>
           <w:rFonts w:hint="eastAsia"/>
         </w:rPr>
-        <w:t xml:space="preserve"> CVE-2</w:t>
-      </w:r>
-      <w:r>
-        <w:rPr>
-          <w:rFonts w:hint="eastAsia"/>
-        </w:rPr>
-        <w:t>t.me/one00190</w:t>
-      </w:r>
-      <w:r>
-        <w:rPr>
-          <w:rFonts w:hint="eastAsia"/>
-        </w:rPr>
-        <w:t>23-4199</w:t>
-      </w:r>
-      <w:r>
-        <w:rPr>
-          <w:rFonts w:hint="eastAsia"/>
-        </w:rPr>
-        <w:t>t.me/one00190</w:t>
+        <w:t xml:space="preserve"> CVE-2023-41990</w:t>
       </w:r>
       <w:r>
         <w:rPr>
@@ -8910,19 +7940,7 @@
         <w:rPr>
           <w:rFonts w:hint="eastAsia"/>
         </w:rPr>
-        <w:t xml:space="preserve"> CVE-2</w:t>
-      </w:r>
-      <w:r>
-        <w:rPr>
-          <w:rFonts w:hint="eastAsia"/>
-        </w:rPr>
-        <w:t>t.me/one00190</w:t>
-      </w:r>
-      <w:r>
-        <w:rPr>
-          <w:rFonts w:hint="eastAsia"/>
-        </w:rPr>
-        <w:t>23-32435</w:t>
+        <w:t xml:space="preserve"> CVE-2023-32435</w:t>
       </w:r>
       <w:r>
         <w:rPr>
@@ -8946,31 +7964,7 @@
         <w:rPr>
           <w:rFonts w:hint="eastAsia"/>
         </w:rPr>
-        <w:t xml:space="preserve"> CVE-2</w:t>
-      </w:r>
-      <w:r>
-        <w:rPr>
-          <w:rFonts w:hint="eastAsia"/>
-        </w:rPr>
-        <w:t>t.me/one00190</w:t>
-      </w:r>
-      <w:r>
-        <w:rPr>
-          <w:rFonts w:hint="eastAsia"/>
-        </w:rPr>
-        <w:t>23-32434/386</w:t>
-      </w:r>
-      <w:r>
-        <w:rPr>
-          <w:rFonts w:hint="eastAsia"/>
-        </w:rPr>
-        <w:t>t.me/one00190</w:t>
-      </w:r>
-      <w:r>
-        <w:rPr>
-          <w:rFonts w:hint="eastAsia"/>
-        </w:rPr>
-        <w:t>6</w:t>
+        <w:t xml:space="preserve"> CVE-2023-32434/38606</w:t>
       </w:r>
       <w:r>
         <w:rPr>
@@ -9018,37 +8012,16 @@
     <w:p>
       <w:pPr>
         <w:pStyle w:val="2"/>
-      </w:pPr>
-      <w:bookmarkStart w:id="17" w:name="_Toc242180344"/>
-      <w:r>
-        <w:rPr>
-          <w:rFonts w:hint="eastAsia"/>
-        </w:rPr>
-        <w:t>3.1</w:t>
-      </w:r>
-      <w:r>
-        <w:rPr>
-          <w:rFonts w:hint="eastAsia"/>
-        </w:rPr>
-        <w:t>t.me/one00190</w:t>
-      </w:r>
-      <w:r>
-        <w:rPr>
-          <w:rFonts w:hint="eastAsia"/>
-        </w:rPr>
-        <w:t xml:space="preserve"> CVE-2</w:t>
-      </w:r>
-      <w:r>
-        <w:rPr>
-          <w:rFonts w:hint="eastAsia"/>
-        </w:rPr>
-        <w:t>t.me/one00190</w:t>
-      </w:r>
-      <w:r>
-        <w:rPr>
-          <w:rFonts w:hint="eastAsia"/>
-        </w:rPr>
-        <w:t>24-23222</w:t>
+        <w:rPr>
+          <w:rFonts w:hint="eastAsia"/>
+        </w:rPr>
+      </w:pPr>
+      <w:bookmarkStart w:id="16" w:name="_Toc242453777"/>
+      <w:r>
+        <w:rPr>
+          <w:rFonts w:hint="eastAsia"/>
+        </w:rPr>
+        <w:t>3.10 CVE-2024-23222</w:t>
       </w:r>
       <w:r>
         <w:rPr>
@@ -9068,12 +8041,15 @@
         </w:rPr>
         <w:t>的类型混淆</w:t>
       </w:r>
-      <w:bookmarkEnd w:id="17"/>
+      <w:bookmarkEnd w:id="16"/>
     </w:p>
     <w:p>
       <w:pPr>
         <w:pStyle w:val="a"/>
         <w:ind w:left="422" w:hanging="422"/>
+        <w:rPr>
+          <w:rFonts w:hint="eastAsia"/>
+        </w:rPr>
       </w:pPr>
       <w:r>
         <w:rPr>
@@ -9105,6 +8081,9 @@
       <w:pPr>
         <w:pStyle w:val="a"/>
         <w:ind w:left="422" w:hanging="422"/>
+        <w:rPr>
+          <w:rFonts w:hint="eastAsia"/>
+        </w:rPr>
       </w:pPr>
       <w:r>
         <w:rPr>
@@ -9147,19 +8126,7 @@
         <w:rPr>
           <w:rFonts w:hint="eastAsia"/>
         </w:rPr>
-        <w:t>2</w:t>
-      </w:r>
-      <w:r>
-        <w:rPr>
-          <w:rFonts w:hint="eastAsia"/>
-        </w:rPr>
-        <w:t>t.me/one00190</w:t>
-      </w:r>
-      <w:r>
-        <w:rPr>
-          <w:rFonts w:hint="eastAsia"/>
-        </w:rPr>
-        <w:t xml:space="preserve">24 </w:t>
+        <w:t xml:space="preserve">2024 </w:t>
       </w:r>
       <w:r>
         <w:rPr>
@@ -9196,12 +8163,16 @@
       <w:pPr>
         <w:pStyle w:val="a"/>
         <w:ind w:left="422" w:hanging="422"/>
+        <w:rPr>
+          <w:rFonts w:hint="eastAsia"/>
+        </w:rPr>
       </w:pPr>
       <w:r>
         <w:rPr>
           <w:rFonts w:hint="eastAsia"/>
           <w:b/>
         </w:rPr>
+        <w:lastRenderedPageBreak/>
         <w:t>背景</w:t>
       </w:r>
       <w:r>
@@ -9250,19 +8221,7 @@
         <w:rPr>
           <w:rFonts w:hint="eastAsia"/>
         </w:rPr>
-        <w:t xml:space="preserve"> 2</w:t>
-      </w:r>
-      <w:r>
-        <w:rPr>
-          <w:rFonts w:hint="eastAsia"/>
-        </w:rPr>
-        <w:t>t.me/one00190</w:t>
-      </w:r>
-      <w:r>
-        <w:rPr>
-          <w:rFonts w:hint="eastAsia"/>
-        </w:rPr>
-        <w:t xml:space="preserve">24 </w:t>
+        <w:t xml:space="preserve"> 2024 </w:t>
       </w:r>
       <w:r>
         <w:rPr>
@@ -9286,49 +8245,16 @@
     <w:p>
       <w:pPr>
         <w:pStyle w:val="2"/>
-      </w:pPr>
-      <w:bookmarkStart w:id="18" w:name="_Toc242180345"/>
-      <w:r>
-        <w:rPr>
-          <w:rFonts w:hint="eastAsia"/>
-        </w:rPr>
-        <w:t>3.11 CVE-2</w:t>
-      </w:r>
-      <w:r>
-        <w:rPr>
-          <w:rFonts w:hint="eastAsia"/>
-        </w:rPr>
-        <w:t>t.me/one00190</w:t>
-      </w:r>
-      <w:r>
-        <w:rPr>
-          <w:rFonts w:hint="eastAsia"/>
-        </w:rPr>
-        <w:t>24-443</w:t>
-      </w:r>
-      <w:r>
-        <w:rPr>
-          <w:rFonts w:hint="eastAsia"/>
-        </w:rPr>
-        <w:t>t.me/one00190</w:t>
-      </w:r>
-      <w:r>
-        <w:rPr>
-          <w:rFonts w:hint="eastAsia"/>
-        </w:rPr>
-        <w:t>8 / 443</w:t>
-      </w:r>
-      <w:r>
-        <w:rPr>
-          <w:rFonts w:hint="eastAsia"/>
-        </w:rPr>
-        <w:t>t.me/one00190</w:t>
-      </w:r>
-      <w:r>
-        <w:rPr>
-          <w:rFonts w:hint="eastAsia"/>
-        </w:rPr>
-        <w:t>9</w:t>
+        <w:rPr>
+          <w:rFonts w:hint="eastAsia"/>
+        </w:rPr>
+      </w:pPr>
+      <w:bookmarkStart w:id="17" w:name="_Toc242453778"/>
+      <w:r>
+        <w:rPr>
+          <w:rFonts w:hint="eastAsia"/>
+        </w:rPr>
+        <w:t>3.11 CVE-2024-44308 / 44309</w:t>
       </w:r>
       <w:r>
         <w:rPr>
@@ -9372,12 +8298,15 @@
         </w:rPr>
         <w:t>零日</w:t>
       </w:r>
-      <w:bookmarkEnd w:id="18"/>
+      <w:bookmarkEnd w:id="17"/>
     </w:p>
     <w:p>
       <w:pPr>
         <w:pStyle w:val="a"/>
         <w:ind w:left="422" w:hanging="422"/>
+        <w:rPr>
+          <w:rFonts w:hint="eastAsia"/>
+        </w:rPr>
       </w:pPr>
       <w:r>
         <w:rPr>
@@ -9397,36 +8326,15 @@
       <w:pPr>
         <w:pStyle w:val="a"/>
         <w:ind w:left="420" w:hanging="420"/>
-      </w:pPr>
-      <w:r>
-        <w:rPr>
-          <w:rFonts w:hint="eastAsia"/>
-        </w:rPr>
-        <w:t>CVE-2</w:t>
-      </w:r>
-      <w:r>
-        <w:rPr>
-          <w:rFonts w:hint="eastAsia"/>
-        </w:rPr>
-        <w:t>t.me/one00190</w:t>
-      </w:r>
-      <w:r>
-        <w:rPr>
-          <w:rFonts w:hint="eastAsia"/>
-        </w:rPr>
-        <w:t>24-443</w:t>
-      </w:r>
-      <w:r>
-        <w:rPr>
-          <w:rFonts w:hint="eastAsia"/>
-        </w:rPr>
-        <w:t>t.me/one00190</w:t>
-      </w:r>
-      <w:r>
-        <w:rPr>
-          <w:rFonts w:hint="eastAsia"/>
-        </w:rPr>
-        <w:t>8</w:t>
+        <w:rPr>
+          <w:rFonts w:hint="eastAsia"/>
+        </w:rPr>
+      </w:pPr>
+      <w:r>
+        <w:rPr>
+          <w:rFonts w:hint="eastAsia"/>
+        </w:rPr>
+        <w:t>CVE-2024-44308</w:t>
       </w:r>
       <w:r>
         <w:rPr>
@@ -9451,36 +8359,15 @@
       <w:pPr>
         <w:pStyle w:val="a"/>
         <w:ind w:left="420" w:hanging="420"/>
-      </w:pPr>
-      <w:r>
-        <w:rPr>
-          <w:rFonts w:hint="eastAsia"/>
-        </w:rPr>
-        <w:t>CVE-2</w:t>
-      </w:r>
-      <w:r>
-        <w:rPr>
-          <w:rFonts w:hint="eastAsia"/>
-        </w:rPr>
-        <w:t>t.me/one00190</w:t>
-      </w:r>
-      <w:r>
-        <w:rPr>
-          <w:rFonts w:hint="eastAsia"/>
-        </w:rPr>
-        <w:t>24-443</w:t>
-      </w:r>
-      <w:r>
-        <w:rPr>
-          <w:rFonts w:hint="eastAsia"/>
-        </w:rPr>
-        <w:t>t.me/one00190</w:t>
-      </w:r>
-      <w:r>
-        <w:rPr>
-          <w:rFonts w:hint="eastAsia"/>
-        </w:rPr>
-        <w:t>9</w:t>
+        <w:rPr>
+          <w:rFonts w:hint="eastAsia"/>
+        </w:rPr>
+      </w:pPr>
+      <w:r>
+        <w:rPr>
+          <w:rFonts w:hint="eastAsia"/>
+        </w:rPr>
+        <w:t>CVE-2024-44309</w:t>
       </w:r>
       <w:r>
         <w:rPr>
@@ -9517,6 +8404,9 @@
       <w:pPr>
         <w:pStyle w:val="a"/>
         <w:ind w:left="422" w:hanging="422"/>
+        <w:rPr>
+          <w:rFonts w:hint="eastAsia"/>
+        </w:rPr>
       </w:pPr>
       <w:r>
         <w:rPr>
@@ -9583,19 +8473,7 @@
         <w:rPr>
           <w:rFonts w:hint="eastAsia"/>
         </w:rPr>
-        <w:t>2</w:t>
-      </w:r>
-      <w:r>
-        <w:rPr>
-          <w:rFonts w:hint="eastAsia"/>
-        </w:rPr>
-        <w:t>t.me/one00190</w:t>
-      </w:r>
-      <w:r>
-        <w:rPr>
-          <w:rFonts w:hint="eastAsia"/>
-        </w:rPr>
-        <w:t xml:space="preserve">24 </w:t>
+        <w:t xml:space="preserve">2024 </w:t>
       </w:r>
       <w:r>
         <w:rPr>
@@ -9619,19 +8497,7 @@
         <w:rPr>
           <w:rFonts w:hint="eastAsia"/>
         </w:rPr>
-        <w:t xml:space="preserve"> 2</w:t>
-      </w:r>
-      <w:r>
-        <w:rPr>
-          <w:rFonts w:hint="eastAsia"/>
-        </w:rPr>
-        <w:t>t.me/one00190</w:t>
-      </w:r>
-      <w:r>
-        <w:rPr>
-          <w:rFonts w:hint="eastAsia"/>
-        </w:rPr>
-        <w:t xml:space="preserve"> </w:t>
+        <w:t xml:space="preserve"> 20 </w:t>
       </w:r>
       <w:r>
         <w:rPr>
@@ -9644,6 +8510,9 @@
       <w:pPr>
         <w:pStyle w:val="a"/>
         <w:ind w:left="422" w:hanging="422"/>
+        <w:rPr>
+          <w:rFonts w:hint="eastAsia"/>
+        </w:rPr>
       </w:pPr>
       <w:r>
         <w:rPr>
@@ -9746,37 +8615,16 @@
     <w:p>
       <w:pPr>
         <w:pStyle w:val="2"/>
-      </w:pPr>
-      <w:bookmarkStart w:id="19" w:name="_Toc242180346"/>
-      <w:r>
-        <w:rPr>
-          <w:rFonts w:hint="eastAsia"/>
-        </w:rPr>
-        <w:t>3.12 CVE-2</w:t>
-      </w:r>
-      <w:r>
-        <w:rPr>
-          <w:rFonts w:hint="eastAsia"/>
-        </w:rPr>
-        <w:t>t.me/one00190</w:t>
-      </w:r>
-      <w:r>
-        <w:rPr>
-          <w:rFonts w:hint="eastAsia"/>
-        </w:rPr>
-        <w:t>25-242</w:t>
-      </w:r>
-      <w:r>
-        <w:rPr>
-          <w:rFonts w:hint="eastAsia"/>
-        </w:rPr>
-        <w:t>t.me/one00190</w:t>
-      </w:r>
-      <w:r>
-        <w:rPr>
-          <w:rFonts w:hint="eastAsia"/>
-        </w:rPr>
-        <w:t>1</w:t>
+        <w:rPr>
+          <w:rFonts w:hint="eastAsia"/>
+        </w:rPr>
+      </w:pPr>
+      <w:bookmarkStart w:id="18" w:name="_Toc242453779"/>
+      <w:r>
+        <w:rPr>
+          <w:rFonts w:hint="eastAsia"/>
+        </w:rPr>
+        <w:t>3.12 CVE-2025-24201</w:t>
       </w:r>
       <w:r>
         <w:rPr>
@@ -9796,12 +8644,15 @@
         </w:rPr>
         <w:t>沙箱逃逸再度现身</w:t>
       </w:r>
-      <w:bookmarkEnd w:id="19"/>
+      <w:bookmarkEnd w:id="18"/>
     </w:p>
     <w:p>
       <w:pPr>
         <w:pStyle w:val="a"/>
         <w:ind w:left="422" w:hanging="422"/>
+        <w:rPr>
+          <w:rFonts w:hint="eastAsia"/>
+        </w:rPr>
       </w:pPr>
       <w:r>
         <w:rPr>
@@ -9845,6 +8696,9 @@
       <w:pPr>
         <w:pStyle w:val="a"/>
         <w:ind w:left="422" w:hanging="422"/>
+        <w:rPr>
+          <w:rFonts w:hint="eastAsia"/>
+        </w:rPr>
       </w:pPr>
       <w:r>
         <w:rPr>
@@ -9911,19 +8765,7 @@
         <w:rPr>
           <w:rFonts w:hint="eastAsia"/>
         </w:rPr>
-        <w:t>2</w:t>
-      </w:r>
-      <w:r>
-        <w:rPr>
-          <w:rFonts w:hint="eastAsia"/>
-        </w:rPr>
-        <w:t>t.me/one00190</w:t>
-      </w:r>
-      <w:r>
-        <w:rPr>
-          <w:rFonts w:hint="eastAsia"/>
-        </w:rPr>
-        <w:t xml:space="preserve">25 </w:t>
+        <w:t xml:space="preserve">2025 </w:t>
       </w:r>
       <w:r>
         <w:rPr>
@@ -9960,6 +8802,9 @@
       <w:pPr>
         <w:pStyle w:val="a"/>
         <w:ind w:left="422" w:hanging="422"/>
+        <w:rPr>
+          <w:rFonts w:hint="eastAsia"/>
+        </w:rPr>
       </w:pPr>
       <w:r>
         <w:rPr>
@@ -10038,17 +8883,26 @@
     <w:p>
       <w:pPr>
         <w:pStyle w:val="1"/>
-      </w:pPr>
-      <w:bookmarkStart w:id="20" w:name="_Toc242180347"/>
-      <w:r>
-        <w:rPr>
-          <w:rFonts w:hint="eastAsia"/>
-        </w:rPr>
+        <w:rPr>
+          <w:rFonts w:hint="eastAsia"/>
+        </w:rPr>
+      </w:pPr>
+      <w:bookmarkStart w:id="19" w:name="_Toc242453780"/>
+      <w:r>
+        <w:rPr>
+          <w:rFonts w:hint="eastAsia"/>
+        </w:rPr>
+        <w:lastRenderedPageBreak/>
         <w:t>四、技术类别统计与趋势</w:t>
       </w:r>
-      <w:bookmarkEnd w:id="20"/>
-    </w:p>
-    <w:p>
+      <w:bookmarkEnd w:id="19"/>
+    </w:p>
+    <w:p>
+      <w:pPr>
+        <w:rPr>
+          <w:rFonts w:hint="eastAsia"/>
+        </w:rPr>
+      </w:pPr>
       <w:r>
         <w:rPr>
           <w:rFonts w:hint="eastAsia"/>
@@ -10087,6 +8941,12 @@
         <w:gridCol w:w="3057"/>
       </w:tblGrid>
       <w:tr>
+        <w:tblPrEx>
+          <w:tblCellMar>
+            <w:top w:w="0" w:type="dxa"/>
+            <w:bottom w:w="0" w:type="dxa"/>
+          </w:tblCellMar>
+        </w:tblPrEx>
         <w:tc>
           <w:tcPr>
             <w:tcW w:w="1667" w:type="pct"/>
@@ -10166,6 +9026,12 @@
         </w:tc>
       </w:tr>
       <w:tr>
+        <w:tblPrEx>
+          <w:tblCellMar>
+            <w:top w:w="0" w:type="dxa"/>
+            <w:bottom w:w="0" w:type="dxa"/>
+          </w:tblCellMar>
+        </w:tblPrEx>
         <w:tc>
           <w:tcPr>
             <w:tcW w:w="1667" w:type="pct"/>
@@ -10218,35 +9084,7 @@
                 <w:rFonts w:hint="eastAsia"/>
                 <w:sz w:val="18"/>
               </w:rPr>
-              <w:t>2</w:t>
-            </w:r>
-            <w:r>
-              <w:rPr>
-                <w:rFonts w:hint="eastAsia"/>
-                <w:sz w:val="18"/>
-              </w:rPr>
-              <w:t>t.me/one00190</w:t>
-            </w:r>
-            <w:r>
-              <w:rPr>
-                <w:rFonts w:hint="eastAsia"/>
-                <w:sz w:val="18"/>
-              </w:rPr>
-              <w:t>21-3</w:t>
-            </w:r>
-            <w:r>
-              <w:rPr>
-                <w:rFonts w:hint="eastAsia"/>
-                <w:sz w:val="18"/>
-              </w:rPr>
-              <w:t>t.me/one00190</w:t>
-            </w:r>
-            <w:r>
-              <w:rPr>
-                <w:rFonts w:hint="eastAsia"/>
-                <w:sz w:val="18"/>
-              </w:rPr>
-              <w:t>858</w:t>
+              <w:t>2021-30858</w:t>
             </w:r>
             <w:r>
               <w:rPr>
@@ -10260,28 +9098,7 @@
                 <w:rFonts w:hint="eastAsia"/>
                 <w:sz w:val="18"/>
               </w:rPr>
-              <w:t>2</w:t>
-            </w:r>
-            <w:r>
-              <w:rPr>
-                <w:rFonts w:hint="eastAsia"/>
-                <w:sz w:val="18"/>
-              </w:rPr>
-              <w:t>t.me/one00190</w:t>
-            </w:r>
-            <w:r>
-              <w:rPr>
-                <w:rFonts w:hint="eastAsia"/>
-                <w:sz w:val="18"/>
-              </w:rPr>
-              <w:t>22-2262</w:t>
-            </w:r>
-            <w:r>
-              <w:rPr>
-                <w:rFonts w:hint="eastAsia"/>
-                <w:sz w:val="18"/>
-              </w:rPr>
-              <w:t>t.me/one00190</w:t>
+              <w:t>2022-22620</w:t>
             </w:r>
             <w:r>
               <w:rPr>
@@ -10295,35 +9112,7 @@
                 <w:rFonts w:hint="eastAsia"/>
                 <w:sz w:val="18"/>
               </w:rPr>
-              <w:t>2</w:t>
-            </w:r>
-            <w:r>
-              <w:rPr>
-                <w:rFonts w:hint="eastAsia"/>
-                <w:sz w:val="18"/>
-              </w:rPr>
-              <w:t>t.me/one00190</w:t>
-            </w:r>
-            <w:r>
-              <w:rPr>
-                <w:rFonts w:hint="eastAsia"/>
-                <w:sz w:val="18"/>
-              </w:rPr>
-              <w:t>23-282</w:t>
-            </w:r>
-            <w:r>
-              <w:rPr>
-                <w:rFonts w:hint="eastAsia"/>
-                <w:sz w:val="18"/>
-              </w:rPr>
-              <w:t>t.me/one00190</w:t>
-            </w:r>
-            <w:r>
-              <w:rPr>
-                <w:rFonts w:hint="eastAsia"/>
-                <w:sz w:val="18"/>
-              </w:rPr>
-              <w:t>5</w:t>
+              <w:t>2023-28205</w:t>
             </w:r>
           </w:p>
         </w:tc>
@@ -10357,6 +9146,12 @@
         </w:tc>
       </w:tr>
       <w:tr>
+        <w:tblPrEx>
+          <w:tblCellMar>
+            <w:top w:w="0" w:type="dxa"/>
+            <w:bottom w:w="0" w:type="dxa"/>
+          </w:tblCellMar>
+        </w:tblPrEx>
         <w:tc>
           <w:tcPr>
             <w:tcW w:w="1667" w:type="pct"/>
@@ -10395,21 +9190,7 @@
                 <w:rFonts w:hint="eastAsia"/>
                 <w:sz w:val="18"/>
               </w:rPr>
-              <w:t>2</w:t>
-            </w:r>
-            <w:r>
-              <w:rPr>
-                <w:rFonts w:hint="eastAsia"/>
-                <w:sz w:val="18"/>
-              </w:rPr>
-              <w:t>t.me/one00190</w:t>
-            </w:r>
-            <w:r>
-              <w:rPr>
-                <w:rFonts w:hint="eastAsia"/>
-                <w:sz w:val="18"/>
-              </w:rPr>
-              <w:t>19-8554</w:t>
+              <w:t>2019-8554</w:t>
             </w:r>
             <w:r>
               <w:rPr>
@@ -10423,21 +9204,7 @@
                 <w:rFonts w:hint="eastAsia"/>
                 <w:sz w:val="18"/>
               </w:rPr>
-              <w:t>2</w:t>
-            </w:r>
-            <w:r>
-              <w:rPr>
-                <w:rFonts w:hint="eastAsia"/>
-                <w:sz w:val="18"/>
-              </w:rPr>
-              <w:t>t.me/one00190</w:t>
-            </w:r>
-            <w:r>
-              <w:rPr>
-                <w:rFonts w:hint="eastAsia"/>
-                <w:sz w:val="18"/>
-              </w:rPr>
-              <w:t>23-23529</w:t>
+              <w:t>2023-23529</w:t>
             </w:r>
             <w:r>
               <w:rPr>
@@ -10451,21 +9218,7 @@
                 <w:rFonts w:hint="eastAsia"/>
                 <w:sz w:val="18"/>
               </w:rPr>
-              <w:t>2</w:t>
-            </w:r>
-            <w:r>
-              <w:rPr>
-                <w:rFonts w:hint="eastAsia"/>
-                <w:sz w:val="18"/>
-              </w:rPr>
-              <w:t>t.me/one00190</w:t>
-            </w:r>
-            <w:r>
-              <w:rPr>
-                <w:rFonts w:hint="eastAsia"/>
-                <w:sz w:val="18"/>
-              </w:rPr>
-              <w:t>24-23222</w:t>
+              <w:t>2024-23222</w:t>
             </w:r>
             <w:r>
               <w:rPr>
@@ -10479,21 +9232,7 @@
                 <w:rFonts w:hint="eastAsia"/>
                 <w:sz w:val="18"/>
               </w:rPr>
-              <w:t>2</w:t>
-            </w:r>
-            <w:r>
-              <w:rPr>
-                <w:rFonts w:hint="eastAsia"/>
-                <w:sz w:val="18"/>
-              </w:rPr>
-              <w:t>t.me/one00190</w:t>
-            </w:r>
-            <w:r>
-              <w:rPr>
-                <w:rFonts w:hint="eastAsia"/>
-                <w:sz w:val="18"/>
-              </w:rPr>
-              <w:t>23-32435</w:t>
+              <w:t>2023-32435</w:t>
             </w:r>
           </w:p>
         </w:tc>
@@ -10541,6 +9280,12 @@
         </w:tc>
       </w:tr>
       <w:tr>
+        <w:tblPrEx>
+          <w:tblCellMar>
+            <w:top w:w="0" w:type="dxa"/>
+            <w:bottom w:w="0" w:type="dxa"/>
+          </w:tblCellMar>
+        </w:tblPrEx>
         <w:tc>
           <w:tcPr>
             <w:tcW w:w="1667" w:type="pct"/>
@@ -10579,21 +9324,7 @@
                 <w:rFonts w:hint="eastAsia"/>
                 <w:sz w:val="18"/>
               </w:rPr>
-              <w:t>2</w:t>
-            </w:r>
-            <w:r>
-              <w:rPr>
-                <w:rFonts w:hint="eastAsia"/>
-                <w:sz w:val="18"/>
-              </w:rPr>
-              <w:t>t.me/one00190</w:t>
-            </w:r>
-            <w:r>
-              <w:rPr>
-                <w:rFonts w:hint="eastAsia"/>
-                <w:sz w:val="18"/>
-              </w:rPr>
-              <w:t>22-32893</w:t>
+              <w:t>2022-32893</w:t>
             </w:r>
             <w:r>
               <w:rPr>
@@ -10607,35 +9338,7 @@
                 <w:rFonts w:hint="eastAsia"/>
                 <w:sz w:val="18"/>
               </w:rPr>
-              <w:t>2</w:t>
-            </w:r>
-            <w:r>
-              <w:rPr>
-                <w:rFonts w:hint="eastAsia"/>
-                <w:sz w:val="18"/>
-              </w:rPr>
-              <w:t>t.me/one00190</w:t>
-            </w:r>
-            <w:r>
-              <w:rPr>
-                <w:rFonts w:hint="eastAsia"/>
-                <w:sz w:val="18"/>
-              </w:rPr>
-              <w:t>25-242</w:t>
-            </w:r>
-            <w:r>
-              <w:rPr>
-                <w:rFonts w:hint="eastAsia"/>
-                <w:sz w:val="18"/>
-              </w:rPr>
-              <w:t>t.me/one00190</w:t>
-            </w:r>
-            <w:r>
-              <w:rPr>
-                <w:rFonts w:hint="eastAsia"/>
-                <w:sz w:val="18"/>
-              </w:rPr>
-              <w:t>1</w:t>
+              <w:t>2025-24201</w:t>
             </w:r>
           </w:p>
         </w:tc>
@@ -10676,6 +9379,12 @@
         </w:tc>
       </w:tr>
       <w:tr>
+        <w:tblPrEx>
+          <w:tblCellMar>
+            <w:top w:w="0" w:type="dxa"/>
+            <w:bottom w:w="0" w:type="dxa"/>
+          </w:tblCellMar>
+        </w:tblPrEx>
         <w:tc>
           <w:tcPr>
             <w:tcW w:w="1667" w:type="pct"/>
@@ -10714,35 +9423,7 @@
                 <w:rFonts w:hint="eastAsia"/>
                 <w:sz w:val="18"/>
               </w:rPr>
-              <w:t>2</w:t>
-            </w:r>
-            <w:r>
-              <w:rPr>
-                <w:rFonts w:hint="eastAsia"/>
-                <w:sz w:val="18"/>
-              </w:rPr>
-              <w:t>t.me/one00190</w:t>
-            </w:r>
-            <w:r>
-              <w:rPr>
-                <w:rFonts w:hint="eastAsia"/>
-                <w:sz w:val="18"/>
-              </w:rPr>
-              <w:t>23-324</w:t>
-            </w:r>
-            <w:r>
-              <w:rPr>
-                <w:rFonts w:hint="eastAsia"/>
-                <w:sz w:val="18"/>
-              </w:rPr>
-              <w:t>t.me/one00190</w:t>
-            </w:r>
-            <w:r>
-              <w:rPr>
-                <w:rFonts w:hint="eastAsia"/>
-                <w:sz w:val="18"/>
-              </w:rPr>
-              <w:t>9</w:t>
+              <w:t>2023-32409</w:t>
             </w:r>
             <w:r>
               <w:rPr>
@@ -10756,35 +9437,7 @@
                 <w:rFonts w:hint="eastAsia"/>
                 <w:sz w:val="18"/>
               </w:rPr>
-              <w:t>2</w:t>
-            </w:r>
-            <w:r>
-              <w:rPr>
-                <w:rFonts w:hint="eastAsia"/>
-                <w:sz w:val="18"/>
-              </w:rPr>
-              <w:t>t.me/one00190</w:t>
-            </w:r>
-            <w:r>
-              <w:rPr>
-                <w:rFonts w:hint="eastAsia"/>
-                <w:sz w:val="18"/>
-              </w:rPr>
-              <w:t>25-242</w:t>
-            </w:r>
-            <w:r>
-              <w:rPr>
-                <w:rFonts w:hint="eastAsia"/>
-                <w:sz w:val="18"/>
-              </w:rPr>
-              <w:t>t.me/one00190</w:t>
-            </w:r>
-            <w:r>
-              <w:rPr>
-                <w:rFonts w:hint="eastAsia"/>
-                <w:sz w:val="18"/>
-              </w:rPr>
-              <w:t>1</w:t>
+              <w:t>2025-24201</w:t>
             </w:r>
           </w:p>
         </w:tc>
@@ -10818,6 +9471,12 @@
         </w:tc>
       </w:tr>
       <w:tr>
+        <w:tblPrEx>
+          <w:tblCellMar>
+            <w:top w:w="0" w:type="dxa"/>
+            <w:bottom w:w="0" w:type="dxa"/>
+          </w:tblCellMar>
+        </w:tblPrEx>
         <w:tc>
           <w:tcPr>
             <w:tcW w:w="1667" w:type="pct"/>
@@ -10870,35 +9529,7 @@
                 <w:rFonts w:hint="eastAsia"/>
                 <w:sz w:val="18"/>
               </w:rPr>
-              <w:t>2</w:t>
-            </w:r>
-            <w:r>
-              <w:rPr>
-                <w:rFonts w:hint="eastAsia"/>
-                <w:sz w:val="18"/>
-              </w:rPr>
-              <w:t>t.me/one00190</w:t>
-            </w:r>
-            <w:r>
-              <w:rPr>
-                <w:rFonts w:hint="eastAsia"/>
-                <w:sz w:val="18"/>
-              </w:rPr>
-              <w:t>24-443</w:t>
-            </w:r>
-            <w:r>
-              <w:rPr>
-                <w:rFonts w:hint="eastAsia"/>
-                <w:sz w:val="18"/>
-              </w:rPr>
-              <w:t>t.me/one00190</w:t>
-            </w:r>
-            <w:r>
-              <w:rPr>
-                <w:rFonts w:hint="eastAsia"/>
-                <w:sz w:val="18"/>
-              </w:rPr>
-              <w:t>8</w:t>
+              <w:t>2024-44308</w:t>
             </w:r>
             <w:r>
               <w:rPr>
@@ -10926,28 +9557,7 @@
                 <w:rFonts w:hint="eastAsia"/>
                 <w:sz w:val="18"/>
               </w:rPr>
-              <w:t>2</w:t>
-            </w:r>
-            <w:r>
-              <w:rPr>
-                <w:rFonts w:hint="eastAsia"/>
-                <w:sz w:val="18"/>
-              </w:rPr>
-              <w:t>t.me/one00190</w:t>
-            </w:r>
-            <w:r>
-              <w:rPr>
-                <w:rFonts w:hint="eastAsia"/>
-                <w:sz w:val="18"/>
-              </w:rPr>
-              <w:t>23-3745</w:t>
-            </w:r>
-            <w:r>
-              <w:rPr>
-                <w:rFonts w:hint="eastAsia"/>
-                <w:sz w:val="18"/>
-              </w:rPr>
-              <w:t>t.me/one00190</w:t>
+              <w:t>2023-37450</w:t>
             </w:r>
           </w:p>
         </w:tc>
@@ -10995,6 +9605,12 @@
         </w:tc>
       </w:tr>
       <w:tr>
+        <w:tblPrEx>
+          <w:tblCellMar>
+            <w:top w:w="0" w:type="dxa"/>
+            <w:bottom w:w="0" w:type="dxa"/>
+          </w:tblCellMar>
+        </w:tblPrEx>
         <w:tc>
           <w:tcPr>
             <w:tcW w:w="1667" w:type="pct"/>
@@ -11039,31 +9655,7 @@
               <w:rPr>
                 <w:sz w:val="18"/>
               </w:rPr>
-              <w:t>2</w:t>
-            </w:r>
-            <w:r>
-              <w:rPr>
-                <w:sz w:val="18"/>
-              </w:rPr>
-              <w:t>t.me/one00190</w:t>
-            </w:r>
-            <w:r>
-              <w:rPr>
-                <w:sz w:val="18"/>
-              </w:rPr>
-              <w:t>24-443</w:t>
-            </w:r>
-            <w:r>
-              <w:rPr>
-                <w:sz w:val="18"/>
-              </w:rPr>
-              <w:t>t.me/one00190</w:t>
-            </w:r>
-            <w:r>
-              <w:rPr>
-                <w:sz w:val="18"/>
-              </w:rPr>
-              <w:t>9</w:t>
+              <w:t>2024-44309</w:t>
             </w:r>
           </w:p>
         </w:tc>
@@ -11102,6 +9694,7 @@
       <w:pPr>
         <w:ind w:left="280"/>
         <w:rPr>
+          <w:rFonts w:hint="eastAsia"/>
           <w:i/>
           <w:color w:val="595959"/>
         </w:rPr>
@@ -11184,7 +9777,7 @@
           <w:i/>
           <w:color w:val="595959"/>
         </w:rPr>
-        <w:t>CVE-2</w:t>
+        <w:t xml:space="preserve">CVE-2019-8605 </w:t>
       </w:r>
       <w:r>
         <w:rPr>
@@ -11192,7 +9785,7 @@
           <w:i/>
           <w:color w:val="595959"/>
         </w:rPr>
-        <w:t>t.me/one00190</w:t>
+        <w:t>即属</w:t>
       </w:r>
       <w:r>
         <w:rPr>
@@ -11200,7 +9793,7 @@
           <w:i/>
           <w:color w:val="595959"/>
         </w:rPr>
-        <w:t>19-86</w:t>
+        <w:t>"</w:t>
       </w:r>
       <w:r>
         <w:rPr>
@@ -11208,7 +9801,7 @@
           <w:i/>
           <w:color w:val="595959"/>
         </w:rPr>
-        <w:t>t.me/one00190</w:t>
+        <w:t>通告未定性、公开分析归入内存破坏</w:t>
       </w:r>
       <w:r>
         <w:rPr>
@@ -11216,7 +9809,7 @@
           <w:i/>
           <w:color w:val="595959"/>
         </w:rPr>
-        <w:t xml:space="preserve">5 </w:t>
+        <w:t>"</w:t>
       </w:r>
       <w:r>
         <w:rPr>
@@ -11224,42 +9817,15 @@
           <w:i/>
           <w:color w:val="595959"/>
         </w:rPr>
-        <w:t>即属</w:t>
-      </w:r>
-      <w:r>
-        <w:rPr>
-          <w:rFonts w:hint="eastAsia"/>
-          <w:i/>
-          <w:color w:val="595959"/>
-        </w:rPr>
-        <w:t>"</w:t>
-      </w:r>
-      <w:r>
-        <w:rPr>
-          <w:rFonts w:hint="eastAsia"/>
-          <w:i/>
-          <w:color w:val="595959"/>
-        </w:rPr>
-        <w:t>通告未定性、公开分析归入内存破坏</w:t>
-      </w:r>
-      <w:r>
-        <w:rPr>
-          <w:rFonts w:hint="eastAsia"/>
-          <w:i/>
-          <w:color w:val="595959"/>
-        </w:rPr>
-        <w:t>"</w:t>
-      </w:r>
-      <w:r>
-        <w:rPr>
-          <w:rFonts w:hint="eastAsia"/>
-          <w:i/>
-          <w:color w:val="595959"/>
-        </w:rPr>
         <w:t>的案例。</w:t>
       </w:r>
     </w:p>
     <w:p>
+      <w:pPr>
+        <w:rPr>
+          <w:rFonts w:hint="eastAsia"/>
+        </w:rPr>
+      </w:pPr>
       <w:r>
         <w:rPr>
           <w:rFonts w:hint="eastAsia"/>
@@ -11272,6 +9838,9 @@
       <w:pPr>
         <w:pStyle w:val="a"/>
         <w:ind w:left="422" w:hanging="422"/>
+        <w:rPr>
+          <w:rFonts w:hint="eastAsia"/>
+        </w:rPr>
       </w:pPr>
       <w:r>
         <w:rPr>
@@ -11372,6 +9941,9 @@
       <w:pPr>
         <w:pStyle w:val="a"/>
         <w:ind w:left="422" w:hanging="422"/>
+        <w:rPr>
+          <w:rFonts w:hint="eastAsia"/>
+        </w:rPr>
       </w:pPr>
       <w:r>
         <w:rPr>
@@ -11423,31 +9995,7 @@
         <w:rPr>
           <w:rFonts w:hint="eastAsia"/>
         </w:rPr>
-        <w:t xml:space="preserve"> CVE-2</w:t>
-      </w:r>
-      <w:r>
-        <w:rPr>
-          <w:rFonts w:hint="eastAsia"/>
-        </w:rPr>
-        <w:t>t.me/one00190</w:t>
-      </w:r>
-      <w:r>
-        <w:rPr>
-          <w:rFonts w:hint="eastAsia"/>
-        </w:rPr>
-        <w:t>23-324</w:t>
-      </w:r>
-      <w:r>
-        <w:rPr>
-          <w:rFonts w:hint="eastAsia"/>
-        </w:rPr>
-        <w:t>t.me/one00190</w:t>
-      </w:r>
-      <w:r>
-        <w:rPr>
-          <w:rFonts w:hint="eastAsia"/>
-        </w:rPr>
-        <w:t>9</w:t>
+        <w:t xml:space="preserve"> CVE-2023-32409</w:t>
       </w:r>
       <w:r>
         <w:rPr>
@@ -11459,31 +10007,7 @@
         <w:rPr>
           <w:rFonts w:hint="eastAsia"/>
         </w:rPr>
-        <w:t>CVE-2</w:t>
-      </w:r>
-      <w:r>
-        <w:rPr>
-          <w:rFonts w:hint="eastAsia"/>
-        </w:rPr>
-        <w:t>t.me/one00190</w:t>
-      </w:r>
-      <w:r>
-        <w:rPr>
-          <w:rFonts w:hint="eastAsia"/>
-        </w:rPr>
-        <w:t>25-242</w:t>
-      </w:r>
-      <w:r>
-        <w:rPr>
-          <w:rFonts w:hint="eastAsia"/>
-        </w:rPr>
-        <w:t>t.me/one00190</w:t>
-      </w:r>
-      <w:r>
-        <w:rPr>
-          <w:rFonts w:hint="eastAsia"/>
-        </w:rPr>
-        <w:t>1</w:t>
+        <w:t>CVE-2025-24201</w:t>
       </w:r>
       <w:r>
         <w:rPr>
@@ -11496,6 +10020,9 @@
       <w:pPr>
         <w:pStyle w:val="a"/>
         <w:ind w:left="422" w:hanging="422"/>
+        <w:rPr>
+          <w:rFonts w:hint="eastAsia"/>
+        </w:rPr>
       </w:pPr>
       <w:r>
         <w:rPr>
@@ -11550,25 +10077,7 @@
         <w:rPr>
           <w:rFonts w:hint="eastAsia"/>
         </w:rPr>
-        <w:t xml:space="preserve"> CVE-2</w:t>
-      </w:r>
-      <w:r>
-        <w:rPr>
-          <w:rFonts w:hint="eastAsia"/>
-        </w:rPr>
-        <w:t>t.me/one00190</w:t>
-      </w:r>
-      <w:r>
-        <w:rPr>
-          <w:rFonts w:hint="eastAsia"/>
-        </w:rPr>
-        <w:t>23-3745</w:t>
-      </w:r>
-      <w:r>
-        <w:rPr>
-          <w:rFonts w:hint="eastAsia"/>
-        </w:rPr>
-        <w:t>t.me/one00190</w:t>
+        <w:t xml:space="preserve"> CVE-2023-37450</w:t>
       </w:r>
       <w:r>
         <w:rPr>
@@ -11593,6 +10102,9 @@
       <w:pPr>
         <w:pStyle w:val="a"/>
         <w:ind w:left="422" w:hanging="422"/>
+        <w:rPr>
+          <w:rFonts w:hint="eastAsia"/>
+        </w:rPr>
       </w:pPr>
       <w:r>
         <w:rPr>
@@ -11683,12 +10195,16 @@
     <w:p>
       <w:pPr>
         <w:pStyle w:val="1"/>
-      </w:pPr>
-      <w:bookmarkStart w:id="21" w:name="_Toc242180348"/>
-      <w:r>
-        <w:rPr>
-          <w:rFonts w:hint="eastAsia"/>
-        </w:rPr>
+        <w:rPr>
+          <w:rFonts w:hint="eastAsia"/>
+        </w:rPr>
+      </w:pPr>
+      <w:bookmarkStart w:id="20" w:name="_Toc242453781"/>
+      <w:r>
+        <w:rPr>
+          <w:rFonts w:hint="eastAsia"/>
+        </w:rPr>
+        <w:lastRenderedPageBreak/>
         <w:t>五、</w:t>
       </w:r>
       <w:r>
@@ -11703,339 +10219,367 @@
         </w:rPr>
         <w:t>零日的攻击链串联</w:t>
       </w:r>
+      <w:bookmarkEnd w:id="20"/>
+    </w:p>
+    <w:p>
+      <w:pPr>
+        <w:pStyle w:val="2"/>
+        <w:rPr>
+          <w:rFonts w:hint="eastAsia"/>
+        </w:rPr>
+      </w:pPr>
+      <w:bookmarkStart w:id="21" w:name="_Toc242453782"/>
+      <w:r>
+        <w:rPr>
+          <w:rFonts w:hint="eastAsia"/>
+        </w:rPr>
+        <w:t xml:space="preserve">5.1 </w:t>
+      </w:r>
+      <w:r>
+        <w:rPr>
+          <w:rFonts w:hint="eastAsia"/>
+        </w:rPr>
+        <w:t>投递路径</w:t>
+      </w:r>
       <w:bookmarkEnd w:id="21"/>
     </w:p>
     <w:p>
       <w:pPr>
+        <w:rPr>
+          <w:rFonts w:hint="eastAsia"/>
+        </w:rPr>
+      </w:pPr>
+      <w:r>
+        <w:rPr>
+          <w:rFonts w:hint="eastAsia"/>
+        </w:rPr>
+        <w:t xml:space="preserve">WebKit </w:t>
+      </w:r>
+      <w:r>
+        <w:rPr>
+          <w:rFonts w:hint="eastAsia"/>
+        </w:rPr>
+        <w:t>零日最终要落到用户设备上，常见的投递路径有四种：</w:t>
+      </w:r>
+    </w:p>
+    <w:p>
+      <w:pPr>
+        <w:ind w:left="280" w:hanging="280"/>
+        <w:rPr>
+          <w:rFonts w:hint="eastAsia"/>
+        </w:rPr>
+      </w:pPr>
+      <w:r>
+        <w:t xml:space="preserve">1. </w:t>
+      </w:r>
+      <w:r>
+        <w:rPr>
+          <w:rFonts w:hint="eastAsia"/>
+          <w:b/>
+        </w:rPr>
+        <w:t>直接发送链接</w:t>
+      </w:r>
+      <w:r>
+        <w:rPr>
+          <w:rFonts w:hint="eastAsia"/>
+        </w:rPr>
+        <w:t>：攻击者把目标</w:t>
+      </w:r>
+      <w:r>
+        <w:rPr>
+          <w:rFonts w:hint="eastAsia"/>
+        </w:rPr>
+        <w:t xml:space="preserve"> URL </w:t>
+      </w:r>
+      <w:r>
+        <w:rPr>
+          <w:rFonts w:hint="eastAsia"/>
+        </w:rPr>
+        <w:t>通过</w:t>
+      </w:r>
+      <w:r>
+        <w:rPr>
+          <w:rFonts w:hint="eastAsia"/>
+        </w:rPr>
+        <w:t xml:space="preserve"> iMessage</w:t>
+      </w:r>
+      <w:r>
+        <w:rPr>
+          <w:rFonts w:hint="eastAsia"/>
+        </w:rPr>
+        <w:t>、</w:t>
+      </w:r>
+      <w:r>
+        <w:rPr>
+          <w:rFonts w:hint="eastAsia"/>
+        </w:rPr>
+        <w:t>SMS</w:t>
+      </w:r>
+      <w:r>
+        <w:rPr>
+          <w:rFonts w:hint="eastAsia"/>
+        </w:rPr>
+        <w:t>、</w:t>
+      </w:r>
+      <w:r>
+        <w:rPr>
+          <w:rFonts w:hint="eastAsia"/>
+        </w:rPr>
+        <w:t>WhatsApp</w:t>
+      </w:r>
+      <w:r>
+        <w:rPr>
+          <w:rFonts w:hint="eastAsia"/>
+        </w:rPr>
+        <w:t>、</w:t>
+      </w:r>
+      <w:r>
+        <w:rPr>
+          <w:rFonts w:hint="eastAsia"/>
+        </w:rPr>
+        <w:t>Signal</w:t>
+      </w:r>
+      <w:r>
+        <w:rPr>
+          <w:rFonts w:hint="eastAsia"/>
+        </w:rPr>
+        <w:t>、邮件等渠道发给受害者，诱导点击。这是</w:t>
+      </w:r>
+      <w:r>
+        <w:rPr>
+          <w:rFonts w:hint="eastAsia"/>
+        </w:rPr>
+        <w:t xml:space="preserve"> Pegasus/Predator </w:t>
+      </w:r>
+      <w:r>
+        <w:rPr>
+          <w:rFonts w:hint="eastAsia"/>
+        </w:rPr>
+        <w:t>等商业间谍软件的标准路径。</w:t>
+      </w:r>
+    </w:p>
+    <w:p>
+      <w:pPr>
+        <w:ind w:left="280" w:hanging="280"/>
+        <w:rPr>
+          <w:rFonts w:hint="eastAsia"/>
+        </w:rPr>
+      </w:pPr>
+      <w:r>
+        <w:t xml:space="preserve">2. </w:t>
+      </w:r>
+      <w:r>
+        <w:rPr>
+          <w:rFonts w:hint="eastAsia"/>
+          <w:b/>
+        </w:rPr>
+        <w:t>一键跳转</w:t>
+      </w:r>
+      <w:r>
+        <w:rPr>
+          <w:rFonts w:hint="eastAsia"/>
+        </w:rPr>
+        <w:t>：诱导受害者点击</w:t>
+      </w:r>
+      <w:r>
+        <w:rPr>
+          <w:rFonts w:hint="eastAsia"/>
+        </w:rPr>
+        <w:t xml:space="preserve">"PDF </w:t>
+      </w:r>
+      <w:r>
+        <w:rPr>
+          <w:rFonts w:hint="eastAsia"/>
+        </w:rPr>
+        <w:t>链接</w:t>
+      </w:r>
+      <w:r>
+        <w:rPr>
+          <w:rFonts w:hint="eastAsia"/>
+        </w:rPr>
+        <w:t>""</w:t>
+      </w:r>
+      <w:r>
+        <w:rPr>
+          <w:rFonts w:hint="eastAsia"/>
+        </w:rPr>
+        <w:t>视频链接</w:t>
+      </w:r>
+      <w:r>
+        <w:rPr>
+          <w:rFonts w:hint="eastAsia"/>
+        </w:rPr>
+        <w:t>"</w:t>
+      </w:r>
+      <w:r>
+        <w:rPr>
+          <w:rFonts w:hint="eastAsia"/>
+        </w:rPr>
+        <w:t>等伪装内容，网页在跳转过程中静默触发利用。</w:t>
+      </w:r>
+    </w:p>
+    <w:p>
+      <w:pPr>
+        <w:ind w:left="280" w:hanging="280"/>
+        <w:rPr>
+          <w:rFonts w:hint="eastAsia"/>
+        </w:rPr>
+      </w:pPr>
+      <w:r>
+        <w:t xml:space="preserve">3. </w:t>
+      </w:r>
+      <w:r>
+        <w:rPr>
+          <w:rFonts w:hint="eastAsia"/>
+          <w:b/>
+        </w:rPr>
+        <w:t>水坑注入</w:t>
+      </w:r>
+      <w:r>
+        <w:rPr>
+          <w:rFonts w:hint="eastAsia"/>
+        </w:rPr>
+        <w:t>：攻击者先入侵受害者常访问的网站，向页面注入隐藏</w:t>
+      </w:r>
+      <w:r>
+        <w:rPr>
+          <w:rFonts w:hint="eastAsia"/>
+        </w:rPr>
+        <w:t xml:space="preserve"> iframe</w:t>
+      </w:r>
+      <w:r>
+        <w:rPr>
+          <w:rFonts w:hint="eastAsia"/>
+        </w:rPr>
+        <w:t>，访客自然访问即触发（见本系列《</w:t>
+      </w:r>
+      <w:r>
+        <w:rPr>
+          <w:rFonts w:hint="eastAsia"/>
+        </w:rPr>
+        <w:t xml:space="preserve">iOS </w:t>
+      </w:r>
+      <w:r>
+        <w:rPr>
+          <w:rFonts w:hint="eastAsia"/>
+        </w:rPr>
+        <w:t>水坑攻击安全分析报告》）。</w:t>
+      </w:r>
+    </w:p>
+    <w:p>
+      <w:pPr>
+        <w:ind w:left="280" w:hanging="280"/>
+        <w:rPr>
+          <w:rFonts w:hint="eastAsia"/>
+        </w:rPr>
+      </w:pPr>
+      <w:r>
+        <w:t xml:space="preserve">4. </w:t>
+      </w:r>
+      <w:r>
+        <w:rPr>
+          <w:rFonts w:hint="eastAsia"/>
+          <w:b/>
+        </w:rPr>
+        <w:t>邮件</w:t>
+      </w:r>
+      <w:r>
+        <w:rPr>
+          <w:rFonts w:hint="eastAsia"/>
+          <w:b/>
+        </w:rPr>
+        <w:t>/</w:t>
+      </w:r>
+      <w:r>
+        <w:rPr>
+          <w:rFonts w:hint="eastAsia"/>
+          <w:b/>
+        </w:rPr>
+        <w:t>消息内嵌预览</w:t>
+      </w:r>
+      <w:r>
+        <w:rPr>
+          <w:rFonts w:hint="eastAsia"/>
+        </w:rPr>
+        <w:t>：某些</w:t>
+      </w:r>
+      <w:r>
+        <w:rPr>
+          <w:rFonts w:hint="eastAsia"/>
+        </w:rPr>
+        <w:t xml:space="preserve"> iOS </w:t>
+      </w:r>
+      <w:r>
+        <w:rPr>
+          <w:rFonts w:hint="eastAsia"/>
+        </w:rPr>
+        <w:t>组件会预渲染</w:t>
+      </w:r>
+      <w:r>
+        <w:rPr>
+          <w:rFonts w:hint="eastAsia"/>
+        </w:rPr>
+        <w:t xml:space="preserve"> URL/HTML</w:t>
+      </w:r>
+      <w:r>
+        <w:rPr>
+          <w:rFonts w:hint="eastAsia"/>
+        </w:rPr>
+        <w:t>，攻击者只需让目标接收消息即可触发（典型如</w:t>
+      </w:r>
+      <w:r>
+        <w:rPr>
+          <w:rFonts w:hint="eastAsia"/>
+        </w:rPr>
+        <w:t xml:space="preserve"> FORCEDENTRY</w:t>
+      </w:r>
+      <w:r>
+        <w:rPr>
+          <w:rFonts w:hint="eastAsia"/>
+        </w:rPr>
+        <w:t>，虽为</w:t>
+      </w:r>
+      <w:r>
+        <w:rPr>
+          <w:rFonts w:hint="eastAsia"/>
+        </w:rPr>
+        <w:t xml:space="preserve"> ImageIO </w:t>
+      </w:r>
+      <w:r>
+        <w:rPr>
+          <w:rFonts w:hint="eastAsia"/>
+        </w:rPr>
+        <w:t>侧）。</w:t>
+      </w:r>
+    </w:p>
+    <w:p>
+      <w:pPr>
         <w:pStyle w:val="2"/>
-      </w:pPr>
-      <w:bookmarkStart w:id="22" w:name="_Toc242180349"/>
-      <w:r>
-        <w:rPr>
-          <w:rFonts w:hint="eastAsia"/>
-        </w:rPr>
-        <w:t xml:space="preserve">5.1 </w:t>
-      </w:r>
-      <w:r>
-        <w:rPr>
-          <w:rFonts w:hint="eastAsia"/>
-        </w:rPr>
-        <w:t>投递路径</w:t>
+        <w:rPr>
+          <w:rFonts w:hint="eastAsia"/>
+        </w:rPr>
+      </w:pPr>
+      <w:bookmarkStart w:id="22" w:name="_Toc242453783"/>
+      <w:r>
+        <w:rPr>
+          <w:rFonts w:hint="eastAsia"/>
+        </w:rPr>
+        <w:t xml:space="preserve">5.2 </w:t>
+      </w:r>
+      <w:r>
+        <w:rPr>
+          <w:rFonts w:hint="eastAsia"/>
+        </w:rPr>
+        <w:t>利用期的常见步骤</w:t>
       </w:r>
       <w:bookmarkEnd w:id="22"/>
     </w:p>
     <w:p>
-      <w:r>
-        <w:rPr>
-          <w:rFonts w:hint="eastAsia"/>
-        </w:rPr>
-        <w:t xml:space="preserve">WebKit </w:t>
-      </w:r>
-      <w:r>
-        <w:rPr>
-          <w:rFonts w:hint="eastAsia"/>
-        </w:rPr>
-        <w:t>零日最终要落到用户设备上，常见的投递路径有四种：</w:t>
-      </w:r>
-    </w:p>
-    <w:p>
-      <w:pPr>
-        <w:ind w:left="280" w:hanging="280"/>
-      </w:pPr>
-      <w:r>
-        <w:t xml:space="preserve">1. </w:t>
-      </w:r>
-      <w:r>
-        <w:rPr>
-          <w:rFonts w:hint="eastAsia"/>
-          <w:b/>
-        </w:rPr>
-        <w:t>直接发送链接</w:t>
-      </w:r>
-      <w:r>
-        <w:rPr>
-          <w:rFonts w:hint="eastAsia"/>
-        </w:rPr>
-        <w:t>：攻击者把目标</w:t>
-      </w:r>
-      <w:r>
-        <w:rPr>
-          <w:rFonts w:hint="eastAsia"/>
-        </w:rPr>
-        <w:t xml:space="preserve"> URL </w:t>
-      </w:r>
-      <w:r>
-        <w:rPr>
-          <w:rFonts w:hint="eastAsia"/>
-        </w:rPr>
-        <w:t>通过</w:t>
-      </w:r>
-      <w:r>
-        <w:rPr>
-          <w:rFonts w:hint="eastAsia"/>
-        </w:rPr>
-        <w:t xml:space="preserve"> iMessage</w:t>
-      </w:r>
-      <w:r>
-        <w:rPr>
-          <w:rFonts w:hint="eastAsia"/>
-        </w:rPr>
-        <w:t>、</w:t>
-      </w:r>
-      <w:r>
-        <w:rPr>
-          <w:rFonts w:hint="eastAsia"/>
-        </w:rPr>
-        <w:t>SMS</w:t>
-      </w:r>
-      <w:r>
-        <w:rPr>
-          <w:rFonts w:hint="eastAsia"/>
-        </w:rPr>
-        <w:t>、</w:t>
-      </w:r>
-      <w:r>
-        <w:rPr>
-          <w:rFonts w:hint="eastAsia"/>
-        </w:rPr>
-        <w:t>WhatsApp</w:t>
-      </w:r>
-      <w:r>
-        <w:rPr>
-          <w:rFonts w:hint="eastAsia"/>
-        </w:rPr>
-        <w:t>、</w:t>
-      </w:r>
-      <w:r>
-        <w:rPr>
-          <w:rFonts w:hint="eastAsia"/>
-        </w:rPr>
-        <w:t>Signal</w:t>
-      </w:r>
-      <w:r>
-        <w:rPr>
-          <w:rFonts w:hint="eastAsia"/>
-        </w:rPr>
-        <w:t>、邮件等渠道发给受害者，诱导点击。这是</w:t>
-      </w:r>
-      <w:r>
-        <w:rPr>
-          <w:rFonts w:hint="eastAsia"/>
-        </w:rPr>
-        <w:t xml:space="preserve"> Pegasus/Predator </w:t>
-      </w:r>
-      <w:r>
-        <w:rPr>
-          <w:rFonts w:hint="eastAsia"/>
-        </w:rPr>
-        <w:t>等商业间谍软件的标准路径。</w:t>
-      </w:r>
-    </w:p>
-    <w:p>
-      <w:pPr>
-        <w:ind w:left="280" w:hanging="280"/>
-      </w:pPr>
-      <w:r>
-        <w:t xml:space="preserve">2. </w:t>
-      </w:r>
-      <w:r>
-        <w:rPr>
-          <w:rFonts w:hint="eastAsia"/>
-          <w:b/>
-        </w:rPr>
-        <w:t>一键跳转</w:t>
-      </w:r>
-      <w:r>
-        <w:rPr>
-          <w:rFonts w:hint="eastAsia"/>
-        </w:rPr>
-        <w:t>：诱导受害者点击</w:t>
-      </w:r>
-      <w:r>
-        <w:rPr>
-          <w:rFonts w:hint="eastAsia"/>
-        </w:rPr>
-        <w:t xml:space="preserve">"PDF </w:t>
-      </w:r>
-      <w:r>
-        <w:rPr>
-          <w:rFonts w:hint="eastAsia"/>
-        </w:rPr>
-        <w:t>链接</w:t>
-      </w:r>
-      <w:r>
-        <w:rPr>
-          <w:rFonts w:hint="eastAsia"/>
-        </w:rPr>
-        <w:t>""</w:t>
-      </w:r>
-      <w:r>
-        <w:rPr>
-          <w:rFonts w:hint="eastAsia"/>
-        </w:rPr>
-        <w:t>视频链接</w:t>
-      </w:r>
-      <w:r>
-        <w:rPr>
-          <w:rFonts w:hint="eastAsia"/>
-        </w:rPr>
-        <w:t>"</w:t>
-      </w:r>
-      <w:r>
-        <w:rPr>
-          <w:rFonts w:hint="eastAsia"/>
-        </w:rPr>
-        <w:t>等伪装内容，网页在跳转过程中静默触发利用。</w:t>
-      </w:r>
-    </w:p>
-    <w:p>
-      <w:pPr>
-        <w:ind w:left="280" w:hanging="280"/>
-      </w:pPr>
-      <w:r>
-        <w:t xml:space="preserve">3. </w:t>
-      </w:r>
-      <w:r>
-        <w:rPr>
-          <w:rFonts w:hint="eastAsia"/>
-          <w:b/>
-        </w:rPr>
-        <w:t>水坑注入</w:t>
-      </w:r>
-      <w:r>
-        <w:rPr>
-          <w:rFonts w:hint="eastAsia"/>
-        </w:rPr>
-        <w:t>：攻击者先入侵受害者常访问的网站，向页面注入隐藏</w:t>
-      </w:r>
-      <w:r>
-        <w:rPr>
-          <w:rFonts w:hint="eastAsia"/>
-        </w:rPr>
-        <w:t xml:space="preserve"> iframe</w:t>
-      </w:r>
-      <w:r>
-        <w:rPr>
-          <w:rFonts w:hint="eastAsia"/>
-        </w:rPr>
-        <w:t>，访客自然访问即触发（见本系列《</w:t>
-      </w:r>
-      <w:r>
-        <w:rPr>
-          <w:rFonts w:hint="eastAsia"/>
-        </w:rPr>
-        <w:t xml:space="preserve">iOS </w:t>
-      </w:r>
-      <w:r>
-        <w:rPr>
-          <w:rFonts w:hint="eastAsia"/>
-        </w:rPr>
-        <w:t>水坑攻击安全分析报告》）。</w:t>
-      </w:r>
-    </w:p>
-    <w:p>
-      <w:pPr>
-        <w:ind w:left="280" w:hanging="280"/>
-      </w:pPr>
-      <w:r>
-        <w:t xml:space="preserve">4. </w:t>
-      </w:r>
-      <w:r>
-        <w:rPr>
-          <w:rFonts w:hint="eastAsia"/>
-          <w:b/>
-        </w:rPr>
-        <w:t>邮件</w:t>
-      </w:r>
-      <w:r>
-        <w:rPr>
-          <w:rFonts w:hint="eastAsia"/>
-          <w:b/>
-        </w:rPr>
-        <w:t>/</w:t>
-      </w:r>
-      <w:r>
-        <w:rPr>
-          <w:rFonts w:hint="eastAsia"/>
-          <w:b/>
-        </w:rPr>
-        <w:t>消息内嵌预览</w:t>
-      </w:r>
-      <w:r>
-        <w:rPr>
-          <w:rFonts w:hint="eastAsia"/>
-        </w:rPr>
-        <w:t>：某些</w:t>
-      </w:r>
-      <w:r>
-        <w:rPr>
-          <w:rFonts w:hint="eastAsia"/>
-        </w:rPr>
-        <w:t xml:space="preserve"> iOS </w:t>
-      </w:r>
-      <w:r>
-        <w:rPr>
-          <w:rFonts w:hint="eastAsia"/>
-        </w:rPr>
-        <w:t>组件会预渲染</w:t>
-      </w:r>
-      <w:r>
-        <w:rPr>
-          <w:rFonts w:hint="eastAsia"/>
-        </w:rPr>
-        <w:t xml:space="preserve"> URL/HTML</w:t>
-      </w:r>
-      <w:r>
-        <w:rPr>
-          <w:rFonts w:hint="eastAsia"/>
-        </w:rPr>
-        <w:t>，攻击者只需让目标接收消息即可触发（典型如</w:t>
-      </w:r>
-      <w:r>
-        <w:rPr>
-          <w:rFonts w:hint="eastAsia"/>
-        </w:rPr>
-        <w:t xml:space="preserve"> FORCEDENTRY</w:t>
-      </w:r>
-      <w:r>
-        <w:rPr>
-          <w:rFonts w:hint="eastAsia"/>
-        </w:rPr>
-        <w:t>，虽为</w:t>
-      </w:r>
-      <w:r>
-        <w:rPr>
-          <w:rFonts w:hint="eastAsia"/>
-        </w:rPr>
-        <w:t xml:space="preserve"> ImageIO </w:t>
-      </w:r>
-      <w:r>
-        <w:rPr>
-          <w:rFonts w:hint="eastAsia"/>
-        </w:rPr>
-        <w:t>侧）。</w:t>
-      </w:r>
-    </w:p>
-    <w:p>
-      <w:pPr>
-        <w:pStyle w:val="2"/>
-      </w:pPr>
-      <w:bookmarkStart w:id="23" w:name="_Toc242180350"/>
-      <w:r>
-        <w:rPr>
-          <w:rFonts w:hint="eastAsia"/>
-        </w:rPr>
-        <w:t xml:space="preserve">5.2 </w:t>
-      </w:r>
-      <w:r>
-        <w:rPr>
-          <w:rFonts w:hint="eastAsia"/>
-        </w:rPr>
-        <w:t>利用期的常见步骤</w:t>
-      </w:r>
-      <w:bookmarkEnd w:id="23"/>
-    </w:p>
-    <w:p>
+      <w:pPr>
+        <w:rPr>
+          <w:rFonts w:hint="eastAsia"/>
+        </w:rPr>
+      </w:pPr>
       <w:r>
         <w:rPr>
           <w:rFonts w:hint="eastAsia"/>
@@ -12059,6 +10603,9 @@
       <w:pPr>
         <w:pStyle w:val="a"/>
         <w:ind w:left="422" w:hanging="422"/>
+        <w:rPr>
+          <w:rFonts w:hint="eastAsia"/>
+        </w:rPr>
       </w:pPr>
       <w:r>
         <w:rPr>
@@ -12089,6 +10636,9 @@
       <w:pPr>
         <w:pStyle w:val="a"/>
         <w:ind w:left="422" w:hanging="422"/>
+        <w:rPr>
+          <w:rFonts w:hint="eastAsia"/>
+        </w:rPr>
       </w:pPr>
       <w:r>
         <w:rPr>
@@ -12120,6 +10670,9 @@
       <w:pPr>
         <w:pStyle w:val="a"/>
         <w:ind w:left="422" w:hanging="422"/>
+        <w:rPr>
+          <w:rFonts w:hint="eastAsia"/>
+        </w:rPr>
       </w:pPr>
       <w:r>
         <w:rPr>
@@ -12151,6 +10704,9 @@
       <w:pPr>
         <w:pStyle w:val="a"/>
         <w:ind w:left="422" w:hanging="422"/>
+        <w:rPr>
+          <w:rFonts w:hint="eastAsia"/>
+        </w:rPr>
       </w:pPr>
       <w:r>
         <w:rPr>
@@ -12206,6 +10762,9 @@
       <w:pPr>
         <w:pStyle w:val="a"/>
         <w:ind w:left="422" w:hanging="422"/>
+        <w:rPr>
+          <w:rFonts w:hint="eastAsia"/>
+        </w:rPr>
       </w:pPr>
       <w:r>
         <w:rPr>
@@ -12224,31 +10783,7 @@
         <w:rPr>
           <w:rFonts w:hint="eastAsia"/>
         </w:rPr>
-        <w:t xml:space="preserve"> CVE-2</w:t>
-      </w:r>
-      <w:r>
-        <w:rPr>
-          <w:rFonts w:hint="eastAsia"/>
-        </w:rPr>
-        <w:t>t.me/one00190</w:t>
-      </w:r>
-      <w:r>
-        <w:rPr>
-          <w:rFonts w:hint="eastAsia"/>
-        </w:rPr>
-        <w:t>23-324</w:t>
-      </w:r>
-      <w:r>
-        <w:rPr>
-          <w:rFonts w:hint="eastAsia"/>
-        </w:rPr>
-        <w:t>t.me/one00190</w:t>
-      </w:r>
-      <w:r>
-        <w:rPr>
-          <w:rFonts w:hint="eastAsia"/>
-        </w:rPr>
-        <w:t>9</w:t>
+        <w:t xml:space="preserve"> CVE-2023-32409</w:t>
       </w:r>
       <w:r>
         <w:rPr>
@@ -12260,31 +10795,7 @@
         <w:rPr>
           <w:rFonts w:hint="eastAsia"/>
         </w:rPr>
-        <w:t>CVE-2</w:t>
-      </w:r>
-      <w:r>
-        <w:rPr>
-          <w:rFonts w:hint="eastAsia"/>
-        </w:rPr>
-        <w:t>t.me/one00190</w:t>
-      </w:r>
-      <w:r>
-        <w:rPr>
-          <w:rFonts w:hint="eastAsia"/>
-        </w:rPr>
-        <w:t>25-242</w:t>
-      </w:r>
-      <w:r>
-        <w:rPr>
-          <w:rFonts w:hint="eastAsia"/>
-        </w:rPr>
-        <w:t>t.me/one00190</w:t>
-      </w:r>
-      <w:r>
-        <w:rPr>
-          <w:rFonts w:hint="eastAsia"/>
-        </w:rPr>
-        <w:t xml:space="preserve">1 </w:t>
+        <w:t xml:space="preserve">CVE-2025-24201 </w:t>
       </w:r>
       <w:r>
         <w:rPr>
@@ -12321,6 +10832,9 @@
       <w:pPr>
         <w:pStyle w:val="a"/>
         <w:ind w:left="422" w:hanging="422"/>
+        <w:rPr>
+          <w:rFonts w:hint="eastAsia"/>
+        </w:rPr>
       </w:pPr>
       <w:r>
         <w:rPr>
@@ -12363,8 +10877,11 @@
     <w:p>
       <w:pPr>
         <w:pStyle w:val="2"/>
-      </w:pPr>
-      <w:bookmarkStart w:id="24" w:name="_Toc242180351"/>
+        <w:rPr>
+          <w:rFonts w:hint="eastAsia"/>
+        </w:rPr>
+      </w:pPr>
+      <w:bookmarkStart w:id="23" w:name="_Toc242453784"/>
       <w:r>
         <w:rPr>
           <w:rFonts w:hint="eastAsia"/>
@@ -12377,7 +10894,7 @@
         </w:rPr>
         <w:t>典型组合（公开披露）</w:t>
       </w:r>
-      <w:bookmarkEnd w:id="24"/>
+      <w:bookmarkEnd w:id="23"/>
     </w:p>
     <w:tbl>
       <w:tblPr>
@@ -12399,6 +10916,12 @@
         <w:gridCol w:w="2294"/>
       </w:tblGrid>
       <w:tr>
+        <w:tblPrEx>
+          <w:tblCellMar>
+            <w:top w:w="0" w:type="dxa"/>
+            <w:bottom w:w="0" w:type="dxa"/>
+          </w:tblCellMar>
+        </w:tblPrEx>
         <w:tc>
           <w:tcPr>
             <w:tcW w:w="1250" w:type="pct"/>
@@ -12501,6 +11024,12 @@
         </w:tc>
       </w:tr>
       <w:tr>
+        <w:tblPrEx>
+          <w:tblCellMar>
+            <w:top w:w="0" w:type="dxa"/>
+            <w:bottom w:w="0" w:type="dxa"/>
+          </w:tblCellMar>
+        </w:tblPrEx>
         <w:tc>
           <w:tcPr>
             <w:tcW w:w="1250" w:type="pct"/>
@@ -12518,21 +11047,7 @@
                 <w:rFonts w:hint="eastAsia"/>
                 <w:sz w:val="18"/>
               </w:rPr>
-              <w:t>2</w:t>
-            </w:r>
-            <w:r>
-              <w:rPr>
-                <w:rFonts w:hint="eastAsia"/>
-                <w:sz w:val="18"/>
-              </w:rPr>
-              <w:t>t.me/one00190</w:t>
-            </w:r>
-            <w:r>
-              <w:rPr>
-                <w:rFonts w:hint="eastAsia"/>
-                <w:sz w:val="18"/>
-              </w:rPr>
-              <w:t xml:space="preserve">19 </w:t>
+              <w:t xml:space="preserve">2019 </w:t>
             </w:r>
             <w:r>
               <w:rPr>
@@ -12560,21 +11075,7 @@
                 <w:rFonts w:hint="eastAsia"/>
                 <w:sz w:val="18"/>
               </w:rPr>
-              <w:t>CVE-2</w:t>
-            </w:r>
-            <w:r>
-              <w:rPr>
-                <w:rFonts w:hint="eastAsia"/>
-                <w:sz w:val="18"/>
-              </w:rPr>
-              <w:t>t.me/one00190</w:t>
-            </w:r>
-            <w:r>
-              <w:rPr>
-                <w:rFonts w:hint="eastAsia"/>
-                <w:sz w:val="18"/>
-              </w:rPr>
-              <w:t>19-8554</w:t>
+              <w:t>CVE-2019-8554</w:t>
             </w:r>
             <w:r>
               <w:rPr>
@@ -12616,21 +11117,7 @@
                 <w:rFonts w:hint="eastAsia"/>
                 <w:sz w:val="18"/>
               </w:rPr>
-              <w:t>CVE-2</w:t>
-            </w:r>
-            <w:r>
-              <w:rPr>
-                <w:rFonts w:hint="eastAsia"/>
-                <w:sz w:val="18"/>
-              </w:rPr>
-              <w:t>t.me/one00190</w:t>
-            </w:r>
-            <w:r>
-              <w:rPr>
-                <w:rFonts w:hint="eastAsia"/>
-                <w:sz w:val="18"/>
-              </w:rPr>
-              <w:t>19-7287/7286</w:t>
+              <w:t>CVE-2019-7287/7286</w:t>
             </w:r>
             <w:r>
               <w:rPr>
@@ -12678,6 +11165,12 @@
         </w:tc>
       </w:tr>
       <w:tr>
+        <w:tblPrEx>
+          <w:tblCellMar>
+            <w:top w:w="0" w:type="dxa"/>
+            <w:bottom w:w="0" w:type="dxa"/>
+          </w:tblCellMar>
+        </w:tblPrEx>
         <w:tc>
           <w:tcPr>
             <w:tcW w:w="1250" w:type="pct"/>
@@ -12695,21 +11188,7 @@
                 <w:rFonts w:hint="eastAsia"/>
                 <w:sz w:val="18"/>
               </w:rPr>
-              <w:t>2</w:t>
-            </w:r>
-            <w:r>
-              <w:rPr>
-                <w:rFonts w:hint="eastAsia"/>
-                <w:sz w:val="18"/>
-              </w:rPr>
-              <w:t>t.me/one00190</w:t>
-            </w:r>
-            <w:r>
-              <w:rPr>
-                <w:rFonts w:hint="eastAsia"/>
-                <w:sz w:val="18"/>
-              </w:rPr>
-              <w:t xml:space="preserve">19 </w:t>
+              <w:t xml:space="preserve">2019 </w:t>
             </w:r>
             <w:r>
               <w:rPr>
@@ -12764,31 +11243,7 @@
               <w:rPr>
                 <w:sz w:val="18"/>
               </w:rPr>
-              <w:t>CVE-2</w:t>
-            </w:r>
-            <w:r>
-              <w:rPr>
-                <w:sz w:val="18"/>
-              </w:rPr>
-              <w:t>t.me/one00190</w:t>
-            </w:r>
-            <w:r>
-              <w:rPr>
-                <w:sz w:val="18"/>
-              </w:rPr>
-              <w:t>19-86</w:t>
-            </w:r>
-            <w:r>
-              <w:rPr>
-                <w:sz w:val="18"/>
-              </w:rPr>
-              <w:t>t.me/one00190</w:t>
-            </w:r>
-            <w:r>
-              <w:rPr>
-                <w:sz w:val="18"/>
-              </w:rPr>
-              <w:t>5</w:t>
+              <w:t>CVE-2019-8605</w:t>
             </w:r>
           </w:p>
         </w:tc>
@@ -12836,6 +11291,12 @@
         </w:tc>
       </w:tr>
       <w:tr>
+        <w:tblPrEx>
+          <w:tblCellMar>
+            <w:top w:w="0" w:type="dxa"/>
+            <w:bottom w:w="0" w:type="dxa"/>
+          </w:tblCellMar>
+        </w:tblPrEx>
         <w:tc>
           <w:tcPr>
             <w:tcW w:w="1250" w:type="pct"/>
@@ -12852,19 +11313,7 @@
               <w:rPr>
                 <w:sz w:val="18"/>
               </w:rPr>
-              <w:t>2</w:t>
-            </w:r>
-            <w:r>
-              <w:rPr>
-                <w:sz w:val="18"/>
-              </w:rPr>
-              <w:t>t.me/one00190</w:t>
-            </w:r>
-            <w:r>
-              <w:rPr>
-                <w:sz w:val="18"/>
-              </w:rPr>
-              <w:t>21 Pegasus/Safari</w:t>
+              <w:t>2021 Pegasus/Safari</w:t>
             </w:r>
           </w:p>
         </w:tc>
@@ -12884,31 +11333,7 @@
               <w:rPr>
                 <w:sz w:val="18"/>
               </w:rPr>
-              <w:t>CVE-2</w:t>
-            </w:r>
-            <w:r>
-              <w:rPr>
-                <w:sz w:val="18"/>
-              </w:rPr>
-              <w:t>t.me/one00190</w:t>
-            </w:r>
-            <w:r>
-              <w:rPr>
-                <w:sz w:val="18"/>
-              </w:rPr>
-              <w:t>21-3</w:t>
-            </w:r>
-            <w:r>
-              <w:rPr>
-                <w:sz w:val="18"/>
-              </w:rPr>
-              <w:t>t.me/one00190</w:t>
-            </w:r>
-            <w:r>
-              <w:rPr>
-                <w:sz w:val="18"/>
-              </w:rPr>
-              <w:t>858</w:t>
+              <w:t>CVE-2021-30858</w:t>
             </w:r>
           </w:p>
         </w:tc>
@@ -12936,49 +11361,7 @@
                 <w:rFonts w:hint="eastAsia"/>
                 <w:sz w:val="18"/>
               </w:rPr>
-              <w:t xml:space="preserve"> FORCEDENTRY (CVE-2</w:t>
-            </w:r>
-            <w:r>
-              <w:rPr>
-                <w:rFonts w:hint="eastAsia"/>
-                <w:sz w:val="18"/>
-              </w:rPr>
-              <w:t>t.me/one00190</w:t>
-            </w:r>
-            <w:r>
-              <w:rPr>
-                <w:rFonts w:hint="eastAsia"/>
-                <w:sz w:val="18"/>
-              </w:rPr>
-              <w:t>21-3</w:t>
-            </w:r>
-            <w:r>
-              <w:rPr>
-                <w:rFonts w:hint="eastAsia"/>
-                <w:sz w:val="18"/>
-              </w:rPr>
-              <w:t>t.me/one00190</w:t>
-            </w:r>
-            <w:r>
-              <w:rPr>
-                <w:rFonts w:hint="eastAsia"/>
-                <w:sz w:val="18"/>
-              </w:rPr>
-              <w:t>86</w:t>
-            </w:r>
-            <w:r>
-              <w:rPr>
-                <w:rFonts w:hint="eastAsia"/>
-                <w:sz w:val="18"/>
-              </w:rPr>
-              <w:t>t.me/one00190</w:t>
-            </w:r>
-            <w:r>
-              <w:rPr>
-                <w:rFonts w:hint="eastAsia"/>
-                <w:sz w:val="18"/>
-              </w:rPr>
-              <w:t>)</w:t>
+              <w:t xml:space="preserve"> FORCEDENTRY (CVE-2021-30860)</w:t>
             </w:r>
           </w:p>
         </w:tc>
@@ -13005,6 +11388,12 @@
         </w:tc>
       </w:tr>
       <w:tr>
+        <w:tblPrEx>
+          <w:tblCellMar>
+            <w:top w:w="0" w:type="dxa"/>
+            <w:bottom w:w="0" w:type="dxa"/>
+          </w:tblCellMar>
+        </w:tblPrEx>
         <w:tc>
           <w:tcPr>
             <w:tcW w:w="1250" w:type="pct"/>
@@ -13021,19 +11410,7 @@
               <w:rPr>
                 <w:sz w:val="18"/>
               </w:rPr>
-              <w:t>2</w:t>
-            </w:r>
-            <w:r>
-              <w:rPr>
-                <w:sz w:val="18"/>
-              </w:rPr>
-              <w:t>t.me/one00190</w:t>
-            </w:r>
-            <w:r>
-              <w:rPr>
-                <w:sz w:val="18"/>
-              </w:rPr>
-              <w:t>23 Operation Triangulation</w:t>
+              <w:t>2023 Operation Triangulation</w:t>
             </w:r>
           </w:p>
         </w:tc>
@@ -13053,19 +11430,7 @@
               <w:rPr>
                 <w:sz w:val="18"/>
               </w:rPr>
-              <w:t>CVE-2</w:t>
-            </w:r>
-            <w:r>
-              <w:rPr>
-                <w:sz w:val="18"/>
-              </w:rPr>
-              <w:t>t.me/one00190</w:t>
-            </w:r>
-            <w:r>
-              <w:rPr>
-                <w:sz w:val="18"/>
-              </w:rPr>
-              <w:t>23-32435</w:t>
+              <w:t>CVE-2023-32435</w:t>
             </w:r>
           </w:p>
         </w:tc>
@@ -13086,21 +11451,7 @@
                 <w:rFonts w:hint="eastAsia"/>
                 <w:sz w:val="18"/>
               </w:rPr>
-              <w:t>CVE-2</w:t>
-            </w:r>
-            <w:r>
-              <w:rPr>
-                <w:rFonts w:hint="eastAsia"/>
-                <w:sz w:val="18"/>
-              </w:rPr>
-              <w:t>t.me/one00190</w:t>
-            </w:r>
-            <w:r>
-              <w:rPr>
-                <w:rFonts w:hint="eastAsia"/>
-                <w:sz w:val="18"/>
-              </w:rPr>
-              <w:t>23-32434</w:t>
+              <w:t>CVE-2023-32434</w:t>
             </w:r>
             <w:r>
               <w:rPr>
@@ -13114,35 +11465,7 @@
                 <w:rFonts w:hint="eastAsia"/>
                 <w:sz w:val="18"/>
               </w:rPr>
-              <w:t>CVE-2</w:t>
-            </w:r>
-            <w:r>
-              <w:rPr>
-                <w:rFonts w:hint="eastAsia"/>
-                <w:sz w:val="18"/>
-              </w:rPr>
-              <w:t>t.me/one00190</w:t>
-            </w:r>
-            <w:r>
-              <w:rPr>
-                <w:rFonts w:hint="eastAsia"/>
-                <w:sz w:val="18"/>
-              </w:rPr>
-              <w:t>23-386</w:t>
-            </w:r>
-            <w:r>
-              <w:rPr>
-                <w:rFonts w:hint="eastAsia"/>
-                <w:sz w:val="18"/>
-              </w:rPr>
-              <w:t>t.me/one00190</w:t>
-            </w:r>
-            <w:r>
-              <w:rPr>
-                <w:rFonts w:hint="eastAsia"/>
-                <w:sz w:val="18"/>
-              </w:rPr>
-              <w:t>6</w:t>
+              <w:t>CVE-2023-38606</w:t>
             </w:r>
             <w:r>
               <w:rPr>
@@ -13156,28 +11479,7 @@
                 <w:rFonts w:hint="eastAsia"/>
                 <w:sz w:val="18"/>
               </w:rPr>
-              <w:t>CVE-2</w:t>
-            </w:r>
-            <w:r>
-              <w:rPr>
-                <w:rFonts w:hint="eastAsia"/>
-                <w:sz w:val="18"/>
-              </w:rPr>
-              <w:t>t.me/one00190</w:t>
-            </w:r>
-            <w:r>
-              <w:rPr>
-                <w:rFonts w:hint="eastAsia"/>
-                <w:sz w:val="18"/>
-              </w:rPr>
-              <w:t>23-4199</w:t>
-            </w:r>
-            <w:r>
-              <w:rPr>
-                <w:rFonts w:hint="eastAsia"/>
-                <w:sz w:val="18"/>
-              </w:rPr>
-              <w:t>t.me/one00190</w:t>
+              <w:t>CVE-2023-41990</w:t>
             </w:r>
           </w:p>
         </w:tc>
@@ -13218,6 +11520,12 @@
         </w:tc>
       </w:tr>
       <w:tr>
+        <w:tblPrEx>
+          <w:tblCellMar>
+            <w:top w:w="0" w:type="dxa"/>
+            <w:bottom w:w="0" w:type="dxa"/>
+          </w:tblCellMar>
+        </w:tblPrEx>
         <w:tc>
           <w:tcPr>
             <w:tcW w:w="1250" w:type="pct"/>
@@ -13235,21 +11543,7 @@
                 <w:rFonts w:hint="eastAsia"/>
                 <w:sz w:val="18"/>
               </w:rPr>
-              <w:t>2</w:t>
-            </w:r>
-            <w:r>
-              <w:rPr>
-                <w:rFonts w:hint="eastAsia"/>
-                <w:sz w:val="18"/>
-              </w:rPr>
-              <w:t>t.me/one00190</w:t>
-            </w:r>
-            <w:r>
-              <w:rPr>
-                <w:rFonts w:hint="eastAsia"/>
-                <w:sz w:val="18"/>
-              </w:rPr>
-              <w:t xml:space="preserve">24 TAG </w:t>
+              <w:t xml:space="preserve">2024 TAG </w:t>
             </w:r>
             <w:r>
               <w:rPr>
@@ -13276,43 +11570,7 @@
               <w:rPr>
                 <w:sz w:val="18"/>
               </w:rPr>
-              <w:t>CVE-2</w:t>
-            </w:r>
-            <w:r>
-              <w:rPr>
-                <w:sz w:val="18"/>
-              </w:rPr>
-              <w:t>t.me/one00190</w:t>
-            </w:r>
-            <w:r>
-              <w:rPr>
-                <w:sz w:val="18"/>
-              </w:rPr>
-              <w:t>24-443</w:t>
-            </w:r>
-            <w:r>
-              <w:rPr>
-                <w:sz w:val="18"/>
-              </w:rPr>
-              <w:t>t.me/one00190</w:t>
-            </w:r>
-            <w:r>
-              <w:rPr>
-                <w:sz w:val="18"/>
-              </w:rPr>
-              <w:t>8/443</w:t>
-            </w:r>
-            <w:r>
-              <w:rPr>
-                <w:sz w:val="18"/>
-              </w:rPr>
-              <w:t>t.me/one00190</w:t>
-            </w:r>
-            <w:r>
-              <w:rPr>
-                <w:sz w:val="18"/>
-              </w:rPr>
-              <w:t>9</w:t>
+              <w:t>CVE-2024-44308/44309</w:t>
             </w:r>
           </w:p>
         </w:tc>
@@ -13374,6 +11632,12 @@
         </w:tc>
       </w:tr>
       <w:tr>
+        <w:tblPrEx>
+          <w:tblCellMar>
+            <w:top w:w="0" w:type="dxa"/>
+            <w:bottom w:w="0" w:type="dxa"/>
+          </w:tblCellMar>
+        </w:tblPrEx>
         <w:tc>
           <w:tcPr>
             <w:tcW w:w="1250" w:type="pct"/>
@@ -13390,19 +11654,7 @@
               <w:rPr>
                 <w:sz w:val="18"/>
               </w:rPr>
-              <w:t>2</w:t>
-            </w:r>
-            <w:r>
-              <w:rPr>
-                <w:sz w:val="18"/>
-              </w:rPr>
-              <w:t>t.me/one00190</w:t>
-            </w:r>
-            <w:r>
-              <w:rPr>
-                <w:sz w:val="18"/>
-              </w:rPr>
-              <w:t>25 Mar</w:t>
+              <w:t>2025 Mar</w:t>
             </w:r>
           </w:p>
         </w:tc>
@@ -13422,31 +11674,7 @@
               <w:rPr>
                 <w:sz w:val="18"/>
               </w:rPr>
-              <w:t>CVE-2</w:t>
-            </w:r>
-            <w:r>
-              <w:rPr>
-                <w:sz w:val="18"/>
-              </w:rPr>
-              <w:t>t.me/one00190</w:t>
-            </w:r>
-            <w:r>
-              <w:rPr>
-                <w:sz w:val="18"/>
-              </w:rPr>
-              <w:t>25-242</w:t>
-            </w:r>
-            <w:r>
-              <w:rPr>
-                <w:sz w:val="18"/>
-              </w:rPr>
-              <w:t>t.me/one00190</w:t>
-            </w:r>
-            <w:r>
-              <w:rPr>
-                <w:sz w:val="18"/>
-              </w:rPr>
-              <w:t>1</w:t>
+              <w:t>CVE-2025-24201</w:t>
             </w:r>
           </w:p>
         </w:tc>
@@ -13512,39 +11740,49 @@
     <w:p>
       <w:pPr>
         <w:pStyle w:val="1"/>
-      </w:pPr>
-      <w:bookmarkStart w:id="25" w:name="_Toc242180352"/>
-      <w:r>
-        <w:rPr>
-          <w:rFonts w:hint="eastAsia"/>
-        </w:rPr>
+        <w:rPr>
+          <w:rFonts w:hint="eastAsia"/>
+        </w:rPr>
+      </w:pPr>
+      <w:bookmarkStart w:id="24" w:name="_Toc242453785"/>
+      <w:r>
+        <w:rPr>
+          <w:rFonts w:hint="eastAsia"/>
+        </w:rPr>
+        <w:lastRenderedPageBreak/>
         <w:t>六、防御与缓解建议</w:t>
       </w:r>
+      <w:bookmarkEnd w:id="24"/>
+    </w:p>
+    <w:p>
+      <w:pPr>
+        <w:pStyle w:val="2"/>
+        <w:rPr>
+          <w:rFonts w:hint="eastAsia"/>
+        </w:rPr>
+      </w:pPr>
+      <w:bookmarkStart w:id="25" w:name="_Toc242453786"/>
+      <w:r>
+        <w:rPr>
+          <w:rFonts w:hint="eastAsia"/>
+        </w:rPr>
+        <w:t xml:space="preserve">6.1 </w:t>
+      </w:r>
+      <w:r>
+        <w:rPr>
+          <w:rFonts w:hint="eastAsia"/>
+        </w:rPr>
+        <w:t>个人用户</w:t>
+      </w:r>
       <w:bookmarkEnd w:id="25"/>
-    </w:p>
-    <w:p>
-      <w:pPr>
-        <w:pStyle w:val="2"/>
-      </w:pPr>
-      <w:bookmarkStart w:id="26" w:name="_Toc242180353"/>
-      <w:r>
-        <w:rPr>
-          <w:rFonts w:hint="eastAsia"/>
-        </w:rPr>
-        <w:t xml:space="preserve">6.1 </w:t>
-      </w:r>
-      <w:r>
-        <w:rPr>
-          <w:rFonts w:hint="eastAsia"/>
-        </w:rPr>
-        <w:t>个人用户</w:t>
-      </w:r>
-      <w:bookmarkEnd w:id="26"/>
     </w:p>
     <w:p>
       <w:pPr>
         <w:pStyle w:val="a"/>
         <w:ind w:left="422" w:hanging="422"/>
+        <w:rPr>
+          <w:rFonts w:hint="eastAsia"/>
+        </w:rPr>
       </w:pPr>
       <w:r>
         <w:rPr>
@@ -13576,6 +11814,9 @@
       <w:pPr>
         <w:pStyle w:val="a"/>
         <w:ind w:left="422" w:hanging="422"/>
+        <w:rPr>
+          <w:rFonts w:hint="eastAsia"/>
+        </w:rPr>
       </w:pPr>
       <w:r>
         <w:rPr>
@@ -13727,6 +11968,9 @@
       <w:pPr>
         <w:pStyle w:val="a"/>
         <w:ind w:left="422" w:hanging="422"/>
+        <w:rPr>
+          <w:rFonts w:hint="eastAsia"/>
+        </w:rPr>
       </w:pPr>
       <w:r>
         <w:rPr>
@@ -13796,6 +12040,9 @@
       <w:pPr>
         <w:pStyle w:val="a"/>
         <w:ind w:left="422" w:hanging="422"/>
+        <w:rPr>
+          <w:rFonts w:hint="eastAsia"/>
+        </w:rPr>
       </w:pPr>
       <w:r>
         <w:rPr>
@@ -13839,6 +12086,9 @@
       <w:pPr>
         <w:pStyle w:val="a"/>
         <w:ind w:left="422" w:hanging="422"/>
+        <w:rPr>
+          <w:rFonts w:hint="eastAsia"/>
+        </w:rPr>
       </w:pPr>
       <w:r>
         <w:rPr>
@@ -13905,8 +12155,11 @@
     <w:p>
       <w:pPr>
         <w:pStyle w:val="2"/>
-      </w:pPr>
-      <w:bookmarkStart w:id="27" w:name="_Toc242180354"/>
+        <w:rPr>
+          <w:rFonts w:hint="eastAsia"/>
+        </w:rPr>
+      </w:pPr>
+      <w:bookmarkStart w:id="26" w:name="_Toc242453787"/>
       <w:r>
         <w:rPr>
           <w:rFonts w:hint="eastAsia"/>
@@ -13919,12 +12172,15 @@
         </w:rPr>
         <w:t>企业与组织</w:t>
       </w:r>
-      <w:bookmarkEnd w:id="27"/>
+      <w:bookmarkEnd w:id="26"/>
     </w:p>
     <w:p>
       <w:pPr>
         <w:pStyle w:val="a"/>
         <w:ind w:left="422" w:hanging="422"/>
+        <w:rPr>
+          <w:rFonts w:hint="eastAsia"/>
+        </w:rPr>
       </w:pPr>
       <w:r>
         <w:rPr>
@@ -13984,6 +12240,9 @@
       <w:pPr>
         <w:pStyle w:val="a"/>
         <w:ind w:left="422" w:hanging="422"/>
+        <w:rPr>
+          <w:rFonts w:hint="eastAsia"/>
+        </w:rPr>
       </w:pPr>
       <w:r>
         <w:rPr>
@@ -14063,6 +12322,9 @@
       <w:pPr>
         <w:pStyle w:val="a"/>
         <w:ind w:left="422" w:hanging="422"/>
+        <w:rPr>
+          <w:rFonts w:hint="eastAsia"/>
+        </w:rPr>
       </w:pPr>
       <w:r>
         <w:rPr>
@@ -14137,6 +12399,9 @@
       <w:pPr>
         <w:pStyle w:val="a"/>
         <w:ind w:left="422" w:hanging="422"/>
+        <w:rPr>
+          <w:rFonts w:hint="eastAsia"/>
+        </w:rPr>
       </w:pPr>
       <w:r>
         <w:rPr>
@@ -14199,6 +12464,9 @@
       <w:pPr>
         <w:pStyle w:val="a"/>
         <w:ind w:left="422" w:hanging="422"/>
+        <w:rPr>
+          <w:rFonts w:hint="eastAsia"/>
+        </w:rPr>
       </w:pPr>
       <w:r>
         <w:rPr>
@@ -14265,8 +12533,11 @@
     <w:p>
       <w:pPr>
         <w:pStyle w:val="2"/>
-      </w:pPr>
-      <w:bookmarkStart w:id="28" w:name="_Toc242180355"/>
+        <w:rPr>
+          <w:rFonts w:hint="eastAsia"/>
+        </w:rPr>
+      </w:pPr>
+      <w:bookmarkStart w:id="27" w:name="_Toc242453788"/>
       <w:r>
         <w:rPr>
           <w:rFonts w:hint="eastAsia"/>
@@ -14291,12 +12562,15 @@
         </w:rPr>
         <w:t>场景）</w:t>
       </w:r>
-      <w:bookmarkEnd w:id="28"/>
+      <w:bookmarkEnd w:id="27"/>
     </w:p>
     <w:p>
       <w:pPr>
         <w:pStyle w:val="a"/>
         <w:ind w:left="422" w:hanging="422"/>
+        <w:rPr>
+          <w:rFonts w:hint="eastAsia"/>
+        </w:rPr>
       </w:pPr>
       <w:r>
         <w:rPr>
@@ -14340,6 +12614,9 @@
       <w:pPr>
         <w:pStyle w:val="a"/>
         <w:ind w:left="422" w:hanging="422"/>
+        <w:rPr>
+          <w:rFonts w:hint="eastAsia"/>
+        </w:rPr>
       </w:pPr>
       <w:r>
         <w:rPr>
@@ -14402,6 +12679,9 @@
       <w:pPr>
         <w:pStyle w:val="a"/>
         <w:ind w:left="422" w:hanging="422"/>
+        <w:rPr>
+          <w:rFonts w:hint="eastAsia"/>
+        </w:rPr>
       </w:pPr>
       <w:r>
         <w:rPr>
@@ -14445,6 +12725,9 @@
       <w:pPr>
         <w:pStyle w:val="a"/>
         <w:ind w:left="422" w:hanging="422"/>
+        <w:rPr>
+          <w:rFonts w:hint="eastAsia"/>
+        </w:rPr>
       </w:pPr>
       <w:r>
         <w:rPr>
@@ -14499,8 +12782,11 @@
     <w:p>
       <w:pPr>
         <w:pStyle w:val="2"/>
-      </w:pPr>
-      <w:bookmarkStart w:id="29" w:name="_Toc242180356"/>
+        <w:rPr>
+          <w:rFonts w:hint="eastAsia"/>
+        </w:rPr>
+      </w:pPr>
+      <w:bookmarkStart w:id="28" w:name="_Toc242453789"/>
       <w:r>
         <w:rPr>
           <w:rFonts w:hint="eastAsia"/>
@@ -14513,7 +12799,7 @@
         </w:rPr>
         <w:t>检测与响应速查</w:t>
       </w:r>
-      <w:bookmarkEnd w:id="29"/>
+      <w:bookmarkEnd w:id="28"/>
     </w:p>
     <w:tbl>
       <w:tblPr>
@@ -14534,6 +12820,12 @@
         <w:gridCol w:w="3057"/>
       </w:tblGrid>
       <w:tr>
+        <w:tblPrEx>
+          <w:tblCellMar>
+            <w:top w:w="0" w:type="dxa"/>
+            <w:bottom w:w="0" w:type="dxa"/>
+          </w:tblCellMar>
+        </w:tblPrEx>
         <w:tc>
           <w:tcPr>
             <w:tcW w:w="1667" w:type="pct"/>
@@ -14605,6 +12897,12 @@
         </w:tc>
       </w:tr>
       <w:tr>
+        <w:tblPrEx>
+          <w:tblCellMar>
+            <w:top w:w="0" w:type="dxa"/>
+            <w:bottom w:w="0" w:type="dxa"/>
+          </w:tblCellMar>
+        </w:tblPrEx>
         <w:tc>
           <w:tcPr>
             <w:tcW w:w="1667" w:type="pct"/>
@@ -14705,6 +13003,12 @@
         </w:tc>
       </w:tr>
       <w:tr>
+        <w:tblPrEx>
+          <w:tblCellMar>
+            <w:top w:w="0" w:type="dxa"/>
+            <w:bottom w:w="0" w:type="dxa"/>
+          </w:tblCellMar>
+        </w:tblPrEx>
         <w:tc>
           <w:tcPr>
             <w:tcW w:w="1667" w:type="pct"/>
@@ -14812,6 +13116,12 @@
         </w:tc>
       </w:tr>
       <w:tr>
+        <w:tblPrEx>
+          <w:tblCellMar>
+            <w:top w:w="0" w:type="dxa"/>
+            <w:bottom w:w="0" w:type="dxa"/>
+          </w:tblCellMar>
+        </w:tblPrEx>
         <w:tc>
           <w:tcPr>
             <w:tcW w:w="1667" w:type="pct"/>
@@ -14829,6 +13139,7 @@
                 <w:rFonts w:hint="eastAsia"/>
                 <w:sz w:val="18"/>
               </w:rPr>
+              <w:lastRenderedPageBreak/>
               <w:t>内核提权</w:t>
             </w:r>
           </w:p>
@@ -14884,6 +13195,12 @@
         </w:tc>
       </w:tr>
       <w:tr>
+        <w:tblPrEx>
+          <w:tblCellMar>
+            <w:top w:w="0" w:type="dxa"/>
+            <w:bottom w:w="0" w:type="dxa"/>
+          </w:tblCellMar>
+        </w:tblPrEx>
         <w:tc>
           <w:tcPr>
             <w:tcW w:w="1667" w:type="pct"/>
@@ -14974,20 +13291,27 @@
     <w:p>
       <w:pPr>
         <w:pStyle w:val="1"/>
-      </w:pPr>
-      <w:bookmarkStart w:id="30" w:name="_Toc242180357"/>
-      <w:r>
-        <w:rPr>
-          <w:rFonts w:hint="eastAsia"/>
-        </w:rPr>
+        <w:rPr>
+          <w:rFonts w:hint="eastAsia"/>
+        </w:rPr>
+      </w:pPr>
+      <w:bookmarkStart w:id="29" w:name="_Toc242453790"/>
+      <w:r>
+        <w:rPr>
+          <w:rFonts w:hint="eastAsia"/>
+        </w:rPr>
+        <w:lastRenderedPageBreak/>
         <w:t>七、趋势展望</w:t>
       </w:r>
-      <w:bookmarkEnd w:id="30"/>
+      <w:bookmarkEnd w:id="29"/>
     </w:p>
     <w:p>
       <w:pPr>
         <w:pStyle w:val="a"/>
         <w:ind w:left="422" w:hanging="422"/>
+        <w:rPr>
+          <w:rFonts w:hint="eastAsia"/>
+        </w:rPr>
       </w:pPr>
       <w:r>
         <w:rPr>
@@ -15074,6 +13398,9 @@
       <w:pPr>
         <w:pStyle w:val="a"/>
         <w:ind w:left="422" w:hanging="422"/>
+        <w:rPr>
+          <w:rFonts w:hint="eastAsia"/>
+        </w:rPr>
       </w:pPr>
       <w:r>
         <w:rPr>
@@ -15172,6 +13499,9 @@
       <w:pPr>
         <w:pStyle w:val="a"/>
         <w:ind w:left="422" w:hanging="422"/>
+        <w:rPr>
+          <w:rFonts w:hint="eastAsia"/>
+        </w:rPr>
       </w:pPr>
       <w:r>
         <w:rPr>
@@ -15251,6 +13581,9 @@
       <w:pPr>
         <w:pStyle w:val="a"/>
         <w:ind w:left="422" w:hanging="422"/>
+        <w:rPr>
+          <w:rFonts w:hint="eastAsia"/>
+        </w:rPr>
       </w:pPr>
       <w:r>
         <w:rPr>
@@ -15339,6 +13672,9 @@
       <w:pPr>
         <w:pStyle w:val="a"/>
         <w:ind w:left="422" w:hanging="422"/>
+        <w:rPr>
+          <w:rFonts w:hint="eastAsia"/>
+        </w:rPr>
       </w:pPr>
       <w:r>
         <w:rPr>
@@ -15453,34 +13789,41 @@
     <w:p>
       <w:pPr>
         <w:pStyle w:val="1"/>
-      </w:pPr>
-      <w:bookmarkStart w:id="31" w:name="_Toc242180358"/>
-      <w:r>
-        <w:rPr>
-          <w:rFonts w:hint="eastAsia"/>
-        </w:rPr>
+        <w:rPr>
+          <w:rFonts w:hint="eastAsia"/>
+        </w:rPr>
+      </w:pPr>
+      <w:bookmarkStart w:id="30" w:name="_Toc242453791"/>
+      <w:r>
+        <w:rPr>
+          <w:rFonts w:hint="eastAsia"/>
+        </w:rPr>
+        <w:lastRenderedPageBreak/>
         <w:t>八、附录</w:t>
       </w:r>
+      <w:bookmarkEnd w:id="30"/>
+    </w:p>
+    <w:p>
+      <w:pPr>
+        <w:pStyle w:val="2"/>
+        <w:rPr>
+          <w:rFonts w:hint="eastAsia"/>
+        </w:rPr>
+      </w:pPr>
+      <w:bookmarkStart w:id="31" w:name="_Toc242453792"/>
+      <w:r>
+        <w:rPr>
+          <w:rFonts w:hint="eastAsia"/>
+        </w:rPr>
+        <w:t xml:space="preserve">8.1 </w:t>
+      </w:r>
+      <w:r>
+        <w:rPr>
+          <w:rFonts w:hint="eastAsia"/>
+        </w:rPr>
+        <w:t>术语表</w:t>
+      </w:r>
       <w:bookmarkEnd w:id="31"/>
-    </w:p>
-    <w:p>
-      <w:pPr>
-        <w:pStyle w:val="2"/>
-      </w:pPr>
-      <w:bookmarkStart w:id="32" w:name="_Toc242180359"/>
-      <w:r>
-        <w:rPr>
-          <w:rFonts w:hint="eastAsia"/>
-        </w:rPr>
-        <w:t xml:space="preserve">8.1 </w:t>
-      </w:r>
-      <w:r>
-        <w:rPr>
-          <w:rFonts w:hint="eastAsia"/>
-        </w:rPr>
-        <w:t>术语表</w:t>
-      </w:r>
-      <w:bookmarkEnd w:id="32"/>
     </w:p>
     <w:tbl>
       <w:tblPr>
@@ -15500,6 +13843,12 @@
         <w:gridCol w:w="4588"/>
       </w:tblGrid>
       <w:tr>
+        <w:tblPrEx>
+          <w:tblCellMar>
+            <w:top w:w="0" w:type="dxa"/>
+            <w:bottom w:w="0" w:type="dxa"/>
+          </w:tblCellMar>
+        </w:tblPrEx>
         <w:tc>
           <w:tcPr>
             <w:tcW w:w="2500" w:type="pct"/>
@@ -15548,6 +13897,12 @@
         </w:tc>
       </w:tr>
       <w:tr>
+        <w:tblPrEx>
+          <w:tblCellMar>
+            <w:top w:w="0" w:type="dxa"/>
+            <w:bottom w:w="0" w:type="dxa"/>
+          </w:tblCellMar>
+        </w:tblPrEx>
         <w:tc>
           <w:tcPr>
             <w:tcW w:w="2500" w:type="pct"/>
@@ -15626,6 +13981,12 @@
         </w:tc>
       </w:tr>
       <w:tr>
+        <w:tblPrEx>
+          <w:tblCellMar>
+            <w:top w:w="0" w:type="dxa"/>
+            <w:bottom w:w="0" w:type="dxa"/>
+          </w:tblCellMar>
+        </w:tblPrEx>
         <w:tc>
           <w:tcPr>
             <w:tcW w:w="2500" w:type="pct"/>
@@ -15697,6 +14058,12 @@
         </w:tc>
       </w:tr>
       <w:tr>
+        <w:tblPrEx>
+          <w:tblCellMar>
+            <w:top w:w="0" w:type="dxa"/>
+            <w:bottom w:w="0" w:type="dxa"/>
+          </w:tblCellMar>
+        </w:tblPrEx>
         <w:tc>
           <w:tcPr>
             <w:tcW w:w="2500" w:type="pct"/>
@@ -15741,6 +14108,12 @@
         </w:tc>
       </w:tr>
       <w:tr>
+        <w:tblPrEx>
+          <w:tblCellMar>
+            <w:top w:w="0" w:type="dxa"/>
+            <w:bottom w:w="0" w:type="dxa"/>
+          </w:tblCellMar>
+        </w:tblPrEx>
         <w:tc>
           <w:tcPr>
             <w:tcW w:w="2500" w:type="pct"/>
@@ -15791,6 +14164,12 @@
         </w:tc>
       </w:tr>
       <w:tr>
+        <w:tblPrEx>
+          <w:tblCellMar>
+            <w:top w:w="0" w:type="dxa"/>
+            <w:bottom w:w="0" w:type="dxa"/>
+          </w:tblCellMar>
+        </w:tblPrEx>
         <w:tc>
           <w:tcPr>
             <w:tcW w:w="2500" w:type="pct"/>
@@ -15855,6 +14234,12 @@
         </w:tc>
       </w:tr>
       <w:tr>
+        <w:tblPrEx>
+          <w:tblCellMar>
+            <w:top w:w="0" w:type="dxa"/>
+            <w:bottom w:w="0" w:type="dxa"/>
+          </w:tblCellMar>
+        </w:tblPrEx>
         <w:tc>
           <w:tcPr>
             <w:tcW w:w="2500" w:type="pct"/>
@@ -15913,6 +14298,12 @@
         </w:tc>
       </w:tr>
       <w:tr>
+        <w:tblPrEx>
+          <w:tblCellMar>
+            <w:top w:w="0" w:type="dxa"/>
+            <w:bottom w:w="0" w:type="dxa"/>
+          </w:tblCellMar>
+        </w:tblPrEx>
         <w:tc>
           <w:tcPr>
             <w:tcW w:w="2500" w:type="pct"/>
@@ -15963,6 +14354,12 @@
         </w:tc>
       </w:tr>
       <w:tr>
+        <w:tblPrEx>
+          <w:tblCellMar>
+            <w:top w:w="0" w:type="dxa"/>
+            <w:bottom w:w="0" w:type="dxa"/>
+          </w:tblCellMar>
+        </w:tblPrEx>
         <w:tc>
           <w:tcPr>
             <w:tcW w:w="2500" w:type="pct"/>
@@ -16017,8 +14414,11 @@
     <w:p>
       <w:pPr>
         <w:pStyle w:val="2"/>
-      </w:pPr>
-      <w:bookmarkStart w:id="33" w:name="_Toc242180360"/>
+        <w:rPr>
+          <w:rFonts w:hint="eastAsia"/>
+        </w:rPr>
+      </w:pPr>
+      <w:bookmarkStart w:id="32" w:name="_Toc242453793"/>
       <w:r>
         <w:rPr>
           <w:rFonts w:hint="eastAsia"/>
@@ -16031,30 +14431,21 @@
         </w:rPr>
         <w:t>主要参考资料</w:t>
       </w:r>
-      <w:bookmarkEnd w:id="33"/>
+      <w:bookmarkEnd w:id="32"/>
     </w:p>
     <w:p>
       <w:pPr>
         <w:pStyle w:val="a"/>
         <w:ind w:left="420" w:hanging="420"/>
-      </w:pPr>
-      <w:r>
-        <w:rPr>
-          <w:rFonts w:hint="eastAsia"/>
-        </w:rPr>
-        <w:t>Apple Security Advisories: https://support.apple.com/en-us/HT2</w:t>
-      </w:r>
-      <w:r>
-        <w:rPr>
-          <w:rFonts w:hint="eastAsia"/>
-        </w:rPr>
-        <w:t>t.me/one00190</w:t>
-      </w:r>
-      <w:r>
-        <w:rPr>
-          <w:rFonts w:hint="eastAsia"/>
-        </w:rPr>
-        <w:t xml:space="preserve">1222 </w:t>
+        <w:rPr>
+          <w:rFonts w:hint="eastAsia"/>
+        </w:rPr>
+      </w:pPr>
+      <w:r>
+        <w:rPr>
+          <w:rFonts w:hint="eastAsia"/>
+        </w:rPr>
+        <w:t xml:space="preserve">Apple Security Advisories: https://support.apple.com/en-us/HT201222 </w:t>
       </w:r>
       <w:r>
         <w:rPr>
@@ -16079,6 +14470,9 @@
       <w:pPr>
         <w:pStyle w:val="a"/>
         <w:ind w:left="420" w:hanging="420"/>
+        <w:rPr>
+          <w:rFonts w:hint="eastAsia"/>
+        </w:rPr>
       </w:pPr>
       <w:r>
         <w:rPr>
@@ -16096,31 +14490,7 @@
         <w:rPr>
           <w:rFonts w:hint="eastAsia"/>
         </w:rPr>
-        <w:t>CVE-2</w:t>
-      </w:r>
-      <w:r>
-        <w:rPr>
-          <w:rFonts w:hint="eastAsia"/>
-        </w:rPr>
-        <w:t>t.me/one00190</w:t>
-      </w:r>
-      <w:r>
-        <w:rPr>
-          <w:rFonts w:hint="eastAsia"/>
-        </w:rPr>
-        <w:t>19-86</w:t>
-      </w:r>
-      <w:r>
-        <w:rPr>
-          <w:rFonts w:hint="eastAsia"/>
-        </w:rPr>
-        <w:t>t.me/one00190</w:t>
-      </w:r>
-      <w:r>
-        <w:rPr>
-          <w:rFonts w:hint="eastAsia"/>
-        </w:rPr>
-        <w:t>5</w:t>
+        <w:t>CVE-2019-8605</w:t>
       </w:r>
       <w:r>
         <w:rPr>
@@ -16132,31 +14502,7 @@
         <w:rPr>
           <w:rFonts w:hint="eastAsia"/>
         </w:rPr>
-        <w:t>CVE-2</w:t>
-      </w:r>
-      <w:r>
-        <w:rPr>
-          <w:rFonts w:hint="eastAsia"/>
-        </w:rPr>
-        <w:t>t.me/one00190</w:t>
-      </w:r>
-      <w:r>
-        <w:rPr>
-          <w:rFonts w:hint="eastAsia"/>
-        </w:rPr>
-        <w:t>21-3</w:t>
-      </w:r>
-      <w:r>
-        <w:rPr>
-          <w:rFonts w:hint="eastAsia"/>
-        </w:rPr>
-        <w:t>t.me/one00190</w:t>
-      </w:r>
-      <w:r>
-        <w:rPr>
-          <w:rFonts w:hint="eastAsia"/>
-        </w:rPr>
-        <w:t>858</w:t>
+        <w:t>CVE-2021-30858</w:t>
       </w:r>
       <w:r>
         <w:rPr>
@@ -16168,25 +14514,7 @@
         <w:rPr>
           <w:rFonts w:hint="eastAsia"/>
         </w:rPr>
-        <w:t>CVE-2</w:t>
-      </w:r>
-      <w:r>
-        <w:rPr>
-          <w:rFonts w:hint="eastAsia"/>
-        </w:rPr>
-        <w:t>t.me/one00190</w:t>
-      </w:r>
-      <w:r>
-        <w:rPr>
-          <w:rFonts w:hint="eastAsia"/>
-        </w:rPr>
-        <w:t>22-2262</w:t>
-      </w:r>
-      <w:r>
-        <w:rPr>
-          <w:rFonts w:hint="eastAsia"/>
-        </w:rPr>
-        <w:t>t.me/one00190</w:t>
+        <w:t>CVE-2022-22620</w:t>
       </w:r>
       <w:r>
         <w:rPr>
@@ -16198,19 +14526,7 @@
         <w:rPr>
           <w:rFonts w:hint="eastAsia"/>
         </w:rPr>
-        <w:t>CVE-2</w:t>
-      </w:r>
-      <w:r>
-        <w:rPr>
-          <w:rFonts w:hint="eastAsia"/>
-        </w:rPr>
-        <w:t>t.me/one00190</w:t>
-      </w:r>
-      <w:r>
-        <w:rPr>
-          <w:rFonts w:hint="eastAsia"/>
-        </w:rPr>
-        <w:t>22-32893</w:t>
+        <w:t>CVE-2022-32893</w:t>
       </w:r>
       <w:r>
         <w:rPr>
@@ -16222,19 +14538,7 @@
         <w:rPr>
           <w:rFonts w:hint="eastAsia"/>
         </w:rPr>
-        <w:t>CVE-2</w:t>
-      </w:r>
-      <w:r>
-        <w:rPr>
-          <w:rFonts w:hint="eastAsia"/>
-        </w:rPr>
-        <w:t>t.me/one00190</w:t>
-      </w:r>
-      <w:r>
-        <w:rPr>
-          <w:rFonts w:hint="eastAsia"/>
-        </w:rPr>
-        <w:t>23-23529</w:t>
+        <w:t>CVE-2023-23529</w:t>
       </w:r>
       <w:r>
         <w:rPr>
@@ -16246,31 +14550,7 @@
         <w:rPr>
           <w:rFonts w:hint="eastAsia"/>
         </w:rPr>
-        <w:t>CVE-2</w:t>
-      </w:r>
-      <w:r>
-        <w:rPr>
-          <w:rFonts w:hint="eastAsia"/>
-        </w:rPr>
-        <w:t>t.me/one00190</w:t>
-      </w:r>
-      <w:r>
-        <w:rPr>
-          <w:rFonts w:hint="eastAsia"/>
-        </w:rPr>
-        <w:t>23-282</w:t>
-      </w:r>
-      <w:r>
-        <w:rPr>
-          <w:rFonts w:hint="eastAsia"/>
-        </w:rPr>
-        <w:t>t.me/one00190</w:t>
-      </w:r>
-      <w:r>
-        <w:rPr>
-          <w:rFonts w:hint="eastAsia"/>
-        </w:rPr>
-        <w:t>5</w:t>
+        <w:t>CVE-2023-28205</w:t>
       </w:r>
       <w:r>
         <w:rPr>
@@ -16282,31 +14562,7 @@
         <w:rPr>
           <w:rFonts w:hint="eastAsia"/>
         </w:rPr>
-        <w:t>CVE-2</w:t>
-      </w:r>
-      <w:r>
-        <w:rPr>
-          <w:rFonts w:hint="eastAsia"/>
-        </w:rPr>
-        <w:t>t.me/one00190</w:t>
-      </w:r>
-      <w:r>
-        <w:rPr>
-          <w:rFonts w:hint="eastAsia"/>
-        </w:rPr>
-        <w:t>23-324</w:t>
-      </w:r>
-      <w:r>
-        <w:rPr>
-          <w:rFonts w:hint="eastAsia"/>
-        </w:rPr>
-        <w:t>t.me/one00190</w:t>
-      </w:r>
-      <w:r>
-        <w:rPr>
-          <w:rFonts w:hint="eastAsia"/>
-        </w:rPr>
-        <w:t>9</w:t>
+        <w:t>CVE-2023-32409</w:t>
       </w:r>
       <w:r>
         <w:rPr>
@@ -16318,19 +14574,7 @@
         <w:rPr>
           <w:rFonts w:hint="eastAsia"/>
         </w:rPr>
-        <w:t>CVE-2</w:t>
-      </w:r>
-      <w:r>
-        <w:rPr>
-          <w:rFonts w:hint="eastAsia"/>
-        </w:rPr>
-        <w:t>t.me/one00190</w:t>
-      </w:r>
-      <w:r>
-        <w:rPr>
-          <w:rFonts w:hint="eastAsia"/>
-        </w:rPr>
-        <w:t>23-32435</w:t>
+        <w:t>CVE-2023-32435</w:t>
       </w:r>
       <w:r>
         <w:rPr>
@@ -16342,25 +14586,7 @@
         <w:rPr>
           <w:rFonts w:hint="eastAsia"/>
         </w:rPr>
-        <w:t>CVE-2</w:t>
-      </w:r>
-      <w:r>
-        <w:rPr>
-          <w:rFonts w:hint="eastAsia"/>
-        </w:rPr>
-        <w:t>t.me/one00190</w:t>
-      </w:r>
-      <w:r>
-        <w:rPr>
-          <w:rFonts w:hint="eastAsia"/>
-        </w:rPr>
-        <w:t>23-3745</w:t>
-      </w:r>
-      <w:r>
-        <w:rPr>
-          <w:rFonts w:hint="eastAsia"/>
-        </w:rPr>
-        <w:t>t.me/one00190</w:t>
+        <w:t>CVE-2023-37450</w:t>
       </w:r>
       <w:r>
         <w:rPr>
@@ -16372,19 +14598,7 @@
         <w:rPr>
           <w:rFonts w:hint="eastAsia"/>
         </w:rPr>
-        <w:t>CVE-2</w:t>
-      </w:r>
-      <w:r>
-        <w:rPr>
-          <w:rFonts w:hint="eastAsia"/>
-        </w:rPr>
-        <w:t>t.me/one00190</w:t>
-      </w:r>
-      <w:r>
-        <w:rPr>
-          <w:rFonts w:hint="eastAsia"/>
-        </w:rPr>
-        <w:t>24-23222</w:t>
+        <w:t>CVE-2024-23222</w:t>
       </w:r>
       <w:r>
         <w:rPr>
@@ -16396,31 +14610,7 @@
         <w:rPr>
           <w:rFonts w:hint="eastAsia"/>
         </w:rPr>
-        <w:t>CVE-2</w:t>
-      </w:r>
-      <w:r>
-        <w:rPr>
-          <w:rFonts w:hint="eastAsia"/>
-        </w:rPr>
-        <w:t>t.me/one00190</w:t>
-      </w:r>
-      <w:r>
-        <w:rPr>
-          <w:rFonts w:hint="eastAsia"/>
-        </w:rPr>
-        <w:t>24-443</w:t>
-      </w:r>
-      <w:r>
-        <w:rPr>
-          <w:rFonts w:hint="eastAsia"/>
-        </w:rPr>
-        <w:t>t.me/one00190</w:t>
-      </w:r>
-      <w:r>
-        <w:rPr>
-          <w:rFonts w:hint="eastAsia"/>
-        </w:rPr>
-        <w:t>8</w:t>
+        <w:t>CVE-2024-44308</w:t>
       </w:r>
       <w:r>
         <w:rPr>
@@ -16432,31 +14622,7 @@
         <w:rPr>
           <w:rFonts w:hint="eastAsia"/>
         </w:rPr>
-        <w:t>CVE-2</w:t>
-      </w:r>
-      <w:r>
-        <w:rPr>
-          <w:rFonts w:hint="eastAsia"/>
-        </w:rPr>
-        <w:t>t.me/one00190</w:t>
-      </w:r>
-      <w:r>
-        <w:rPr>
-          <w:rFonts w:hint="eastAsia"/>
-        </w:rPr>
-        <w:t>24-443</w:t>
-      </w:r>
-      <w:r>
-        <w:rPr>
-          <w:rFonts w:hint="eastAsia"/>
-        </w:rPr>
-        <w:t>t.me/one00190</w:t>
-      </w:r>
-      <w:r>
-        <w:rPr>
-          <w:rFonts w:hint="eastAsia"/>
-        </w:rPr>
-        <w:t>9</w:t>
+        <w:t>CVE-2024-44309</w:t>
       </w:r>
       <w:r>
         <w:rPr>
@@ -16468,37 +14634,16 @@
         <w:rPr>
           <w:rFonts w:hint="eastAsia"/>
         </w:rPr>
-        <w:t>CVE-2</w:t>
-      </w:r>
-      <w:r>
-        <w:rPr>
-          <w:rFonts w:hint="eastAsia"/>
-        </w:rPr>
-        <w:t>t.me/one00190</w:t>
-      </w:r>
-      <w:r>
-        <w:rPr>
-          <w:rFonts w:hint="eastAsia"/>
-        </w:rPr>
-        <w:t>25-242</w:t>
-      </w:r>
-      <w:r>
-        <w:rPr>
-          <w:rFonts w:hint="eastAsia"/>
-        </w:rPr>
-        <w:t>t.me/one00190</w:t>
-      </w:r>
-      <w:r>
-        <w:rPr>
-          <w:rFonts w:hint="eastAsia"/>
-        </w:rPr>
-        <w:t>1</w:t>
+        <w:t>CVE-2025-24201</w:t>
       </w:r>
     </w:p>
     <w:p>
       <w:pPr>
         <w:pStyle w:val="a"/>
         <w:ind w:left="420" w:hanging="420"/>
+        <w:rPr>
+          <w:rFonts w:hint="eastAsia"/>
+        </w:rPr>
       </w:pPr>
       <w:r>
         <w:rPr>
@@ -16528,37 +14673,16 @@
         <w:rPr>
           <w:rFonts w:hint="eastAsia"/>
         </w:rPr>
-        <w:t>2</w:t>
-      </w:r>
-      <w:r>
-        <w:rPr>
-          <w:rFonts w:hint="eastAsia"/>
-        </w:rPr>
-        <w:t>t.me/one00190</w:t>
-      </w:r>
-      <w:r>
-        <w:rPr>
-          <w:rFonts w:hint="eastAsia"/>
-        </w:rPr>
-        <w:t>19-</w:t>
-      </w:r>
-      <w:r>
-        <w:rPr>
-          <w:rFonts w:hint="eastAsia"/>
-        </w:rPr>
-        <w:t>t.me/one00190</w:t>
-      </w:r>
-      <w:r>
-        <w:rPr>
-          <w:rFonts w:hint="eastAsia"/>
-        </w:rPr>
-        <w:t>8-29</w:t>
+        <w:t>2019-08-29</w:t>
       </w:r>
     </w:p>
     <w:p>
       <w:pPr>
         <w:pStyle w:val="a"/>
         <w:ind w:left="420" w:hanging="420"/>
+        <w:rPr>
+          <w:rFonts w:hint="eastAsia"/>
+        </w:rPr>
       </w:pPr>
       <w:r>
         <w:rPr>
@@ -16588,25 +14712,16 @@
         <w:rPr>
           <w:rFonts w:hint="eastAsia"/>
         </w:rPr>
-        <w:t>2</w:t>
-      </w:r>
-      <w:r>
-        <w:rPr>
-          <w:rFonts w:hint="eastAsia"/>
-        </w:rPr>
-        <w:t>t.me/one00190</w:t>
-      </w:r>
-      <w:r>
-        <w:rPr>
-          <w:rFonts w:hint="eastAsia"/>
-        </w:rPr>
-        <w:t>23</w:t>
+        <w:t>2023</w:t>
       </w:r>
     </w:p>
     <w:p>
       <w:pPr>
         <w:pStyle w:val="a"/>
         <w:ind w:left="420" w:hanging="420"/>
+        <w:rPr>
+          <w:rFonts w:hint="eastAsia"/>
+        </w:rPr>
       </w:pPr>
       <w:r>
         <w:rPr>
@@ -16646,6 +14761,9 @@
       <w:pPr>
         <w:pStyle w:val="a"/>
         <w:ind w:left="420" w:hanging="420"/>
+        <w:rPr>
+          <w:rFonts w:hint="eastAsia"/>
+        </w:rPr>
       </w:pPr>
       <w:r>
         <w:rPr>
@@ -16676,6 +14794,7 @@
       <w:pPr>
         <w:ind w:left="280"/>
         <w:rPr>
+          <w:rFonts w:hint="eastAsia"/>
           <w:i/>
           <w:color w:val="595959"/>
         </w:rPr>
@@ -16690,6 +14809,11 @@
       </w:r>
     </w:p>
     <w:p>
+      <w:pPr>
+        <w:rPr>
+          <w:rFonts w:hint="eastAsia"/>
+        </w:rPr>
+      </w:pPr>
       <w:r>
         <w:rPr>
           <w:rFonts w:hint="eastAsia"/>
@@ -16724,19 +14848,20 @@
         <w:rPr>
           <w:rFonts w:hint="eastAsia"/>
         </w:rPr>
-        <w:t>https://t.me/pjx712</w:t>
-      </w:r>
-      <w:r>
-        <w:rPr>
-          <w:rFonts w:hint="eastAsia"/>
-        </w:rPr>
-        <w:t>t.me/one00190</w:t>
-      </w:r>
-    </w:p>
-    <w:p/>
+        <w:t>https://t.me/one00190</w:t>
+      </w:r>
+    </w:p>
+    <w:p>
+      <w:bookmarkStart w:id="33" w:name="_GoBack"/>
+      <w:bookmarkEnd w:id="33"/>
+    </w:p>
     <w:sectPr>
-      <w:headerReference w:type="default" r:id="rId7"/>
-      <w:footerReference w:type="default" r:id="rId8"/>
+      <w:headerReference w:type="even" r:id="rId7"/>
+      <w:headerReference w:type="default" r:id="rId8"/>
+      <w:footerReference w:type="even" r:id="rId9"/>
+      <w:footerReference w:type="default" r:id="rId10"/>
+      <w:headerReference w:type="first" r:id="rId11"/>
+      <w:footerReference w:type="first" r:id="rId12"/>
       <w:pgSz w:w="11906" w:h="16838"/>
       <w:pgMar w:top="1440" w:right="1360" w:bottom="1440" w:left="1360" w:header="851" w:footer="992" w:gutter="0"/>
       <w:cols w:space="720"/>
@@ -16772,6 +14897,16 @@
 </file>
 
 <file path=word/footer1.xml><?xml version="1.0" encoding="utf-8"?>
+<w:ftr xmlns:wpc="http://schemas.microsoft.com/office/word/2010/wordprocessingCanvas" xmlns:cx="http://schemas.microsoft.com/office/drawing/2014/chartex" xmlns:mc="http://schemas.openxmlformats.org/markup-compatibility/2006" xmlns:o="urn:schemas-microsoft-com:office:office" xmlns:r="http://schemas.openxmlformats.org/officeDocument/2006/relationships" xmlns:m="http://schemas.openxmlformats.org/officeDocument/2006/math" xmlns:v="urn:schemas-microsoft-com:vml" xmlns:wp14="http://schemas.microsoft.com/office/word/2010/wordprocessingDrawing" xmlns:wp="http://schemas.openxmlformats.org/drawingml/2006/wordprocessingDrawing" xmlns:w10="urn:schemas-microsoft-com:office:word" xmlns:w="http://schemas.openxmlformats.org/wordprocessingml/2006/main" xmlns:w14="http://schemas.microsoft.com/office/word/2010/wordml" xmlns:w15="http://schemas.microsoft.com/office/word/2012/wordml" xmlns:w16se="http://schemas.microsoft.com/office/word/2015/wordml/symex" xmlns:wpg="http://schemas.microsoft.com/office/word/2010/wordprocessingGroup" xmlns:wpi="http://schemas.microsoft.com/office/word/2010/wordprocessingInk" xmlns:wne="http://schemas.microsoft.com/office/word/2006/wordml" xmlns:wps="http://schemas.microsoft.com/office/word/2010/wordprocessingShape" mc:Ignorable="w14 w15 w16se wp14">
+  <w:p>
+    <w:pPr>
+      <w:pStyle w:val="aa"/>
+    </w:pPr>
+  </w:p>
+</w:ftr>
+</file>
+
+<file path=word/footer2.xml><?xml version="1.0" encoding="utf-8"?>
 <w:ftr xmlns:wpc="http://schemas.microsoft.com/office/word/2010/wordprocessingCanvas" xmlns:cx="http://schemas.microsoft.com/office/drawing/2014/chartex" xmlns:mc="http://schemas.openxmlformats.org/markup-compatibility/2006" xmlns:o="urn:schemas-microsoft-com:office:office" xmlns:r="http://schemas.openxmlformats.org/officeDocument/2006/relationships" xmlns:m="http://schemas.openxmlformats.org/officeDocument/2006/math" xmlns:v="urn:schemas-microsoft-com:vml" xmlns:wp14="http://schemas.microsoft.com/office/word/2010/wordprocessingDrawing" xmlns:wp="http://schemas.openxmlformats.org/drawingml/2006/wordprocessingDrawing" xmlns:w10="urn:schemas-microsoft-com:office:word" xmlns:w="http://schemas.openxmlformats.org/wordprocessingml/2006/main" xmlns:w14="http://schemas.microsoft.com/office/word/2010/wordml" xmlns:w15="http://schemas.microsoft.com/office/word/2012/wordml" xmlns:w16se="http://schemas.microsoft.com/office/word/2015/wordml/symex" xmlns:wpg="http://schemas.microsoft.com/office/word/2010/wordprocessingGroup" xmlns:wpi="http://schemas.microsoft.com/office/word/2010/wordprocessingInk" xmlns:wne="http://schemas.microsoft.com/office/word/2006/wordml" xmlns:wps="http://schemas.microsoft.com/office/word/2010/wordprocessingShape" mc:Ignorable="w14 w15 w16se wp14">
   <w:p>
     <w:pPr>
@@ -16824,7 +14959,7 @@
         <w:sz w:val="16"/>
         <w:szCs w:val="16"/>
       </w:rPr>
-      <w:t>3</w:t>
+      <w:t>14</w:t>
     </w:r>
     <w:r>
       <w:rPr>
@@ -16854,6 +14989,16 @@
 </w:ftr>
 </file>
 
+<file path=word/footer3.xml><?xml version="1.0" encoding="utf-8"?>
+<w:ftr xmlns:wpc="http://schemas.microsoft.com/office/word/2010/wordprocessingCanvas" xmlns:cx="http://schemas.microsoft.com/office/drawing/2014/chartex" xmlns:mc="http://schemas.openxmlformats.org/markup-compatibility/2006" xmlns:o="urn:schemas-microsoft-com:office:office" xmlns:r="http://schemas.openxmlformats.org/officeDocument/2006/relationships" xmlns:m="http://schemas.openxmlformats.org/officeDocument/2006/math" xmlns:v="urn:schemas-microsoft-com:vml" xmlns:wp14="http://schemas.microsoft.com/office/word/2010/wordprocessingDrawing" xmlns:wp="http://schemas.openxmlformats.org/drawingml/2006/wordprocessingDrawing" xmlns:w10="urn:schemas-microsoft-com:office:word" xmlns:w="http://schemas.openxmlformats.org/wordprocessingml/2006/main" xmlns:w14="http://schemas.microsoft.com/office/word/2010/wordml" xmlns:w15="http://schemas.microsoft.com/office/word/2012/wordml" xmlns:w16se="http://schemas.microsoft.com/office/word/2015/wordml/symex" xmlns:wpg="http://schemas.microsoft.com/office/word/2010/wordprocessingGroup" xmlns:wpi="http://schemas.microsoft.com/office/word/2010/wordprocessingInk" xmlns:wne="http://schemas.microsoft.com/office/word/2006/wordml" xmlns:wps="http://schemas.microsoft.com/office/word/2010/wordprocessingShape" mc:Ignorable="w14 w15 w16se wp14">
+  <w:p>
+    <w:pPr>
+      <w:pStyle w:val="aa"/>
+    </w:pPr>
+  </w:p>
+</w:ftr>
+</file>
+
 <file path=word/footnotes.xml><?xml version="1.0" encoding="utf-8"?>
 <w:footnotes xmlns:wpc="http://schemas.microsoft.com/office/word/2010/wordprocessingCanvas" xmlns:cx="http://schemas.microsoft.com/office/drawing/2014/chartex" xmlns:mc="http://schemas.openxmlformats.org/markup-compatibility/2006" xmlns:o="urn:schemas-microsoft-com:office:office" xmlns:r="http://schemas.openxmlformats.org/officeDocument/2006/relationships" xmlns:m="http://schemas.openxmlformats.org/officeDocument/2006/math" xmlns:v="urn:schemas-microsoft-com:vml" xmlns:wp14="http://schemas.microsoft.com/office/word/2010/wordprocessingDrawing" xmlns:wp="http://schemas.openxmlformats.org/drawingml/2006/wordprocessingDrawing" xmlns:w10="urn:schemas-microsoft-com:office:word" xmlns:w="http://schemas.openxmlformats.org/wordprocessingml/2006/main" xmlns:w14="http://schemas.microsoft.com/office/word/2010/wordml" xmlns:w15="http://schemas.microsoft.com/office/word/2012/wordml" xmlns:w16se="http://schemas.microsoft.com/office/word/2015/wordml/symex" xmlns:wpg="http://schemas.microsoft.com/office/word/2010/wordprocessingGroup" xmlns:wpi="http://schemas.microsoft.com/office/word/2010/wordprocessingInk" xmlns:wne="http://schemas.microsoft.com/office/word/2006/wordml" xmlns:wps="http://schemas.microsoft.com/office/word/2010/wordprocessingShape" mc:Ignorable="w14 w15 w16se wp14">
   <w:footnote w:type="separator" w:id="-1">
@@ -16880,6 +15025,16 @@
 </file>
 
 <file path=word/header1.xml><?xml version="1.0" encoding="utf-8"?>
+<w:hdr xmlns:wpc="http://schemas.microsoft.com/office/word/2010/wordprocessingCanvas" xmlns:cx="http://schemas.microsoft.com/office/drawing/2014/chartex" xmlns:mc="http://schemas.openxmlformats.org/markup-compatibility/2006" xmlns:o="urn:schemas-microsoft-com:office:office" xmlns:r="http://schemas.openxmlformats.org/officeDocument/2006/relationships" xmlns:m="http://schemas.openxmlformats.org/officeDocument/2006/math" xmlns:v="urn:schemas-microsoft-com:vml" xmlns:wp14="http://schemas.microsoft.com/office/word/2010/wordprocessingDrawing" xmlns:wp="http://schemas.openxmlformats.org/drawingml/2006/wordprocessingDrawing" xmlns:w10="urn:schemas-microsoft-com:office:word" xmlns:w="http://schemas.openxmlformats.org/wordprocessingml/2006/main" xmlns:w14="http://schemas.microsoft.com/office/word/2010/wordml" xmlns:w15="http://schemas.microsoft.com/office/word/2012/wordml" xmlns:w16se="http://schemas.microsoft.com/office/word/2015/wordml/symex" xmlns:wpg="http://schemas.microsoft.com/office/word/2010/wordprocessingGroup" xmlns:wpi="http://schemas.microsoft.com/office/word/2010/wordprocessingInk" xmlns:wne="http://schemas.microsoft.com/office/word/2006/wordml" xmlns:wps="http://schemas.microsoft.com/office/word/2010/wordprocessingShape" mc:Ignorable="w14 w15 w16se wp14">
+  <w:p>
+    <w:pPr>
+      <w:pStyle w:val="a8"/>
+    </w:pPr>
+  </w:p>
+</w:hdr>
+</file>
+
+<file path=word/header2.xml><?xml version="1.0" encoding="utf-8"?>
 <w:hdr xmlns:wpc="http://schemas.microsoft.com/office/word/2010/wordprocessingCanvas" xmlns:cx="http://schemas.microsoft.com/office/drawing/2014/chartex" xmlns:mc="http://schemas.openxmlformats.org/markup-compatibility/2006" xmlns:o="urn:schemas-microsoft-com:office:office" xmlns:r="http://schemas.openxmlformats.org/officeDocument/2006/relationships" xmlns:m="http://schemas.openxmlformats.org/officeDocument/2006/math" xmlns:v="urn:schemas-microsoft-com:vml" xmlns:wp14="http://schemas.microsoft.com/office/word/2010/wordprocessingDrawing" xmlns:wp="http://schemas.openxmlformats.org/drawingml/2006/wordprocessingDrawing" xmlns:w10="urn:schemas-microsoft-com:office:word" xmlns:w="http://schemas.openxmlformats.org/wordprocessingml/2006/main" xmlns:w14="http://schemas.microsoft.com/office/word/2010/wordml" xmlns:w15="http://schemas.microsoft.com/office/word/2012/wordml" xmlns:w16se="http://schemas.microsoft.com/office/word/2015/wordml/symex" xmlns:wpg="http://schemas.microsoft.com/office/word/2010/wordprocessingGroup" xmlns:wpi="http://schemas.microsoft.com/office/word/2010/wordprocessingInk" xmlns:wne="http://schemas.microsoft.com/office/word/2006/wordml" xmlns:wps="http://schemas.microsoft.com/office/word/2010/wordprocessingShape" mc:Ignorable="w14 w15 w16se wp14">
   <w:p>
     <w:pPr>
@@ -16910,6 +15065,16 @@
       </w:rPr>
       <w:t>网页零日漏洞分析报告</w:t>
     </w:r>
+  </w:p>
+</w:hdr>
+</file>
+
+<file path=word/header3.xml><?xml version="1.0" encoding="utf-8"?>
+<w:hdr xmlns:wpc="http://schemas.microsoft.com/office/word/2010/wordprocessingCanvas" xmlns:cx="http://schemas.microsoft.com/office/drawing/2014/chartex" xmlns:mc="http://schemas.openxmlformats.org/markup-compatibility/2006" xmlns:o="urn:schemas-microsoft-com:office:office" xmlns:r="http://schemas.openxmlformats.org/officeDocument/2006/relationships" xmlns:m="http://schemas.openxmlformats.org/officeDocument/2006/math" xmlns:v="urn:schemas-microsoft-com:vml" xmlns:wp14="http://schemas.microsoft.com/office/word/2010/wordprocessingDrawing" xmlns:wp="http://schemas.openxmlformats.org/drawingml/2006/wordprocessingDrawing" xmlns:w10="urn:schemas-microsoft-com:office:word" xmlns:w="http://schemas.openxmlformats.org/wordprocessingml/2006/main" xmlns:w14="http://schemas.microsoft.com/office/word/2010/wordml" xmlns:w15="http://schemas.microsoft.com/office/word/2012/wordml" xmlns:w16se="http://schemas.microsoft.com/office/word/2015/wordml/symex" xmlns:wpg="http://schemas.microsoft.com/office/word/2010/wordprocessingGroup" xmlns:wpi="http://schemas.microsoft.com/office/word/2010/wordprocessingInk" xmlns:wne="http://schemas.microsoft.com/office/word/2006/wordml" xmlns:wps="http://schemas.microsoft.com/office/word/2010/wordprocessingShape" mc:Ignorable="w14 w15 w16se wp14">
+  <w:p>
+    <w:pPr>
+      <w:pStyle w:val="a8"/>
+    </w:pPr>
   </w:p>
 </w:hdr>
 </file>
